--- a/_manuscript/proposal-2026-05-14.docx
+++ b/_manuscript/proposal-2026-05-14.docx
@@ -7,7 +7,7 @@
         <w:pStyle w:val="Title"/>
       </w:pPr>
       <w:r>
-        <w:t xml:space="preserve">Agency loops for students in an age of Agentic AI</w:t>
+        <w:t xml:space="preserve">Student agency-as-achieved in a changing world with Agentic AI</w:t>
       </w:r>
     </w:p>
     <w:bookmarkStart w:id="20" w:name="introduction"/>
@@ -24,17 +24,7 @@
         <w:pStyle w:val="FirstParagraph"/>
       </w:pPr>
       <w:r>
-        <w:rPr>
-          <w:i/>
-          <w:iCs/>
-        </w:rPr>
-        <w:t xml:space="preserve">“But Chat said this was a good solution”</w:t>
-      </w:r>
-      <w:r>
-        <w:t xml:space="preserve"> </w:t>
-      </w:r>
-      <w:r>
-        <w:t xml:space="preserve">is something I hear daily in a number of variations from my students, where Chat means ChatGPT or another chat-based LLM project. Students are learning to work with these systems more and more</w:t>
+        <w:t xml:space="preserve">Students are learning to work with Artificial Intelligence (AI) systems more and more</w:t>
       </w:r>
       <w:r>
         <w:t xml:space="preserve"> </w:t>
@@ -46,7 +36,7 @@
         <w:t xml:space="preserve"> </w:t>
       </w:r>
       <w:r>
-        <w:t xml:space="preserve">as AI is playing a bigger part in student’s academic work, school projects and school policy.</w:t>
+        <w:t xml:space="preserve">as AI is playing a bigger part in student’s academic work, school projects and school policy. Is this affecting their freedom to act?</w:t>
       </w:r>
     </w:p>
     <w:p>
@@ -54,44 +44,7 @@
         <w:pStyle w:val="BodyText"/>
       </w:pPr>
       <w:r>
-        <w:t xml:space="preserve">The freedom to act according to one’s own intention and volition is often described as agency, or a level of control</w:t>
-      </w:r>
-      <w:r>
-        <w:t xml:space="preserve"> </w:t>
-      </w:r>
-      <w:r>
-        <w:t xml:space="preserve">(Skinner, n.d.)</w:t>
-      </w:r>
-      <w:r>
-        <w:t xml:space="preserve">. It is this freedom that is described as</w:t>
-      </w:r>
-      <w:r>
-        <w:t xml:space="preserve"> </w:t>
-      </w:r>
-      <w:r>
-        <w:rPr>
-          <w:i/>
-          <w:iCs/>
-        </w:rPr>
-        <w:t xml:space="preserve">achieved agency</w:t>
-      </w:r>
-      <w:r>
-        <w:t xml:space="preserve"> </w:t>
-      </w:r>
-      <w:r>
-        <w:t xml:space="preserve">by</w:t>
-      </w:r>
-      <w:r>
-        <w:t xml:space="preserve"> </w:t>
-      </w:r>
-      <w:r>
-        <w:t xml:space="preserve">Biesta and Tedder (2007)</w:t>
-      </w:r>
-      <w:r>
-        <w:t xml:space="preserve"> </w:t>
-      </w:r>
-      <w:r>
-        <w:t xml:space="preserve">when it is</w:t>
+        <w:t xml:space="preserve">The freedom to act according to one’s own intention and volition is often described as</w:t>
       </w:r>
       <w:r>
         <w:t xml:space="preserve"> </w:t>
@@ -101,6 +54,41 @@
           <w:b/>
           <w:bCs/>
         </w:rPr>
+        <w:t xml:space="preserve">agency</w:t>
+      </w:r>
+      <w:r>
+        <w:t xml:space="preserve"> </w:t>
+      </w:r>
+      <w:r>
+        <w:t xml:space="preserve">(Skinner 1996)</w:t>
+      </w:r>
+      <w:r>
+        <w:t xml:space="preserve">. It is this freedom that is described as</w:t>
+      </w:r>
+      <w:r>
+        <w:t xml:space="preserve"> </w:t>
+      </w:r>
+      <w:r>
+        <w:rPr>
+          <w:i/>
+          <w:iCs/>
+        </w:rPr>
+        <w:t xml:space="preserve">achieved agency</w:t>
+      </w:r>
+      <w:r>
+        <w:t xml:space="preserve"> </w:t>
+      </w:r>
+      <w:r>
+        <w:t xml:space="preserve">when it is</w:t>
+      </w:r>
+      <w:r>
+        <w:t xml:space="preserve"> </w:t>
+      </w:r>
+      <w:r>
+        <w:rPr>
+          <w:b/>
+          <w:bCs/>
+        </w:rPr>
         <w:t xml:space="preserve">realised</w:t>
       </w:r>
       <w:r>
@@ -110,6 +98,12 @@
         <w:t xml:space="preserve">“through the active engagement of individuals with aspects of their contexts-for-action”</w:t>
       </w:r>
       <w:r>
+        <w:t xml:space="preserve"> </w:t>
+      </w:r>
+      <w:r>
+        <w:t xml:space="preserve">(Biesta and Tedder 2007)</w:t>
+      </w:r>
+      <w:r>
         <w:t xml:space="preserve">, that always exists in an temporal-relational</w:t>
       </w:r>
       <w:r>
@@ -145,16 +139,7 @@
         <w:t xml:space="preserve"> </w:t>
       </w:r>
       <w:r>
-        <w:t xml:space="preserve">is under pressure when systems circulate responsibility among human and non-human actors, creating</w:t>
-      </w:r>
-      <w:r>
-        <w:t xml:space="preserve"> </w:t>
-      </w:r>
-      <w:r>
-        <w:t xml:space="preserve">“agency loops”</w:t>
-      </w:r>
-      <w:r>
-        <w:t xml:space="preserve"> </w:t>
+        <w:t xml:space="preserve">is under pressure when systems circulate responsibility among human and non-human actors</w:t>
       </w:r>
       <w:r>
         <w:t xml:space="preserve">(Leonardi 2025)</w:t>
@@ -162,23 +147,28 @@
       <w:r>
         <w:t xml:space="preserve">.</w:t>
       </w:r>
-      <w:r>
-        <w:t xml:space="preserve"> </w:t>
-      </w:r>
-      <w:r>
-        <w:t xml:space="preserve">Sartre (1946)</w:t>
-      </w:r>
-      <w:r>
-        <w:t xml:space="preserve"> </w:t>
-      </w:r>
-      <w:r>
-        <w:t xml:space="preserve">said that our freedom</w:t>
-      </w:r>
-      <w:r>
-        <w:t xml:space="preserve"> </w:t>
-      </w:r>
-      <w:r>
-        <w:t xml:space="preserve">“depends entirely upon the freedom of others and that the freedom of others depends upon our own”</w:t>
+    </w:p>
+    <w:p>
+      <w:pPr>
+        <w:pStyle w:val="BodyText"/>
+      </w:pPr>
+      <w:r>
+        <w:t xml:space="preserve">The distinction between human and technological agency blurs with Agentic AI (AAI), as AAI can operate (semi-)autonomously and pursue complex goals with little human intervention</w:t>
+      </w:r>
+      <w:r>
+        <w:t xml:space="preserve"> </w:t>
+      </w:r>
+      <w:r>
+        <w:t xml:space="preserve">(Acharya, Kuppan, and Divya 2025)</w:t>
+      </w:r>
+      <w:r>
+        <w:t xml:space="preserve">. AAI uses instances of Generative AI (GenAI) interfacing with eachother creating seemingly autonomous and agentic systems, as a next step from the GenAI chat-platforms widely in use among students already</w:t>
+      </w:r>
+      <w:r>
+        <w:t xml:space="preserve"> </w:t>
+      </w:r>
+      <w:r>
+        <w:t xml:space="preserve">(Silvennoinen, Aksovaara, and Alanko-Turunen 2025)</w:t>
       </w:r>
       <w:r>
         <w:t xml:space="preserve">.</w:t>
@@ -189,50 +179,6 @@
         <w:pStyle w:val="BodyText"/>
       </w:pPr>
       <w:r>
-        <w:t xml:space="preserve">Over the last decade the question whether Artificial Intelligence (AI) itself exhibits agency has been debated</w:t>
-      </w:r>
-      <w:r>
-        <w:t xml:space="preserve"> </w:t>
-      </w:r>
-      <w:r>
-        <w:t xml:space="preserve">(Legaspi, He, and Toyoizumi 2019; Swanepoel 2021)</w:t>
-      </w:r>
-      <w:r>
-        <w:t xml:space="preserve">. This distinction between human and technological agency becomes more blurred with the emerging paradigm of Agentic AI (AAI), which is different to previous forms of AI such as Generative AI (GenAI), which we encounter in platforms like ChatGPT, Claude or Co-pilot</w:t>
-      </w:r>
-      <w:r>
-        <w:t xml:space="preserve"> </w:t>
-      </w:r>
-      <w:r>
-        <w:t xml:space="preserve">(Naik, Naik, and Naik 2024)</w:t>
-      </w:r>
-      <w:r>
-        <w:t xml:space="preserve">, because AAI can operate (semi-)autonomously and pursue complex goals with little human intervention</w:t>
-      </w:r>
-      <w:r>
-        <w:t xml:space="preserve"> </w:t>
-      </w:r>
-      <w:r>
-        <w:t xml:space="preserve">(Acharya, Kuppan, and Divya 2025)</w:t>
-      </w:r>
-      <w:r>
-        <w:t xml:space="preserve">. Both GenAI and AAI largely depend on recent developments in Large Language Models (LLMs). With AAI multiple instances of these GenAI-bots run in the background interfacing with eachother creating seemingly autonomous and agentic systems, as a evolutionary next step from the GenAI chat-platforms widely in use among students already</w:t>
-      </w:r>
-      <w:r>
-        <w:t xml:space="preserve"> </w:t>
-      </w:r>
-      <w:r>
-        <w:t xml:space="preserve">(Silvennoinen, Aksovaara, and Alanko-Turunen 2025; Dai 2025)</w:t>
-      </w:r>
-      <w:r>
-        <w:t xml:space="preserve">.</w:t>
-      </w:r>
-    </w:p>
-    <w:p>
-      <w:pPr>
-        <w:pStyle w:val="BodyText"/>
-      </w:pPr>
-      <w:r>
         <w:t xml:space="preserve">The</w:t>
       </w:r>
       <w:r>
@@ -381,15 +327,6 @@
       </w:r>
       <w:r>
         <w:t xml:space="preserve">(Latour 1994, 33)</w:t>
-      </w:r>
-      <w:r>
-        <w:t xml:space="preserve">. Regulation and policy fueled by ideology (both benefiting the few or the many) has been the driver for the direction this advancement would take us</w:t>
-      </w:r>
-      <w:r>
-        <w:t xml:space="preserve"> </w:t>
-      </w:r>
-      <w:r>
-        <w:t xml:space="preserve">(Johnson and Acemoglu 2023, 57)</w:t>
       </w:r>
       <w:r>
         <w:t xml:space="preserve">.</w:t>
@@ -450,7 +387,7 @@
         <w:pStyle w:val="FirstParagraph"/>
       </w:pPr>
       <w:r>
-        <w:t xml:space="preserve">Most literature focusing on AI is not (yet) mentioning AAI, but using GenAI, which is closely related as precursor to AAI paradigm that also utilizes LLMs. This firstly shows the need to further examine the phenomenon of AAI in relation to students. Secondly where GenAI is used in studies we can use as corollary for the type of results AAI.</w:t>
+        <w:t xml:space="preserve">Literature focusing on AAI is scarce, unlike the literature for GenAI, which is closely related as precursor to AAI. This shows the need to further examine the phenomenon of AAI in relation to students. Where GenAI is used in studies results can be used as corollary for the type of results for AAI.</w:t>
       </w:r>
     </w:p>
     <w:p>
@@ -473,40 +410,7 @@
         <w:t xml:space="preserve"> </w:t>
       </w:r>
       <w:r>
-        <w:t xml:space="preserve">(Dai 2025; Silvennoinen, Aksovaara, and Alanko-Turunen 2025; Suonpää, Heikkilä, and Dimkar 2024)</w:t>
-      </w:r>
-      <w:r>
-        <w:t xml:space="preserve">. The Human AI - Interaction framework suggested by</w:t>
-      </w:r>
-      <w:r>
-        <w:t xml:space="preserve"> </w:t>
-      </w:r>
-      <w:r>
-        <w:t xml:space="preserve">Sundar (2020)</w:t>
-      </w:r>
-      <w:r>
-        <w:t xml:space="preserve"> </w:t>
-      </w:r>
-      <w:r>
-        <w:t xml:space="preserve">incorporates agency, but mostly highlights interesting avenues to pursue rather than diving into topics such as: human and AI collaboration, the seeming either/or thinking of machine vs human agency; agency is seen as a</w:t>
-      </w:r>
-      <w:r>
-        <w:t xml:space="preserve"> </w:t>
-      </w:r>
-      <w:r>
-        <w:t xml:space="preserve">“mediating variable”</w:t>
-      </w:r>
-      <w:r>
-        <w:t xml:space="preserve"> </w:t>
-      </w:r>
-      <w:r>
-        <w:t xml:space="preserve">in the machine/human interaction</w:t>
-      </w:r>
-      <w:r>
-        <w:t xml:space="preserve"> </w:t>
-      </w:r>
-      <w:r>
-        <w:t xml:space="preserve">(Sundar 2020)</w:t>
+        <w:t xml:space="preserve">(Silvennoinen, Aksovaara, and Alanko-Turunen 2025)</w:t>
       </w:r>
       <w:r>
         <w:t xml:space="preserve">.</w:t>
@@ -517,7 +421,7 @@
         <w:pStyle w:val="BodyText"/>
       </w:pPr>
       <w:r>
-        <w:t xml:space="preserve">Agentic AI and AI goals in general, largely seem to focus on increasing abilities for models or replacing tedious tasks performed by humans. While research has been done about future projections of human agency in conjunction with AI in decision making</w:t>
+        <w:t xml:space="preserve">While research has been done about future projections of human agency in conjunction with AI in decision making</w:t>
       </w:r>
       <w:r>
         <w:t xml:space="preserve"> </w:t>
@@ -561,7 +465,7 @@
         <w:t xml:space="preserve"> </w:t>
       </w:r>
       <w:r>
-        <w:t xml:space="preserve">clarify that action flows from the values and beliefs of a person. This study will try to deepen understanding on this interplay of beliefs and agency realised in the context of Agentic AI among students. As action and belief tied together closely</w:t>
+        <w:t xml:space="preserve">clarify that action flows from the values and beliefs of a person. This study will try to deepen understanding on this interplay of beliefs and agency realised in the context of Agentic AI among students. As action and belief are tied together closely</w:t>
       </w:r>
       <w:r>
         <w:t xml:space="preserve"> </w:t>
@@ -577,7 +481,7 @@
       </w:r>
     </w:p>
     <w:bookmarkEnd w:id="21"/>
-    <w:bookmarkStart w:id="24" w:name="research-questions"/>
+    <w:bookmarkStart w:id="23" w:name="research-questions"/>
     <w:p>
       <w:pPr>
         <w:pStyle w:val="Heading2"/>
@@ -586,21 +490,12 @@
         <w:t xml:space="preserve">Research Questions</w:t>
       </w:r>
     </w:p>
-    <w:bookmarkStart w:id="23" w:name="main-research-question"/>
-    <w:p>
-      <w:pPr>
-        <w:pStyle w:val="Heading3"/>
-      </w:pPr>
-      <w:r>
-        <w:t xml:space="preserve">Main research question</w:t>
-      </w:r>
-    </w:p>
     <w:p>
       <w:pPr>
         <w:pStyle w:val="FirstParagraph"/>
       </w:pPr>
       <w:r>
-        <w:t xml:space="preserve">How is Agentic AI influencing the ecology in which agency-as-achieved can be enacted?</w:t>
+        <w:t xml:space="preserve">How is Agentic AI changing values and beliefs of students in the ecology in which agency-as-achieved can be enacted?</w:t>
       </w:r>
     </w:p>
     <w:bookmarkStart w:id="22" w:name="sub-questions"/>
@@ -633,7 +528,7 @@
         </w:numPr>
       </w:pPr>
       <w:r>
-        <w:t xml:space="preserve">How are prevalent beliefs disclosed within the ecology of achieved agency changing policy and teacher narratives because of AAI?</w:t>
+        <w:t xml:space="preserve">How are prevalent beliefs disclosed in policy and teacher narratives relevant to students because of AAI?</w:t>
       </w:r>
     </w:p>
     <w:p>
@@ -645,13 +540,12 @@
         </w:numPr>
       </w:pPr>
       <w:r>
-        <w:t xml:space="preserve">In what ways are students performing day-to-day tasks, by either conforming or subverting rules and restrictions?</w:t>
+        <w:t xml:space="preserve">In what ways are students performing academic and non-academic tasks, by either conforming or subverting rules and restrictions?</w:t>
       </w:r>
     </w:p>
     <w:bookmarkEnd w:id="22"/>
     <w:bookmarkEnd w:id="23"/>
-    <w:bookmarkEnd w:id="24"/>
-    <w:bookmarkStart w:id="89" w:name="methodology"/>
+    <w:bookmarkStart w:id="29" w:name="methodology"/>
     <w:p>
       <w:pPr>
         <w:pStyle w:val="Heading2"/>
@@ -769,7 +663,7 @@
               <w:pStyle w:val="Compact"/>
             </w:pPr>
             <w:r>
-              <w:t xml:space="preserve">n = 6</w:t>
+              <w:t xml:space="preserve">n = 6 / n ~ 200</w:t>
             </w:r>
           </w:p>
         </w:tc>
@@ -793,7 +687,7 @@
               <w:pStyle w:val="Compact"/>
             </w:pPr>
             <w:r>
-              <w:t xml:space="preserve">How are prevalent beliefs disclosed within the ecology of achieved agency changing policy and teacher narratives because of AAI?</w:t>
+              <w:t xml:space="preserve">How are prevalent beliefs disclosed in policy and teacher narratives relevant to students because of AAI?</w:t>
             </w:r>
           </w:p>
         </w:tc>
@@ -839,7 +733,7 @@
               <w:pStyle w:val="Compact"/>
             </w:pPr>
             <w:r>
-              <w:t xml:space="preserve">In what ways are students performing day-to-day tasks, by either conforming or subverting rules and restrictions?</w:t>
+              <w:t xml:space="preserve">In what ways are students performing academic and non-academic tasks, by either conforming or subverting rules and restrictions?</w:t>
             </w:r>
           </w:p>
         </w:tc>
@@ -861,19 +755,29 @@
               <w:pStyle w:val="Compact"/>
             </w:pPr>
             <w:r>
-              <w:t xml:space="preserve">n = 5-8 for interviews n ~ 200 for surveys</w:t>
+              <w:t xml:space="preserve">n = 5-8 for interviews n ~ 40 for self-report cards</w:t>
             </w:r>
           </w:p>
         </w:tc>
       </w:tr>
     </w:tbl>
-    <w:bookmarkStart w:id="25" w:name="rq1-systematic-literature-review"/>
+    <w:bookmarkStart w:id="24" w:name="rq1-thematic-analysis-and-umt"/>
     <w:p>
       <w:pPr>
         <w:pStyle w:val="Heading3"/>
       </w:pPr>
       <w:r>
-        <w:t xml:space="preserve">RQ1: Systematic Literature Review</w:t>
+        <w:t xml:space="preserve">RQ1: Thematic Analysis and UMT</w:t>
+      </w:r>
+    </w:p>
+    <w:bookmarkEnd w:id="24"/>
+    <w:bookmarkStart w:id="25" w:name="analysis"/>
+    <w:p>
+      <w:pPr>
+        <w:pStyle w:val="Heading3"/>
+      </w:pPr>
+      <w:r>
+        <w:t xml:space="preserve">Analysis</w:t>
       </w:r>
     </w:p>
     <w:p>
@@ -1154,11 +1058,28 @@
         <w:pStyle w:val="BodyText"/>
       </w:pPr>
       <w:r>
-        <w:t xml:space="preserve">Besides school policy, I will sit in in classes to discover what beliefs are disclosed in teacher narratives concerning Agentic AI or GenAI.</w:t>
+        <w:t xml:space="preserve">Besides investigating school policy, I will collect in-class field notes, transcripts of audio-recorded lectures and classroom talk, i.e. when students and teachers interact with each other in the classroom, and interviews with teachers.</w:t>
+      </w:r>
+    </w:p>
+    <w:p>
+      <w:pPr>
+        <w:pStyle w:val="BodyText"/>
+      </w:pPr>
+      <w:r>
+        <w:t xml:space="preserve">To analyze this data I will codify the texts, look for synonyms and highlight recurring normative statements on the use of or the prevalence of AI technologies. Rereading the text can illicit patterns beyond just the words being said</w:t>
+      </w:r>
+      <w:r>
+        <w:t xml:space="preserve"> </w:t>
+      </w:r>
+      <w:r>
+        <w:t xml:space="preserve">(Brooks 2016)</w:t>
+      </w:r>
+      <w:r>
+        <w:t xml:space="preserve">.</w:t>
       </w:r>
     </w:p>
     <w:bookmarkEnd w:id="26"/>
-    <w:bookmarkStart w:id="88" w:name="rq3-mixed-method"/>
+    <w:bookmarkStart w:id="27" w:name="rq3-mixed-method"/>
     <w:p>
       <w:pPr>
         <w:pStyle w:val="Heading3"/>
@@ -1172,11 +1093,113 @@
         <w:pStyle w:val="FirstParagraph"/>
       </w:pPr>
       <w:r>
-        <w:t xml:space="preserve">To find out where and how this impacts students lives I want to follow the day-to-day tasks of a small number of students to find out where Agentic AI is confronting students with its actions. I will interview a small group of students to uncover what comonalities among students can be found.</w:t>
-      </w:r>
-    </w:p>
-    <w:bookmarkStart w:id="87" w:name="refs"/>
-    <w:bookmarkStart w:id="28" w:name="ref-acharyaAgentic2025"/>
+        <w:t xml:space="preserve">To find out where and how this impacts students lives I want to follow the academic and non-academic tasks of a small number of students to find out where AAI / GenAI is confronting students with its actions. Similar to what</w:t>
+      </w:r>
+      <w:r>
+        <w:t xml:space="preserve"> </w:t>
+      </w:r>
+      <w:r>
+        <w:t xml:space="preserve">Ferrari and Scher (2000)</w:t>
+      </w:r>
+      <w:r>
+        <w:t xml:space="preserve"> </w:t>
+      </w:r>
+      <w:r>
+        <w:t xml:space="preserve">did concerning tasks and procrastination only focusing not on task completion but on whether tasks are affected by AAI / GenAI and how students feel about this.</w:t>
+      </w:r>
+    </w:p>
+    <w:p>
+      <w:pPr>
+        <w:pStyle w:val="BodyText"/>
+      </w:pPr>
+      <w:r>
+        <w:t xml:space="preserve">Students in project education will be asked to write down three tasks that they intend to complete for five consecutive days and will be asked to score along different dimensions how AAI / GenAI is affecting their completion of the task and how students deal with restrictions laid upon by school policy or assignment rules.</w:t>
+      </w:r>
+    </w:p>
+    <w:p>
+      <w:pPr>
+        <w:pStyle w:val="BodyText"/>
+      </w:pPr>
+      <w:r>
+        <w:t xml:space="preserve">The analysis would then consist of comparing tasks among these dimensions, to categorize the type of tasks, their importance to the subject and to compare tasks and scoring between subjects in which way they subvert or conform to the rules.</w:t>
+      </w:r>
+    </w:p>
+    <w:p>
+      <w:pPr>
+        <w:pStyle w:val="BodyText"/>
+      </w:pPr>
+      <w:r>
+        <w:t xml:space="preserve">Before doing this I would like to interview a small group of students to determine which kind of tasks and dimensions would make the most sense and what kind of AAI or GenAI tools are relevant to ask about. For the questions and categories questions from Sense of Agency-scale (SoAS) developed by</w:t>
+      </w:r>
+      <w:r>
+        <w:t xml:space="preserve"> </w:t>
+      </w:r>
+      <w:r>
+        <w:t xml:space="preserve">Tapal, Oren, and Eitam (2017)</w:t>
+      </w:r>
+      <w:r>
+        <w:t xml:space="preserve"> </w:t>
+      </w:r>
+      <w:r>
+        <w:t xml:space="preserve">will be adapted.</w:t>
+      </w:r>
+    </w:p>
+    <w:bookmarkEnd w:id="27"/>
+    <w:bookmarkStart w:id="28" w:name="sampling-and-data-collection"/>
+    <w:p>
+      <w:pPr>
+        <w:pStyle w:val="Heading3"/>
+      </w:pPr>
+      <w:r>
+        <w:t xml:space="preserve">Sampling and data collection</w:t>
+      </w:r>
+    </w:p>
+    <w:p>
+      <w:pPr>
+        <w:pStyle w:val="FirstParagraph"/>
+      </w:pPr>
+      <w:r>
+        <w:t xml:space="preserve">As mentioned above the initial interviews will be conducted among a group of students. To come with a representative view of students I will seek out students in different areas of expertise. Within our institute of the HAN there are students that follow programs for law, economics, teaching, medical professions, building engineering, informatics amongst others. And in different years. For the first interviews it will be difficult to distritube this evenly.</w:t>
+      </w:r>
+    </w:p>
+    <w:p>
+      <w:pPr>
+        <w:pStyle w:val="BodyText"/>
+      </w:pPr>
+      <w:r>
+        <w:t xml:space="preserve">For the surveys I will go through student organizations for the different fields of expertise, which have closer relationships with students, to be able to distribute widely as well as to acquire a large number of respondents. Within the insitute there are about 30.000 students that are working on a bachelor-diploma, so it would seem feasible to come with enough respondents even if only 1% of active students respond.</w:t>
+      </w:r>
+    </w:p>
+    <w:p>
+      <w:pPr>
+        <w:pStyle w:val="BodyText"/>
+      </w:pPr>
+      <w:r>
+        <w:t xml:space="preserve">For the mixed-method analysis a reward system would make sense as students would be spending quite some time on their task cards similar to the research performed by</w:t>
+      </w:r>
+      <w:r>
+        <w:t xml:space="preserve"> </w:t>
+      </w:r>
+      <w:r>
+        <w:t xml:space="preserve">Ferrari and Scher (2000)</w:t>
+      </w:r>
+      <w:r>
+        <w:t xml:space="preserve">.</w:t>
+      </w:r>
+    </w:p>
+    <w:bookmarkEnd w:id="28"/>
+    <w:bookmarkEnd w:id="29"/>
+    <w:bookmarkStart w:id="83" w:name="references"/>
+    <w:p>
+      <w:pPr>
+        <w:pStyle w:val="Heading2"/>
+      </w:pPr>
+      <w:r>
+        <w:t xml:space="preserve">References</w:t>
+      </w:r>
+    </w:p>
+    <w:bookmarkStart w:id="82" w:name="refs"/>
+    <w:bookmarkStart w:id="31" w:name="ref-acharyaAgentic2025"/>
     <w:p>
       <w:pPr>
         <w:pStyle w:val="Bibliography"/>
@@ -1230,7 +1253,7 @@
       <w:r>
         <w:t xml:space="preserve"> </w:t>
       </w:r>
-      <w:hyperlink r:id="rId27">
+      <w:hyperlink r:id="rId30">
         <w:r>
           <w:rPr>
             <w:rStyle w:val="Hyperlink"/>
@@ -1242,8 +1265,8 @@
         <w:t xml:space="preserve">.</w:t>
       </w:r>
     </w:p>
-    <w:bookmarkEnd w:id="28"/>
-    <w:bookmarkStart w:id="29" w:name="ref-arora2024pessimism"/>
+    <w:bookmarkEnd w:id="31"/>
+    <w:bookmarkStart w:id="32" w:name="ref-arora2024pessimism"/>
     <w:p>
       <w:pPr>
         <w:pStyle w:val="Bibliography"/>
@@ -1321,8 +1344,8 @@
         <w:t xml:space="preserve">. MIT Press.</w:t>
       </w:r>
     </w:p>
-    <w:bookmarkEnd w:id="29"/>
-    <w:bookmarkStart w:id="30" w:name="ref-biestaHowAgencyPossible"/>
+    <w:bookmarkEnd w:id="32"/>
+    <w:bookmarkStart w:id="33" w:name="ref-biestaHowAgencyPossible"/>
     <w:p>
       <w:pPr>
         <w:pStyle w:val="Bibliography"/>
@@ -1355,8 +1378,8 @@
         <w:t xml:space="preserve">Working paper 5. The Learning Lives project.</w:t>
       </w:r>
     </w:p>
-    <w:bookmarkEnd w:id="30"/>
-    <w:bookmarkStart w:id="32" w:name="ref-biestaAgencyLearningLifecourse2007"/>
+    <w:bookmarkEnd w:id="33"/>
+    <w:bookmarkStart w:id="35" w:name="ref-biestaAgencyLearningLifecourse2007"/>
     <w:p>
       <w:pPr>
         <w:pStyle w:val="Bibliography"/>
@@ -1401,7 +1424,7 @@
       <w:r>
         <w:t xml:space="preserve"> </w:t>
       </w:r>
-      <w:hyperlink r:id="rId31">
+      <w:hyperlink r:id="rId34">
         <w:r>
           <w:rPr>
             <w:rStyle w:val="Hyperlink"/>
@@ -1413,8 +1436,8 @@
         <w:t xml:space="preserve">.</w:t>
       </w:r>
     </w:p>
-    <w:bookmarkEnd w:id="32"/>
-    <w:bookmarkStart w:id="34" w:name="Xe6339352c057cc1e12730427ce743f216b81d1b"/>
+    <w:bookmarkEnd w:id="35"/>
+    <w:bookmarkStart w:id="37" w:name="Xe6339352c057cc1e12730427ce743f216b81d1b"/>
     <w:p>
       <w:pPr>
         <w:pStyle w:val="Bibliography"/>
@@ -1456,7 +1479,7 @@
       <w:r>
         <w:t xml:space="preserve"> </w:t>
       </w:r>
-      <w:hyperlink r:id="rId33">
+      <w:hyperlink r:id="rId36">
         <w:r>
           <w:rPr>
             <w:rStyle w:val="Hyperlink"/>
@@ -1468,8 +1491,8 @@
         <w:t xml:space="preserve">.</w:t>
       </w:r>
     </w:p>
-    <w:bookmarkEnd w:id="34"/>
-    <w:bookmarkStart w:id="35" w:name="ref-braun2021thematic"/>
+    <w:bookmarkEnd w:id="37"/>
+    <w:bookmarkStart w:id="38" w:name="ref-braun2021thematic"/>
     <w:p>
       <w:pPr>
         <w:pStyle w:val="Bibliography"/>
@@ -1497,13 +1520,107 @@
         <w:t xml:space="preserve">.</w:t>
       </w:r>
     </w:p>
-    <w:bookmarkEnd w:id="35"/>
-    <w:bookmarkStart w:id="37" w:name="ref-Cui2023"/>
+    <w:bookmarkEnd w:id="38"/>
+    <w:bookmarkStart w:id="40" w:name="ref-brooksRolePowerRitual2016"/>
     <w:p>
       <w:pPr>
         <w:pStyle w:val="Bibliography"/>
       </w:pPr>
       <w:r>
+        <w:t xml:space="preserve">Brooks, Catherine F. 2016.</w:t>
+      </w:r>
+      <w:r>
+        <w:t xml:space="preserve"> </w:t>
+      </w:r>
+      <w:r>
+        <w:t xml:space="preserve">“Role,</w:t>
+      </w:r>
+      <w:r>
+        <w:t xml:space="preserve"> </w:t>
+      </w:r>
+      <w:r>
+        <w:t xml:space="preserve">Power</w:t>
+      </w:r>
+      <w:r>
+        <w:t xml:space="preserve">,</w:t>
+      </w:r>
+      <w:r>
+        <w:t xml:space="preserve"> </w:t>
+      </w:r>
+      <w:r>
+        <w:t xml:space="preserve">Ritual</w:t>
+      </w:r>
+      <w:r>
+        <w:t xml:space="preserve">, and</w:t>
+      </w:r>
+      <w:r>
+        <w:t xml:space="preserve"> </w:t>
+      </w:r>
+      <w:r>
+        <w:t xml:space="preserve">Resistance</w:t>
+      </w:r>
+      <w:r>
+        <w:t xml:space="preserve">:</w:t>
+      </w:r>
+      <w:r>
+        <w:t xml:space="preserve"> </w:t>
+      </w:r>
+      <w:r>
+        <w:t xml:space="preserve">A Critical Discourse Analysis</w:t>
+      </w:r>
+      <w:r>
+        <w:t xml:space="preserve"> </w:t>
+      </w:r>
+      <w:r>
+        <w:t xml:space="preserve">of</w:t>
+      </w:r>
+      <w:r>
+        <w:t xml:space="preserve"> </w:t>
+      </w:r>
+      <w:r>
+        <w:t xml:space="preserve">College Classroom Talk</w:t>
+      </w:r>
+      <w:r>
+        <w:t xml:space="preserve">.”</w:t>
+      </w:r>
+      <w:r>
+        <w:t xml:space="preserve"> </w:t>
+      </w:r>
+      <w:r>
+        <w:rPr>
+          <w:i/>
+          <w:iCs/>
+        </w:rPr>
+        <w:t xml:space="preserve">Western Journal of Communication</w:t>
+      </w:r>
+      <w:r>
+        <w:t xml:space="preserve"> </w:t>
+      </w:r>
+      <w:r>
+        <w:t xml:space="preserve">80 (3): 348–69.</w:t>
+      </w:r>
+      <w:r>
+        <w:t xml:space="preserve"> </w:t>
+      </w:r>
+      <w:hyperlink r:id="rId39">
+        <w:r>
+          <w:rPr>
+            <w:rStyle w:val="Hyperlink"/>
+          </w:rPr>
+          <w:t xml:space="preserve">https://doi.org/10.1080/10570314.2015.1098723</w:t>
+        </w:r>
+      </w:hyperlink>
+      <w:r>
+        <w:t xml:space="preserve">.</w:t>
+      </w:r>
+    </w:p>
+    <w:bookmarkEnd w:id="40"/>
+    <w:bookmarkStart w:id="42" w:name="ref-Cui2023"/>
+    <w:p>
+      <w:pPr>
+        <w:pStyle w:val="Bibliography"/>
+      </w:pPr>
+      <w:r>
         <w:t xml:space="preserve">Cui, Qi, Joshua P. Le, Albert Chai, Andrew S. Lee Without Orcid, Jitarth Sheth Without Orcid, Kevin Banh Without Orcid, Priya Pahal Without Orcid, Katherine Ly Without Orcid, and Stanley M. Lo. 2023.</w:t>
       </w:r>
       <w:r>
@@ -1549,7 +1666,7 @@
       <w:r>
         <w:t xml:space="preserve"> </w:t>
       </w:r>
-      <w:hyperlink r:id="rId36">
+      <w:hyperlink r:id="rId41">
         <w:r>
           <w:rPr>
             <w:rStyle w:val="Hyperlink"/>
@@ -1561,80 +1678,13 @@
         <w:t xml:space="preserve">.</w:t>
       </w:r>
     </w:p>
-    <w:bookmarkEnd w:id="37"/>
-    <w:bookmarkStart w:id="39" w:name="ref-daiWhyStudentsUse2025"/>
+    <w:bookmarkEnd w:id="42"/>
+    <w:bookmarkStart w:id="44" w:name="ref-emirbayerWhatAgency1998"/>
     <w:p>
       <w:pPr>
         <w:pStyle w:val="Bibliography"/>
       </w:pPr>
       <w:r>
-        <w:t xml:space="preserve">Dai, Yun. 2025.</w:t>
-      </w:r>
-      <w:r>
-        <w:t xml:space="preserve"> </w:t>
-      </w:r>
-      <w:r>
-        <w:t xml:space="preserve">“Why Students Use or Not Use Generative</w:t>
-      </w:r>
-      <w:r>
-        <w:t xml:space="preserve"> </w:t>
-      </w:r>
-      <w:r>
-        <w:t xml:space="preserve">AI</w:t>
-      </w:r>
-      <w:r>
-        <w:t xml:space="preserve">:</w:t>
-      </w:r>
-      <w:r>
-        <w:t xml:space="preserve"> </w:t>
-      </w:r>
-      <w:r>
-        <w:t xml:space="preserve">Student</w:t>
-      </w:r>
-      <w:r>
-        <w:t xml:space="preserve"> </w:t>
-      </w:r>
-      <w:r>
-        <w:t xml:space="preserve">Conceptions, Concerns, and Implications for Engineering Education.”</w:t>
-      </w:r>
-      <w:r>
-        <w:t xml:space="preserve"> </w:t>
-      </w:r>
-      <w:r>
-        <w:rPr>
-          <w:i/>
-          <w:iCs/>
-        </w:rPr>
-        <w:t xml:space="preserve">Digital Engineering</w:t>
-      </w:r>
-      <w:r>
-        <w:t xml:space="preserve"> </w:t>
-      </w:r>
-      <w:r>
-        <w:t xml:space="preserve">4 (March): 100019.</w:t>
-      </w:r>
-      <w:r>
-        <w:t xml:space="preserve"> </w:t>
-      </w:r>
-      <w:hyperlink r:id="rId38">
-        <w:r>
-          <w:rPr>
-            <w:rStyle w:val="Hyperlink"/>
-          </w:rPr>
-          <w:t xml:space="preserve">https://doi.org/10.1016/j.dte.2024.100019</w:t>
-        </w:r>
-      </w:hyperlink>
-      <w:r>
-        <w:t xml:space="preserve">.</w:t>
-      </w:r>
-    </w:p>
-    <w:bookmarkEnd w:id="39"/>
-    <w:bookmarkStart w:id="41" w:name="ref-emirbayerWhatAgency1998"/>
-    <w:p>
-      <w:pPr>
-        <w:pStyle w:val="Bibliography"/>
-      </w:pPr>
-      <w:r>
         <w:t xml:space="preserve">Emirbayer, Mustafa, and Ann Mische. 1998.</w:t>
       </w:r>
       <w:r>
@@ -1671,7 +1721,7 @@
       <w:r>
         <w:t xml:space="preserve"> </w:t>
       </w:r>
-      <w:hyperlink r:id="rId40">
+      <w:hyperlink r:id="rId43">
         <w:r>
           <w:rPr>
             <w:rStyle w:val="Hyperlink"/>
@@ -1683,8 +1733,8 @@
         <w:t xml:space="preserve">.</w:t>
       </w:r>
     </w:p>
-    <w:bookmarkEnd w:id="41"/>
-    <w:bookmarkStart w:id="42" w:name="ref-fairclough2013critical"/>
+    <w:bookmarkEnd w:id="44"/>
+    <w:bookmarkStart w:id="45" w:name="ref-fairclough2013critical"/>
     <w:p>
       <w:pPr>
         <w:pStyle w:val="Bibliography"/>
@@ -1734,13 +1784,71 @@
         <w:t xml:space="preserve">. Routledge.</w:t>
       </w:r>
     </w:p>
-    <w:bookmarkEnd w:id="42"/>
-    <w:bookmarkStart w:id="43" w:name="ref-Foucault1980TruthPower"/>
+    <w:bookmarkEnd w:id="45"/>
+    <w:bookmarkStart w:id="47" w:name="Xda379dee5a89e1beac07a0fbad105be620f8655"/>
     <w:p>
       <w:pPr>
         <w:pStyle w:val="Bibliography"/>
       </w:pPr>
       <w:r>
+        <w:t xml:space="preserve">Ferrari, Joseph R., and Steven J. Scher. 2000.</w:t>
+      </w:r>
+      <w:r>
+        <w:t xml:space="preserve"> </w:t>
+      </w:r>
+      <w:r>
+        <w:t xml:space="preserve">“Toward an Understanding of Academic and Nonacademic Tasks Procrastinated by Students:</w:t>
+      </w:r>
+      <w:r>
+        <w:t xml:space="preserve"> </w:t>
+      </w:r>
+      <w:r>
+        <w:t xml:space="preserve">The</w:t>
+      </w:r>
+      <w:r>
+        <w:t xml:space="preserve"> </w:t>
+      </w:r>
+      <w:r>
+        <w:t xml:space="preserve">Use of Daily Logs.”</w:t>
+      </w:r>
+      <w:r>
+        <w:t xml:space="preserve"> </w:t>
+      </w:r>
+      <w:r>
+        <w:rPr>
+          <w:i/>
+          <w:iCs/>
+        </w:rPr>
+        <w:t xml:space="preserve">Psychology in the Schools</w:t>
+      </w:r>
+      <w:r>
+        <w:t xml:space="preserve"> </w:t>
+      </w:r>
+      <w:r>
+        <w:t xml:space="preserve">37 (4): 359–66.</w:t>
+      </w:r>
+      <w:r>
+        <w:t xml:space="preserve"> </w:t>
+      </w:r>
+      <w:hyperlink r:id="rId46">
+        <w:r>
+          <w:rPr>
+            <w:rStyle w:val="Hyperlink"/>
+          </w:rPr>
+          <w:t xml:space="preserve">https://doi.org/10.1002/1520-6807(200007)37:4&lt;367::AID-PITS7&gt;3.0.CO;2-Y</w:t>
+        </w:r>
+      </w:hyperlink>
+      <w:r>
+        <w:t xml:space="preserve">.</w:t>
+      </w:r>
+    </w:p>
+    <w:bookmarkEnd w:id="47"/>
+    <w:bookmarkStart w:id="48" w:name="ref-Foucault1980TruthPower"/>
+    <w:p>
+      <w:pPr>
+        <w:pStyle w:val="Bibliography"/>
+      </w:pPr>
+      <w:r>
         <w:t xml:space="preserve">Foucault, Michel. 1980.</w:t>
       </w:r>
       <w:r>
@@ -1797,8 +1905,8 @@
         <w:t xml:space="preserve">, edited by Colin Gordon, 109–33. New York: Pantheon Books.</w:t>
       </w:r>
     </w:p>
-    <w:bookmarkEnd w:id="43"/>
-    <w:bookmarkStart w:id="45" w:name="ref-guestUncriticalAdoptionAI2025"/>
+    <w:bookmarkEnd w:id="48"/>
+    <w:bookmarkStart w:id="50" w:name="ref-guestUncriticalAdoptionAI2025"/>
     <w:p>
       <w:pPr>
         <w:pStyle w:val="Bibliography"/>
@@ -1860,7 +1968,7 @@
       <w:r>
         <w:t xml:space="preserve"> </w:t>
       </w:r>
-      <w:hyperlink r:id="rId44">
+      <w:hyperlink r:id="rId49">
         <w:r>
           <w:rPr>
             <w:rStyle w:val="Hyperlink"/>
@@ -1872,8 +1980,8 @@
         <w:t xml:space="preserve">.</w:t>
       </w:r>
     </w:p>
-    <w:bookmarkEnd w:id="45"/>
-    <w:bookmarkStart w:id="47" w:name="ref-heyndelsTechnologyNeutrality2023"/>
+    <w:bookmarkEnd w:id="50"/>
+    <w:bookmarkStart w:id="52" w:name="ref-heyndelsTechnologyNeutrality2023"/>
     <w:p>
       <w:pPr>
         <w:pStyle w:val="Bibliography"/>
@@ -1915,7 +2023,7 @@
       <w:r>
         <w:t xml:space="preserve"> </w:t>
       </w:r>
-      <w:hyperlink r:id="rId46">
+      <w:hyperlink r:id="rId51">
         <w:r>
           <w:rPr>
             <w:rStyle w:val="Hyperlink"/>
@@ -1927,99 +2035,13 @@
         <w:t xml:space="preserve">.</w:t>
       </w:r>
     </w:p>
-    <w:bookmarkEnd w:id="47"/>
-    <w:bookmarkStart w:id="48" w:name="ref-johnsonPowerProgressOur2023"/>
+    <w:bookmarkEnd w:id="52"/>
+    <w:bookmarkStart w:id="54" w:name="ref-kramerTeachersBeliefsComponent2019"/>
     <w:p>
       <w:pPr>
         <w:pStyle w:val="Bibliography"/>
       </w:pPr>
       <w:r>
-        <w:t xml:space="preserve">Johnson, Simon, and Daron Acemoglu. 2023.</w:t>
-      </w:r>
-      <w:r>
-        <w:t xml:space="preserve"> </w:t>
-      </w:r>
-      <w:r>
-        <w:rPr>
-          <w:i/>
-          <w:iCs/>
-        </w:rPr>
-        <w:t xml:space="preserve">Power and</w:t>
-      </w:r>
-      <w:r>
-        <w:rPr>
-          <w:i/>
-          <w:iCs/>
-        </w:rPr>
-        <w:t xml:space="preserve"> </w:t>
-      </w:r>
-      <w:r>
-        <w:rPr>
-          <w:i/>
-          <w:iCs/>
-        </w:rPr>
-        <w:t xml:space="preserve">Progress</w:t>
-      </w:r>
-      <w:r>
-        <w:rPr>
-          <w:i/>
-          <w:iCs/>
-        </w:rPr>
-        <w:t xml:space="preserve">:</w:t>
-      </w:r>
-      <w:r>
-        <w:rPr>
-          <w:i/>
-          <w:iCs/>
-        </w:rPr>
-        <w:t xml:space="preserve"> </w:t>
-      </w:r>
-      <w:r>
-        <w:rPr>
-          <w:i/>
-          <w:iCs/>
-        </w:rPr>
-        <w:t xml:space="preserve">Our Thousand-Year Struggle Over Technology</w:t>
-      </w:r>
-      <w:r>
-        <w:rPr>
-          <w:i/>
-          <w:iCs/>
-        </w:rPr>
-        <w:t xml:space="preserve"> </w:t>
-      </w:r>
-      <w:r>
-        <w:rPr>
-          <w:i/>
-          <w:iCs/>
-        </w:rPr>
-        <w:t xml:space="preserve">and</w:t>
-      </w:r>
-      <w:r>
-        <w:rPr>
-          <w:i/>
-          <w:iCs/>
-        </w:rPr>
-        <w:t xml:space="preserve"> </w:t>
-      </w:r>
-      <w:r>
-        <w:rPr>
-          <w:i/>
-          <w:iCs/>
-        </w:rPr>
-        <w:t xml:space="preserve">Prosperity</w:t>
-      </w:r>
-      <w:r>
-        <w:t xml:space="preserve">. Hachette UK.</w:t>
-      </w:r>
-    </w:p>
-    <w:bookmarkEnd w:id="48"/>
-    <w:bookmarkStart w:id="50" w:name="ref-kramerTeachersBeliefsComponent2019"/>
-    <w:p>
-      <w:pPr>
-        <w:pStyle w:val="Bibliography"/>
-      </w:pPr>
-      <w:r>
         <w:t xml:space="preserve">Kramer, Martin, and Ritva Engeström. 2019.</w:t>
       </w:r>
       <w:r>
@@ -2047,7 +2069,7 @@
       <w:r>
         <w:t xml:space="preserve"> </w:t>
       </w:r>
-      <w:hyperlink r:id="rId49">
+      <w:hyperlink r:id="rId53">
         <w:r>
           <w:rPr>
             <w:rStyle w:val="Hyperlink"/>
@@ -2059,8 +2081,8 @@
         <w:t xml:space="preserve">.</w:t>
       </w:r>
     </w:p>
-    <w:bookmarkEnd w:id="50"/>
-    <w:bookmarkStart w:id="52" w:name="ref-kumarGuidingStudentsUsing2024"/>
+    <w:bookmarkEnd w:id="54"/>
+    <w:bookmarkStart w:id="56" w:name="ref-kumarGuidingStudentsUsing2024"/>
     <w:p>
       <w:pPr>
         <w:pStyle w:val="Bibliography"/>
@@ -2174,7 +2196,7 @@
       <w:r>
         <w:t xml:space="preserve"> </w:t>
       </w:r>
-      <w:hyperlink r:id="rId51">
+      <w:hyperlink r:id="rId55">
         <w:r>
           <w:rPr>
             <w:rStyle w:val="Hyperlink"/>
@@ -2186,8 +2208,8 @@
         <w:t xml:space="preserve">.</w:t>
       </w:r>
     </w:p>
-    <w:bookmarkEnd w:id="52"/>
-    <w:bookmarkStart w:id="53" w:name="ref-bruno1994technical"/>
+    <w:bookmarkEnd w:id="56"/>
+    <w:bookmarkStart w:id="57" w:name="ref-bruno1994technical"/>
     <w:p>
       <w:pPr>
         <w:pStyle w:val="Bibliography"/>
@@ -2227,65 +2249,13 @@
         <w:t xml:space="preserve">3: 29–64.</w:t>
       </w:r>
     </w:p>
-    <w:bookmarkEnd w:id="53"/>
-    <w:bookmarkStart w:id="55" w:name="ref-legaspiSyntheticAgencySense2019"/>
+    <w:bookmarkEnd w:id="57"/>
+    <w:bookmarkStart w:id="59" w:name="ref-leonardiHomoAgenticusAge2025"/>
     <w:p>
       <w:pPr>
         <w:pStyle w:val="Bibliography"/>
       </w:pPr>
       <w:r>
-        <w:t xml:space="preserve">Legaspi, Roberto, Zhengqi He, and Taro Toyoizumi. 2019.</w:t>
-      </w:r>
-      <w:r>
-        <w:t xml:space="preserve"> </w:t>
-      </w:r>
-      <w:r>
-        <w:t xml:space="preserve">“Synthetic Agency: Sense of Agency in Artificial Intelligence.”</w:t>
-      </w:r>
-      <w:r>
-        <w:t xml:space="preserve"> </w:t>
-      </w:r>
-      <w:r>
-        <w:rPr>
-          <w:i/>
-          <w:iCs/>
-        </w:rPr>
-        <w:t xml:space="preserve">Current Opinion in Behavioral Sciences</w:t>
-      </w:r>
-      <w:r>
-        <w:t xml:space="preserve">, Artificial</w:t>
-      </w:r>
-      <w:r>
-        <w:t xml:space="preserve"> </w:t>
-      </w:r>
-      <w:r>
-        <w:t xml:space="preserve">Intelligence</w:t>
-      </w:r>
-      <w:r>
-        <w:t xml:space="preserve">, 29 (October): 84–90.</w:t>
-      </w:r>
-      <w:r>
-        <w:t xml:space="preserve"> </w:t>
-      </w:r>
-      <w:hyperlink r:id="rId54">
-        <w:r>
-          <w:rPr>
-            <w:rStyle w:val="Hyperlink"/>
-          </w:rPr>
-          <w:t xml:space="preserve">https://doi.org/10.1016/j.cobeha.2019.04.004</w:t>
-        </w:r>
-      </w:hyperlink>
-      <w:r>
-        <w:t xml:space="preserve">.</w:t>
-      </w:r>
-    </w:p>
-    <w:bookmarkEnd w:id="55"/>
-    <w:bookmarkStart w:id="57" w:name="ref-leonardiHomoAgenticusAge2025"/>
-    <w:p>
-      <w:pPr>
-        <w:pStyle w:val="Bibliography"/>
-      </w:pPr>
-      <w:r>
         <w:t xml:space="preserve">Leonardi, Paul M. 2025.</w:t>
       </w:r>
       <w:r>
@@ -2347,7 +2317,7 @@
       <w:r>
         <w:t xml:space="preserve"> </w:t>
       </w:r>
-      <w:hyperlink r:id="rId56">
+      <w:hyperlink r:id="rId58">
         <w:r>
           <w:rPr>
             <w:rStyle w:val="Hyperlink"/>
@@ -2359,8 +2329,8 @@
         <w:t xml:space="preserve">.</w:t>
       </w:r>
     </w:p>
-    <w:bookmarkEnd w:id="57"/>
-    <w:bookmarkStart w:id="59" w:name="Xd2e1d264de3dae2e319855926524655b4f73755"/>
+    <w:bookmarkEnd w:id="59"/>
+    <w:bookmarkStart w:id="61" w:name="Xd2e1d264de3dae2e319855926524655b4f73755"/>
     <w:p>
       <w:pPr>
         <w:pStyle w:val="Bibliography"/>
@@ -2414,7 +2384,7 @@
       <w:r>
         <w:t xml:space="preserve"> </w:t>
       </w:r>
-      <w:hyperlink r:id="rId58">
+      <w:hyperlink r:id="rId60">
         <w:r>
           <w:rPr>
             <w:rStyle w:val="Hyperlink"/>
@@ -2426,8 +2396,8 @@
         <w:t xml:space="preserve">.</w:t>
       </w:r>
     </w:p>
-    <w:bookmarkEnd w:id="59"/>
-    <w:bookmarkStart w:id="61" w:name="ref-mccormickBelievingEvidence2014"/>
+    <w:bookmarkEnd w:id="61"/>
+    <w:bookmarkStart w:id="63" w:name="ref-mccormickBelievingEvidence2014"/>
     <w:p>
       <w:pPr>
         <w:pStyle w:val="Bibliography"/>
@@ -2493,7 +2463,7 @@
       <w:r>
         <w:t xml:space="preserve"> </w:t>
       </w:r>
-      <w:hyperlink r:id="rId60">
+      <w:hyperlink r:id="rId62">
         <w:r>
           <w:rPr>
             <w:rStyle w:val="Hyperlink"/>
@@ -2505,8 +2475,8 @@
         <w:t xml:space="preserve">.</w:t>
       </w:r>
     </w:p>
-    <w:bookmarkEnd w:id="61"/>
-    <w:bookmarkStart w:id="63" w:name="ref-morrowWhenTechnologiesMakes2014"/>
+    <w:bookmarkEnd w:id="63"/>
+    <w:bookmarkStart w:id="65" w:name="ref-morrowWhenTechnologiesMakes2014"/>
     <w:p>
       <w:pPr>
         <w:pStyle w:val="Bibliography"/>
@@ -2581,7 +2551,7 @@
       <w:r>
         <w:t xml:space="preserve"> </w:t>
       </w:r>
-      <w:hyperlink r:id="rId62">
+      <w:hyperlink r:id="rId64">
         <w:r>
           <w:rPr>
             <w:rStyle w:val="Hyperlink"/>
@@ -2593,8 +2563,8 @@
         <w:t xml:space="preserve">.</w:t>
       </w:r>
     </w:p>
-    <w:bookmarkEnd w:id="63"/>
-    <w:bookmarkStart w:id="65" w:name="ref-moutaWhereAgencyMoving2025"/>
+    <w:bookmarkEnd w:id="65"/>
+    <w:bookmarkStart w:id="67" w:name="ref-moutaWhereAgencyMoving2025"/>
     <w:p>
       <w:pPr>
         <w:pStyle w:val="Bibliography"/>
@@ -2711,7 +2681,7 @@
       <w:r>
         <w:t xml:space="preserve"> </w:t>
       </w:r>
-      <w:hyperlink r:id="rId64">
+      <w:hyperlink r:id="rId66">
         <w:r>
           <w:rPr>
             <w:rStyle w:val="Hyperlink"/>
@@ -2723,8 +2693,8 @@
         <w:t xml:space="preserve">.</w:t>
       </w:r>
     </w:p>
-    <w:bookmarkEnd w:id="65"/>
-    <w:bookmarkStart w:id="67" w:name="ref-naeemStepbyStepProcessThematic2023"/>
+    <w:bookmarkEnd w:id="67"/>
+    <w:bookmarkStart w:id="69" w:name="ref-naeemStepbyStepProcessThematic2023"/>
     <w:p>
       <w:pPr>
         <w:pStyle w:val="Bibliography"/>
@@ -2814,99 +2784,12 @@
       <w:r>
         <w:t xml:space="preserve"> </w:t>
       </w:r>
-      <w:hyperlink r:id="rId66">
+      <w:hyperlink r:id="rId68">
         <w:r>
           <w:rPr>
             <w:rStyle w:val="Hyperlink"/>
           </w:rPr>
           <w:t xml:space="preserve">https://doi.org/10.1177/16094069231205789</w:t>
-        </w:r>
-      </w:hyperlink>
-      <w:r>
-        <w:t xml:space="preserve">.</w:t>
-      </w:r>
-    </w:p>
-    <w:bookmarkEnd w:id="67"/>
-    <w:bookmarkStart w:id="69" w:name="ref-naikChatGPTAllYou2024"/>
-    <w:p>
-      <w:pPr>
-        <w:pStyle w:val="Bibliography"/>
-      </w:pPr>
-      <w:r>
-        <w:t xml:space="preserve">Naik, Ishita, Dishita Naik, and Nitin Naik. 2024.</w:t>
-      </w:r>
-      <w:r>
-        <w:t xml:space="preserve"> </w:t>
-      </w:r>
-      <w:r>
-        <w:t xml:space="preserve">“</w:t>
-      </w:r>
-      <w:r>
-        <w:t xml:space="preserve">ChatGPT Is All You Need</w:t>
-      </w:r>
-      <w:r>
-        <w:t xml:space="preserve">:</w:t>
-      </w:r>
-      <w:r>
-        <w:t xml:space="preserve"> </w:t>
-      </w:r>
-      <w:r>
-        <w:t xml:space="preserve">Untangling Its Underlying AI Models</w:t>
-      </w:r>
-      <w:r>
-        <w:t xml:space="preserve">,</w:t>
-      </w:r>
-      <w:r>
-        <w:t xml:space="preserve"> </w:t>
-      </w:r>
-      <w:r>
-        <w:t xml:space="preserve">Architecture</w:t>
-      </w:r>
-      <w:r>
-        <w:t xml:space="preserve">,</w:t>
-      </w:r>
-      <w:r>
-        <w:t xml:space="preserve"> </w:t>
-      </w:r>
-      <w:r>
-        <w:t xml:space="preserve">Training Procedure</w:t>
-      </w:r>
-      <w:r>
-        <w:t xml:space="preserve">,</w:t>
-      </w:r>
-      <w:r>
-        <w:t xml:space="preserve"> </w:t>
-      </w:r>
-      <w:r>
-        <w:t xml:space="preserve">Capabilities</w:t>
-      </w:r>
-      <w:r>
-        <w:t xml:space="preserve">,</w:t>
-      </w:r>
-      <w:r>
-        <w:t xml:space="preserve"> </w:t>
-      </w:r>
-      <w:r>
-        <w:t xml:space="preserve">Limitations And Applications</w:t>
-      </w:r>
-      <w:r>
-        <w:t xml:space="preserve">.”</w:t>
-      </w:r>
-      <w:r>
-        <w:t xml:space="preserve"> </w:t>
-      </w:r>
-      <w:r>
-        <w:t xml:space="preserve">Preprints.</w:t>
-      </w:r>
-      <w:r>
-        <w:t xml:space="preserve"> </w:t>
-      </w:r>
-      <w:hyperlink r:id="rId68">
-        <w:r>
-          <w:rPr>
-            <w:rStyle w:val="Hyperlink"/>
-          </w:rPr>
-          <w:t xml:space="preserve">https://doi.org/10.36227/techrxiv.173273427.76836200/v1</w:t>
         </w:r>
       </w:hyperlink>
       <w:r>
@@ -3003,25 +2886,106 @@
       </w:r>
     </w:p>
     <w:bookmarkEnd w:id="72"/>
-    <w:bookmarkStart w:id="73" w:name="ref-ExistentialismHumanismJeanPaul"/>
+    <w:bookmarkStart w:id="74" w:name="ref-silvennoinenStudentsUsageGenAI2025"/>
     <w:p>
       <w:pPr>
         <w:pStyle w:val="Bibliography"/>
       </w:pPr>
       <w:r>
-        <w:t xml:space="preserve">Sartre, Jean Paul. 1946.</w:t>
-      </w:r>
-      <w:r>
-        <w:t xml:space="preserve"> </w:t>
-      </w:r>
-      <w:r>
-        <w:t xml:space="preserve">“Existentialism Is a</w:t>
-      </w:r>
-      <w:r>
-        <w:t xml:space="preserve"> </w:t>
-      </w:r>
-      <w:r>
-        <w:t xml:space="preserve">Humanism</w:t>
+        <w:t xml:space="preserve">Silvennoinen, Minna, Satu Aksovaara, and Merja Alanko-Turunen. 2025.</w:t>
+      </w:r>
+      <w:r>
+        <w:t xml:space="preserve"> </w:t>
+      </w:r>
+      <w:r>
+        <w:t xml:space="preserve">“Students’</w:t>
+      </w:r>
+      <w:r>
+        <w:t xml:space="preserve"> </w:t>
+      </w:r>
+      <w:r>
+        <w:t xml:space="preserve">Usage</w:t>
+      </w:r>
+      <w:r>
+        <w:t xml:space="preserve"> </w:t>
+      </w:r>
+      <w:r>
+        <w:t xml:space="preserve">of</w:t>
+      </w:r>
+      <w:r>
+        <w:t xml:space="preserve"> </w:t>
+      </w:r>
+      <w:r>
+        <w:t xml:space="preserve">GenAI</w:t>
+      </w:r>
+      <w:r>
+        <w:t xml:space="preserve"> </w:t>
+      </w:r>
+      <w:r>
+        <w:t xml:space="preserve">in</w:t>
+      </w:r>
+      <w:r>
+        <w:t xml:space="preserve"> </w:t>
+      </w:r>
+      <w:r>
+        <w:t xml:space="preserve">Universities</w:t>
+      </w:r>
+      <w:r>
+        <w:t xml:space="preserve"> </w:t>
+      </w:r>
+      <w:r>
+        <w:t xml:space="preserve">of</w:t>
+      </w:r>
+      <w:r>
+        <w:t xml:space="preserve"> </w:t>
+      </w:r>
+      <w:r>
+        <w:t xml:space="preserve">Applied Sciences</w:t>
+      </w:r>
+      <w:r>
+        <w:t xml:space="preserve">:</w:t>
+      </w:r>
+      <w:r>
+        <w:t xml:space="preserve"> </w:t>
+      </w:r>
+      <w:r>
+        <w:t xml:space="preserve">Experiences</w:t>
+      </w:r>
+      <w:r>
+        <w:t xml:space="preserve"> </w:t>
+      </w:r>
+      <w:r>
+        <w:t xml:space="preserve">and</w:t>
+      </w:r>
+      <w:r>
+        <w:t xml:space="preserve"> </w:t>
+      </w:r>
+      <w:r>
+        <w:t xml:space="preserve">Development Needs</w:t>
+      </w:r>
+      <w:r>
+        <w:t xml:space="preserve"> </w:t>
+      </w:r>
+      <w:r>
+        <w:t xml:space="preserve">for</w:t>
+      </w:r>
+      <w:r>
+        <w:t xml:space="preserve"> </w:t>
+      </w:r>
+      <w:r>
+        <w:t xml:space="preserve">Guidance</w:t>
+      </w:r>
+      <w:r>
+        <w:t xml:space="preserve"> </w:t>
+      </w:r>
+      <w:r>
+        <w:t xml:space="preserve">and</w:t>
+      </w:r>
+      <w:r>
+        <w:t xml:space="preserve"> </w:t>
+      </w:r>
+      <w:r>
+        <w:t xml:space="preserve">Support</w:t>
       </w:r>
       <w:r>
         <w:t xml:space="preserve">.”</w:t>
@@ -3030,143 +2994,101 @@
         <w:t xml:space="preserve"> </w:t>
       </w:r>
       <w:r>
-        <w:t xml:space="preserve">https://www.marxists.org/reference/archive/sartre/works/exist/sartre.htm.</w:t>
-      </w:r>
-    </w:p>
-    <w:bookmarkEnd w:id="73"/>
-    <w:bookmarkStart w:id="75" w:name="ref-silvennoinenStudentsUsageGenAI2025"/>
-    <w:p>
-      <w:pPr>
-        <w:pStyle w:val="Bibliography"/>
-      </w:pPr>
-      <w:r>
-        <w:t xml:space="preserve">Silvennoinen, Minna, Satu Aksovaara, and Merja Alanko-Turunen. 2025.</w:t>
-      </w:r>
-      <w:r>
-        <w:t xml:space="preserve"> </w:t>
-      </w:r>
-      <w:r>
-        <w:t xml:space="preserve">“Students’</w:t>
-      </w:r>
-      <w:r>
-        <w:t xml:space="preserve"> </w:t>
-      </w:r>
-      <w:r>
-        <w:t xml:space="preserve">Usage</w:t>
-      </w:r>
-      <w:r>
-        <w:t xml:space="preserve"> </w:t>
-      </w:r>
-      <w:r>
-        <w:t xml:space="preserve">of</w:t>
-      </w:r>
-      <w:r>
-        <w:t xml:space="preserve"> </w:t>
-      </w:r>
-      <w:r>
-        <w:t xml:space="preserve">GenAI</w:t>
-      </w:r>
-      <w:r>
-        <w:t xml:space="preserve"> </w:t>
-      </w:r>
-      <w:r>
-        <w:t xml:space="preserve">in</w:t>
-      </w:r>
-      <w:r>
-        <w:t xml:space="preserve"> </w:t>
-      </w:r>
-      <w:r>
-        <w:t xml:space="preserve">Universities</w:t>
-      </w:r>
-      <w:r>
-        <w:t xml:space="preserve"> </w:t>
-      </w:r>
-      <w:r>
-        <w:t xml:space="preserve">of</w:t>
-      </w:r>
-      <w:r>
-        <w:t xml:space="preserve"> </w:t>
-      </w:r>
-      <w:r>
-        <w:t xml:space="preserve">Applied Sciences</w:t>
-      </w:r>
-      <w:r>
+        <w:t xml:space="preserve">In</w:t>
+      </w:r>
+      <w:r>
+        <w:t xml:space="preserve"> </w:t>
+      </w:r>
+      <w:r>
+        <w:rPr>
+          <w:i/>
+          <w:iCs/>
+        </w:rPr>
+        <w:t xml:space="preserve">38th</w:t>
+      </w:r>
+      <w:r>
+        <w:rPr>
+          <w:i/>
+          <w:iCs/>
+        </w:rPr>
+        <w:t xml:space="preserve"> </w:t>
+      </w:r>
+      <w:r>
+        <w:rPr>
+          <w:i/>
+          <w:iCs/>
+        </w:rPr>
+        <w:t xml:space="preserve">Bled eConference</w:t>
+      </w:r>
+      <w:r>
+        <w:rPr>
+          <w:i/>
+          <w:iCs/>
+        </w:rPr>
         <w:t xml:space="preserve">:</w:t>
       </w:r>
       <w:r>
-        <w:t xml:space="preserve"> </w:t>
-      </w:r>
-      <w:r>
-        <w:t xml:space="preserve">Experiences</w:t>
-      </w:r>
-      <w:r>
-        <w:t xml:space="preserve"> </w:t>
-      </w:r>
-      <w:r>
-        <w:t xml:space="preserve">and</w:t>
-      </w:r>
-      <w:r>
-        <w:t xml:space="preserve"> </w:t>
-      </w:r>
-      <w:r>
-        <w:t xml:space="preserve">Development Needs</w:t>
-      </w:r>
-      <w:r>
-        <w:t xml:space="preserve"> </w:t>
-      </w:r>
-      <w:r>
+        <w:rPr>
+          <w:i/>
+          <w:iCs/>
+        </w:rPr>
+        <w:t xml:space="preserve"> </w:t>
+      </w:r>
+      <w:r>
+        <w:rPr>
+          <w:i/>
+          <w:iCs/>
+        </w:rPr>
+        <w:t xml:space="preserve">Empowering Transformation</w:t>
+      </w:r>
+      <w:r>
+        <w:rPr>
+          <w:i/>
+          <w:iCs/>
+        </w:rPr>
+        <w:t xml:space="preserve">:</w:t>
+      </w:r>
+      <w:r>
+        <w:rPr>
+          <w:i/>
+          <w:iCs/>
+        </w:rPr>
+        <w:t xml:space="preserve"> </w:t>
+      </w:r>
+      <w:r>
+        <w:rPr>
+          <w:i/>
+          <w:iCs/>
+        </w:rPr>
+        <w:t xml:space="preserve">Shaping Digital Futures</w:t>
+      </w:r>
+      <w:r>
+        <w:rPr>
+          <w:i/>
+          <w:iCs/>
+        </w:rPr>
+        <w:t xml:space="preserve"> </w:t>
+      </w:r>
+      <w:r>
+        <w:rPr>
+          <w:i/>
+          <w:iCs/>
+        </w:rPr>
         <w:t xml:space="preserve">for</w:t>
       </w:r>
       <w:r>
-        <w:t xml:space="preserve"> </w:t>
-      </w:r>
-      <w:r>
-        <w:t xml:space="preserve">Guidance</w:t>
-      </w:r>
-      <w:r>
-        <w:t xml:space="preserve"> </w:t>
-      </w:r>
-      <w:r>
-        <w:t xml:space="preserve">and</w:t>
-      </w:r>
-      <w:r>
-        <w:t xml:space="preserve"> </w:t>
-      </w:r>
-      <w:r>
-        <w:t xml:space="preserve">Support</w:t>
-      </w:r>
-      <w:r>
-        <w:t xml:space="preserve">.”</w:t>
-      </w:r>
-      <w:r>
-        <w:t xml:space="preserve"> </w:t>
-      </w:r>
-      <w:r>
-        <w:t xml:space="preserve">In</w:t>
-      </w:r>
-      <w:r>
-        <w:t xml:space="preserve"> </w:t>
-      </w:r>
-      <w:r>
-        <w:rPr>
-          <w:i/>
-          <w:iCs/>
-        </w:rPr>
-        <w:t xml:space="preserve">38th</w:t>
-      </w:r>
-      <w:r>
-        <w:rPr>
-          <w:i/>
-          <w:iCs/>
-        </w:rPr>
-        <w:t xml:space="preserve"> </w:t>
-      </w:r>
-      <w:r>
-        <w:rPr>
-          <w:i/>
-          <w:iCs/>
-        </w:rPr>
-        <w:t xml:space="preserve">Bled eConference</w:t>
+        <w:rPr>
+          <w:i/>
+          <w:iCs/>
+        </w:rPr>
+        <w:t xml:space="preserve"> </w:t>
+      </w:r>
+      <w:r>
+        <w:rPr>
+          <w:i/>
+          <w:iCs/>
+        </w:rPr>
+        <w:t xml:space="preserve">All</w:t>
       </w:r>
       <w:r>
         <w:rPr>
@@ -3187,76 +3109,6 @@
           <w:i/>
           <w:iCs/>
         </w:rPr>
-        <w:t xml:space="preserve">Empowering Transformation</w:t>
-      </w:r>
-      <w:r>
-        <w:rPr>
-          <w:i/>
-          <w:iCs/>
-        </w:rPr>
-        <w:t xml:space="preserve">:</w:t>
-      </w:r>
-      <w:r>
-        <w:rPr>
-          <w:i/>
-          <w:iCs/>
-        </w:rPr>
-        <w:t xml:space="preserve"> </w:t>
-      </w:r>
-      <w:r>
-        <w:rPr>
-          <w:i/>
-          <w:iCs/>
-        </w:rPr>
-        <w:t xml:space="preserve">Shaping Digital Futures</w:t>
-      </w:r>
-      <w:r>
-        <w:rPr>
-          <w:i/>
-          <w:iCs/>
-        </w:rPr>
-        <w:t xml:space="preserve"> </w:t>
-      </w:r>
-      <w:r>
-        <w:rPr>
-          <w:i/>
-          <w:iCs/>
-        </w:rPr>
-        <w:t xml:space="preserve">for</w:t>
-      </w:r>
-      <w:r>
-        <w:rPr>
-          <w:i/>
-          <w:iCs/>
-        </w:rPr>
-        <w:t xml:space="preserve"> </w:t>
-      </w:r>
-      <w:r>
-        <w:rPr>
-          <w:i/>
-          <w:iCs/>
-        </w:rPr>
-        <w:t xml:space="preserve">All</w:t>
-      </w:r>
-      <w:r>
-        <w:rPr>
-          <w:i/>
-          <w:iCs/>
-        </w:rPr>
-        <w:t xml:space="preserve">:</w:t>
-      </w:r>
-      <w:r>
-        <w:rPr>
-          <w:i/>
-          <w:iCs/>
-        </w:rPr>
-        <w:t xml:space="preserve"> </w:t>
-      </w:r>
-      <w:r>
-        <w:rPr>
-          <w:i/>
-          <w:iCs/>
-        </w:rPr>
         <w:t xml:space="preserve">Conference Proceedings</w:t>
       </w:r>
       <w:r>
@@ -3265,7 +3117,7 @@
       <w:r>
         <w:t xml:space="preserve"> </w:t>
       </w:r>
-      <w:hyperlink r:id="rId74">
+      <w:hyperlink r:id="rId73">
         <w:r>
           <w:rPr>
             <w:rStyle w:val="Hyperlink"/>
@@ -3277,298 +3129,62 @@
         <w:t xml:space="preserve">.</w:t>
       </w:r>
     </w:p>
+    <w:bookmarkEnd w:id="74"/>
+    <w:bookmarkStart w:id="75" w:name="ref-skinnerGuideConstructsControl"/>
+    <w:p>
+      <w:pPr>
+        <w:pStyle w:val="Bibliography"/>
+      </w:pPr>
+      <w:r>
+        <w:t xml:space="preserve">Skinner, Ellen A. 1996.</w:t>
+      </w:r>
+      <w:r>
+        <w:t xml:space="preserve"> </w:t>
+      </w:r>
+      <w:r>
+        <w:t xml:space="preserve">“A</w:t>
+      </w:r>
+      <w:r>
+        <w:t xml:space="preserve"> </w:t>
+      </w:r>
+      <w:r>
+        <w:t xml:space="preserve">Guide</w:t>
+      </w:r>
+      <w:r>
+        <w:t xml:space="preserve"> </w:t>
+      </w:r>
+      <w:r>
+        <w:t xml:space="preserve">to</w:t>
+      </w:r>
+      <w:r>
+        <w:t xml:space="preserve"> </w:t>
+      </w:r>
+      <w:r>
+        <w:t xml:space="preserve">Constructs</w:t>
+      </w:r>
+      <w:r>
+        <w:t xml:space="preserve"> </w:t>
+      </w:r>
+      <w:r>
+        <w:t xml:space="preserve">of</w:t>
+      </w:r>
+      <w:r>
+        <w:t xml:space="preserve"> </w:t>
+      </w:r>
+      <w:r>
+        <w:t xml:space="preserve">Control</w:t>
+      </w:r>
+      <w:r>
+        <w:t xml:space="preserve">.”</w:t>
+      </w:r>
+    </w:p>
     <w:bookmarkEnd w:id="75"/>
-    <w:bookmarkStart w:id="76" w:name="ref-skinnerGuideConstructsControl"/>
+    <w:bookmarkStart w:id="77" w:name="ref-surianoStudentInteractionChatGPT2025"/>
     <w:p>
       <w:pPr>
         <w:pStyle w:val="Bibliography"/>
       </w:pPr>
       <w:r>
-        <w:t xml:space="preserve">Skinner, Ellen A. n.d.</w:t>
-      </w:r>
-      <w:r>
-        <w:t xml:space="preserve"> </w:t>
-      </w:r>
-      <w:r>
-        <w:t xml:space="preserve">“A</w:t>
-      </w:r>
-      <w:r>
-        <w:t xml:space="preserve"> </w:t>
-      </w:r>
-      <w:r>
-        <w:t xml:space="preserve">Guide</w:t>
-      </w:r>
-      <w:r>
-        <w:t xml:space="preserve"> </w:t>
-      </w:r>
-      <w:r>
-        <w:t xml:space="preserve">to</w:t>
-      </w:r>
-      <w:r>
-        <w:t xml:space="preserve"> </w:t>
-      </w:r>
-      <w:r>
-        <w:t xml:space="preserve">Constructs</w:t>
-      </w:r>
-      <w:r>
-        <w:t xml:space="preserve"> </w:t>
-      </w:r>
-      <w:r>
-        <w:t xml:space="preserve">of</w:t>
-      </w:r>
-      <w:r>
-        <w:t xml:space="preserve"> </w:t>
-      </w:r>
-      <w:r>
-        <w:t xml:space="preserve">Control</w:t>
-      </w:r>
-      <w:r>
-        <w:t xml:space="preserve">.”</w:t>
-      </w:r>
-    </w:p>
-    <w:bookmarkEnd w:id="76"/>
-    <w:bookmarkStart w:id="78" w:name="ref-sundarRiseMachineAgency2020"/>
-    <w:p>
-      <w:pPr>
-        <w:pStyle w:val="Bibliography"/>
-      </w:pPr>
-      <w:r>
-        <w:t xml:space="preserve">Sundar, S Shyam. 2020.</w:t>
-      </w:r>
-      <w:r>
-        <w:t xml:space="preserve"> </w:t>
-      </w:r>
-      <w:r>
-        <w:t xml:space="preserve">“Rise of</w:t>
-      </w:r>
-      <w:r>
-        <w:t xml:space="preserve"> </w:t>
-      </w:r>
-      <w:r>
-        <w:t xml:space="preserve">Machine Agency</w:t>
-      </w:r>
-      <w:r>
-        <w:t xml:space="preserve">:</w:t>
-      </w:r>
-      <w:r>
-        <w:t xml:space="preserve"> </w:t>
-      </w:r>
-      <w:r>
-        <w:t xml:space="preserve">A Framework</w:t>
-      </w:r>
-      <w:r>
-        <w:t xml:space="preserve"> </w:t>
-      </w:r>
-      <w:r>
-        <w:t xml:space="preserve">for</w:t>
-      </w:r>
-      <w:r>
-        <w:t xml:space="preserve"> </w:t>
-      </w:r>
-      <w:r>
-        <w:t xml:space="preserve">Studying</w:t>
-      </w:r>
-      <w:r>
-        <w:t xml:space="preserve"> </w:t>
-      </w:r>
-      <w:r>
-        <w:t xml:space="preserve">the</w:t>
-      </w:r>
-      <w:r>
-        <w:t xml:space="preserve"> </w:t>
-      </w:r>
-      <w:r>
-        <w:t xml:space="preserve">Psychology</w:t>
-      </w:r>
-      <w:r>
-        <w:t xml:space="preserve"> </w:t>
-      </w:r>
-      <w:r>
-        <w:t xml:space="preserve">of</w:t>
-      </w:r>
-      <w:r>
-        <w:t xml:space="preserve"> </w:t>
-      </w:r>
-      <w:r>
-        <w:t xml:space="preserve">Human</w:t>
-      </w:r>
-      <w:r>
-        <w:t xml:space="preserve">–</w:t>
-      </w:r>
-      <w:r>
-        <w:t xml:space="preserve">AI Interaction</w:t>
-      </w:r>
-      <w:r>
-        <w:t xml:space="preserve"> </w:t>
-      </w:r>
-      <w:r>
-        <w:t xml:space="preserve">(</w:t>
-      </w:r>
-      <w:r>
-        <w:t xml:space="preserve">HAII</w:t>
-      </w:r>
-      <w:r>
-        <w:t xml:space="preserve">).”</w:t>
-      </w:r>
-      <w:r>
-        <w:t xml:space="preserve"> </w:t>
-      </w:r>
-      <w:r>
-        <w:rPr>
-          <w:i/>
-          <w:iCs/>
-        </w:rPr>
-        <w:t xml:space="preserve">Journal of Computer-Mediated Communication</w:t>
-      </w:r>
-      <w:r>
-        <w:t xml:space="preserve"> </w:t>
-      </w:r>
-      <w:r>
-        <w:t xml:space="preserve">25 (1): 74–88.</w:t>
-      </w:r>
-      <w:r>
-        <w:t xml:space="preserve"> </w:t>
-      </w:r>
-      <w:hyperlink r:id="rId77">
-        <w:r>
-          <w:rPr>
-            <w:rStyle w:val="Hyperlink"/>
-          </w:rPr>
-          <w:t xml:space="preserve">https://doi.org/10.1093/jcmc/zmz026</w:t>
-        </w:r>
-      </w:hyperlink>
-      <w:r>
-        <w:t xml:space="preserve">.</w:t>
-      </w:r>
-    </w:p>
-    <w:bookmarkEnd w:id="78"/>
-    <w:bookmarkStart w:id="80" w:name="Xb49160b6b427715e673f52809fd3577a1560369"/>
-    <w:p>
-      <w:pPr>
-        <w:pStyle w:val="Bibliography"/>
-      </w:pPr>
-      <w:r>
-        <w:t xml:space="preserve">Suonpää, Maija, Jutta Heikkilä, and Ana Dimkar. 2024.</w:t>
-      </w:r>
-      <w:r>
-        <w:t xml:space="preserve"> </w:t>
-      </w:r>
-      <w:r>
-        <w:t xml:space="preserve">“Students’</w:t>
-      </w:r>
-      <w:r>
-        <w:t xml:space="preserve"> </w:t>
-      </w:r>
-      <w:r>
-        <w:t xml:space="preserve">Perceptions Of Generative Ai Usage And Risks In A Finnish Higher Education Institution</w:t>
-      </w:r>
-      <w:r>
-        <w:t xml:space="preserve">.”</w:t>
-      </w:r>
-      <w:r>
-        <w:t xml:space="preserve"> </w:t>
-      </w:r>
-      <w:r>
-        <w:t xml:space="preserve">In</w:t>
-      </w:r>
-      <w:r>
-        <w:t xml:space="preserve"> </w:t>
-      </w:r>
-      <w:r>
-        <w:rPr>
-          <w:i/>
-          <w:iCs/>
-        </w:rPr>
-        <w:t xml:space="preserve">18th</w:t>
-      </w:r>
-      <w:r>
-        <w:rPr>
-          <w:i/>
-          <w:iCs/>
-        </w:rPr>
-        <w:t xml:space="preserve"> </w:t>
-      </w:r>
-      <w:r>
-        <w:rPr>
-          <w:i/>
-          <w:iCs/>
-        </w:rPr>
-        <w:t xml:space="preserve">International Technology</w:t>
-      </w:r>
-      <w:r>
-        <w:rPr>
-          <w:i/>
-          <w:iCs/>
-        </w:rPr>
-        <w:t xml:space="preserve">,</w:t>
-      </w:r>
-      <w:r>
-        <w:rPr>
-          <w:i/>
-          <w:iCs/>
-        </w:rPr>
-        <w:t xml:space="preserve"> </w:t>
-      </w:r>
-      <w:r>
-        <w:rPr>
-          <w:i/>
-          <w:iCs/>
-        </w:rPr>
-        <w:t xml:space="preserve">Education</w:t>
-      </w:r>
-      <w:r>
-        <w:rPr>
-          <w:i/>
-          <w:iCs/>
-        </w:rPr>
-        <w:t xml:space="preserve"> </w:t>
-      </w:r>
-      <w:r>
-        <w:rPr>
-          <w:i/>
-          <w:iCs/>
-        </w:rPr>
-        <w:t xml:space="preserve">and</w:t>
-      </w:r>
-      <w:r>
-        <w:rPr>
-          <w:i/>
-          <w:iCs/>
-        </w:rPr>
-        <w:t xml:space="preserve"> </w:t>
-      </w:r>
-      <w:r>
-        <w:rPr>
-          <w:i/>
-          <w:iCs/>
-        </w:rPr>
-        <w:t xml:space="preserve">Development Conference</w:t>
-      </w:r>
-      <w:r>
-        <w:t xml:space="preserve">, 3071–77. Valencia, Spain.</w:t>
-      </w:r>
-      <w:r>
-        <w:t xml:space="preserve"> </w:t>
-      </w:r>
-      <w:hyperlink r:id="rId79">
-        <w:r>
-          <w:rPr>
-            <w:rStyle w:val="Hyperlink"/>
-          </w:rPr>
-          <w:t xml:space="preserve">https://doi.org/10.21125/inted.2024.0825</w:t>
-        </w:r>
-      </w:hyperlink>
-      <w:r>
-        <w:t xml:space="preserve">.</w:t>
-      </w:r>
-    </w:p>
-    <w:bookmarkEnd w:id="80"/>
-    <w:bookmarkStart w:id="82" w:name="ref-surianoStudentInteractionChatGPT2025"/>
-    <w:p>
-      <w:pPr>
-        <w:pStyle w:val="Bibliography"/>
-      </w:pPr>
-      <w:r>
         <w:t xml:space="preserve">Suriano, Rossella, Alessio Plebe, Alessandro Acciai, and Rosa Angela Fabio. 2025.</w:t>
       </w:r>
       <w:r>
@@ -3608,7 +3224,7 @@
       <w:r>
         <w:t xml:space="preserve"> </w:t>
       </w:r>
-      <w:hyperlink r:id="rId81">
+      <w:hyperlink r:id="rId76">
         <w:r>
           <w:rPr>
             <w:rStyle w:val="Hyperlink"/>
@@ -3620,77 +3236,54 @@
         <w:t xml:space="preserve">.</w:t>
       </w:r>
     </w:p>
-    <w:bookmarkEnd w:id="82"/>
-    <w:bookmarkStart w:id="84" w:name="X9f31790f1dfe4114e532f4fc6242802d28adc49"/>
+    <w:bookmarkEnd w:id="77"/>
+    <w:bookmarkStart w:id="79" w:name="ref-tapalsenseofagencyscale2017"/>
     <w:p>
       <w:pPr>
         <w:pStyle w:val="Bibliography"/>
       </w:pPr>
       <w:r>
-        <w:t xml:space="preserve">Swanepoel, Danielle. 2021.</w:t>
-      </w:r>
-      <w:r>
-        <w:t xml:space="preserve"> </w:t>
-      </w:r>
-      <w:r>
-        <w:t xml:space="preserve">“Does</w:t>
-      </w:r>
-      <w:r>
-        <w:t xml:space="preserve"> </w:t>
-      </w:r>
-      <w:r>
-        <w:t xml:space="preserve">Artificial Intelligence Have Agency</w:t>
-      </w:r>
-      <w:r>
-        <w:t xml:space="preserve">?”</w:t>
-      </w:r>
-      <w:r>
-        <w:t xml:space="preserve"> In</w:t>
-      </w:r>
-      <w:r>
-        <w:t xml:space="preserve"> </w:t>
-      </w:r>
-      <w:r>
-        <w:rPr>
-          <w:i/>
-          <w:iCs/>
-        </w:rPr>
-        <w:t xml:space="preserve">The</w:t>
-      </w:r>
-      <w:r>
-        <w:rPr>
-          <w:i/>
-          <w:iCs/>
-        </w:rPr>
-        <w:t xml:space="preserve"> </w:t>
-      </w:r>
-      <w:r>
-        <w:rPr>
-          <w:i/>
-          <w:iCs/>
-        </w:rPr>
-        <w:t xml:space="preserve">Mind-Technology Problem</w:t>
-      </w:r>
-      <w:r>
-        <w:t xml:space="preserve">, edited by Robert W. Clowes, Klaus Gärtner, and Inês Hipólito, 18:83–104. Cham: Springer International Publishing.</w:t>
-      </w:r>
-      <w:r>
-        <w:t xml:space="preserve"> </w:t>
-      </w:r>
-      <w:hyperlink r:id="rId83">
+        <w:t xml:space="preserve">Tapal, Adam, Ela Oren, and Baruch Eitam. 2017.</w:t>
+      </w:r>
+      <w:r>
+        <w:t xml:space="preserve"> </w:t>
+      </w:r>
+      <w:r>
+        <w:t xml:space="preserve">“The Sense of Agency Scale: A Measure of Consciously Perceived Control over One’s Mind, Body, and the Immediate Environment.”</w:t>
+      </w:r>
+      <w:r>
+        <w:t xml:space="preserve"> </w:t>
+      </w:r>
+      <w:r>
+        <w:rPr>
+          <w:i/>
+          <w:iCs/>
+        </w:rPr>
+        <w:t xml:space="preserve">Frontiers in Psychology</w:t>
+      </w:r>
+      <w:r>
+        <w:t xml:space="preserve"> </w:t>
+      </w:r>
+      <w:r>
+        <w:t xml:space="preserve">8 (September): 1552.</w:t>
+      </w:r>
+      <w:r>
+        <w:t xml:space="preserve"> </w:t>
+      </w:r>
+      <w:hyperlink r:id="rId78">
         <w:r>
           <w:rPr>
             <w:rStyle w:val="Hyperlink"/>
           </w:rPr>
-          <w:t xml:space="preserve">https://doi.org/10.1007/978-3-030-72644-7_4</w:t>
+          <w:t xml:space="preserve">https://doi.org/10.3389/fpsyg.2017.01552</w:t>
         </w:r>
       </w:hyperlink>
       <w:r>
         <w:t xml:space="preserve">.</w:t>
       </w:r>
     </w:p>
-    <w:bookmarkEnd w:id="84"/>
-    <w:bookmarkStart w:id="86" w:name="ref-winnerCultInnovationIts2018"/>
+    <w:bookmarkEnd w:id="79"/>
+    <w:bookmarkStart w:id="81" w:name="ref-winnerCultInnovationIts2018"/>
     <w:p>
       <w:pPr>
         <w:pStyle w:val="Bibliography"/>
@@ -3873,7 +3466,7 @@
       <w:r>
         <w:t xml:space="preserve"> </w:t>
       </w:r>
-      <w:hyperlink r:id="rId85">
+      <w:hyperlink r:id="rId80">
         <w:r>
           <w:rPr>
             <w:rStyle w:val="Hyperlink"/>
@@ -3885,10 +3478,9 @@
         <w:t xml:space="preserve">.</w:t>
       </w:r>
     </w:p>
-    <w:bookmarkEnd w:id="86"/>
-    <w:bookmarkEnd w:id="87"/>
-    <w:bookmarkEnd w:id="88"/>
-    <w:bookmarkEnd w:id="89"/>
+    <w:bookmarkEnd w:id="81"/>
+    <w:bookmarkEnd w:id="82"/>
+    <w:bookmarkEnd w:id="83"/>
     <w:sectPr>
       <w:footnotePr>
         <w:numRestart w:val="eachSect"/>

--- a/_manuscript/proposal-2026-05-14.docx
+++ b/_manuscript/proposal-2026-05-14.docx
@@ -7,7 +7,7 @@
         <w:pStyle w:val="Title"/>
       </w:pPr>
       <w:r>
-        <w:t xml:space="preserve">Student agency-as-achieved in a changing world with Agentic AI</w:t>
+        <w:t xml:space="preserve">Putting human agency at the forefront with Agentic AI</w:t>
       </w:r>
     </w:p>
     <w:bookmarkStart w:id="20" w:name="introduction"/>
@@ -24,7 +24,26 @@
         <w:pStyle w:val="FirstParagraph"/>
       </w:pPr>
       <w:r>
-        <w:t xml:space="preserve">Students are learning to work with Artificial Intelligence (AI) systems more and more</w:t>
+        <w:rPr>
+          <w:i/>
+          <w:iCs/>
+        </w:rPr>
+        <w:t xml:space="preserve">“[I]n other cases, it’s students who are leaning a little too hard on LLMs to do their work for them, and then at exam time just really aren’t ready.”</w:t>
+      </w:r>
+      <w:r>
+        <w:t xml:space="preserve"> </w:t>
+      </w:r>
+      <w:r>
+        <w:t xml:space="preserve">says professor Dan Garcia about students failing his classes</w:t>
+      </w:r>
+      <w:r>
+        <w:t xml:space="preserve"> </w:t>
+      </w:r>
+      <w:r>
+        <w:t xml:space="preserve">(Deng, Brucks, and Toubia 2026)</w:t>
+      </w:r>
+      <w:r>
+        <w:t xml:space="preserve">. Students today are learning to work with Artificial Intelligence (AI) systems with Large Language Models (LLMs) more and more</w:t>
       </w:r>
       <w:r>
         <w:t xml:space="preserve"> </w:t>
@@ -36,7 +55,43 @@
         <w:t xml:space="preserve"> </w:t>
       </w:r>
       <w:r>
-        <w:t xml:space="preserve">as AI is playing a bigger part in student’s academic work, school projects and school policy. Is this affecting their freedom to act?</w:t>
+        <w:t xml:space="preserve">and a large number of higher education institutes are even encouraging students to do so</w:t>
+      </w:r>
+      <w:r>
+        <w:t xml:space="preserve"> </w:t>
+      </w:r>
+      <w:r>
+        <w:t xml:space="preserve">(McDonald et al. 2024)</w:t>
+      </w:r>
+      <w:r>
+        <w:t xml:space="preserve"> </w:t>
+      </w:r>
+      <w:r>
+        <w:t xml:space="preserve">as AI is playing a bigger part in student’s academic work, school projects and school policy. The discussion among Software Engineering students and teachers has even moved from</w:t>
+      </w:r>
+      <w:r>
+        <w:t xml:space="preserve"> </w:t>
+      </w:r>
+      <w:r>
+        <w:t xml:space="preserve">“whether”</w:t>
+      </w:r>
+      <w:r>
+        <w:t xml:space="preserve"> </w:t>
+      </w:r>
+      <w:r>
+        <w:t xml:space="preserve">to</w:t>
+      </w:r>
+      <w:r>
+        <w:t xml:space="preserve"> </w:t>
+      </w:r>
+      <w:r>
+        <w:t xml:space="preserve">“how”</w:t>
+      </w:r>
+      <w:r>
+        <w:t xml:space="preserve"> </w:t>
+      </w:r>
+      <w:r>
+        <w:t xml:space="preserve">we should be utilizing these techniques. Is this affecting their freedom to act?</w:t>
       </w:r>
     </w:p>
     <w:p>
@@ -123,7 +178,47 @@
         <w:t xml:space="preserve">(Biesta and Tedder 2006)</w:t>
       </w:r>
       <w:r>
-        <w:t xml:space="preserve">. This</w:t>
+        <w:t xml:space="preserve">, consisting of collective beliefs and structures and</w:t>
+      </w:r>
+      <w:r>
+        <w:t xml:space="preserve"> </w:t>
+      </w:r>
+      <w:r>
+        <w:rPr>
+          <w:i/>
+          <w:iCs/>
+        </w:rPr>
+        <w:t xml:space="preserve">truth</w:t>
+      </w:r>
+      <w:r>
+        <w:t xml:space="preserve"> </w:t>
+      </w:r>
+      <w:r>
+        <w:t xml:space="preserve">expressed in instruments such as policies or punitive action</w:t>
+      </w:r>
+      <w:r>
+        <w:t xml:space="preserve"> </w:t>
+      </w:r>
+      <w:r>
+        <w:t xml:space="preserve">(Foucault 1980, 131)</w:t>
+      </w:r>
+      <w:r>
+        <w:t xml:space="preserve">, or as expressed by teachers in their narratives or dispositions</w:t>
+      </w:r>
+      <w:r>
+        <w:t xml:space="preserve"> </w:t>
+      </w:r>
+      <w:r>
+        <w:t xml:space="preserve">(Nespor 1987)</w:t>
+      </w:r>
+      <w:r>
+        <w:t xml:space="preserve">.</w:t>
+      </w:r>
+      <w:r>
+        <w:t xml:space="preserve"> </w:t>
+      </w:r>
+      <w:r>
+        <w:t xml:space="preserve">This</w:t>
       </w:r>
       <w:r>
         <w:t xml:space="preserve"> </w:t>
@@ -142,9 +237,21 @@
         <w:t xml:space="preserve">is under pressure when systems circulate responsibility among human and non-human actors</w:t>
       </w:r>
       <w:r>
+        <w:t xml:space="preserve"> </w:t>
+      </w:r>
+      <w:r>
         <w:t xml:space="preserve">(Leonardi 2025)</w:t>
       </w:r>
       <w:r>
+        <w:t xml:space="preserve">, while it is agency increase in societies that is associated with an improvement in human development</w:t>
+      </w:r>
+      <w:r>
+        <w:t xml:space="preserve"> </w:t>
+      </w:r>
+      <w:r>
+        <w:t xml:space="preserve">(Sen 1990)</w:t>
+      </w:r>
+      <w:r>
         <w:t xml:space="preserve">.</w:t>
       </w:r>
     </w:p>
@@ -171,7 +278,34 @@
         <w:t xml:space="preserve">(Silvennoinen, Aksovaara, and Alanko-Turunen 2025)</w:t>
       </w:r>
       <w:r>
-        <w:t xml:space="preserve">.</w:t>
+        <w:t xml:space="preserve">. A more concrete example is OpenClaw, which attempts to be a somewhat more AAI consumer-friendly tool, it</w:t>
+      </w:r>
+      <w:r>
+        <w:t xml:space="preserve"> </w:t>
+      </w:r>
+      <w:r>
+        <w:t xml:space="preserve">“sends emails, manages your calendar, checks you in for flights. All from […] any chat app you already use”</w:t>
+      </w:r>
+      <w:r>
+        <w:t xml:space="preserve"> </w:t>
+      </w:r>
+      <w:r>
+        <w:t xml:space="preserve">(Steinberger n.d.)</w:t>
+      </w:r>
+      <w:r>
+        <w:t xml:space="preserve">. This is a remarkable departure from how GenAI is being used. AAI at the moment has already taken hold of the Software Engineering on a large scale, where agents are running in the background to not only write code, but also to write up specifications, documentation, plan tasks, review and evaluate the work, largely leaving humans to manage</w:t>
+      </w:r>
+      <w:r>
+        <w:t xml:space="preserve"> </w:t>
+      </w:r>
+      <w:r>
+        <w:t xml:space="preserve">“software teams”</w:t>
+      </w:r>
+      <w:r>
+        <w:t xml:space="preserve"> </w:t>
+      </w:r>
+      <w:r>
+        <w:t xml:space="preserve">that consist of AI agents.</w:t>
       </w:r>
     </w:p>
     <w:p>
@@ -179,127 +313,16 @@
         <w:pStyle w:val="BodyText"/>
       </w:pPr>
       <w:r>
-        <w:t xml:space="preserve">The</w:t>
-      </w:r>
-      <w:r>
-        <w:t xml:space="preserve"> </w:t>
-      </w:r>
-      <w:r>
-        <w:rPr>
-          <w:i/>
-          <w:iCs/>
-        </w:rPr>
-        <w:t xml:space="preserve">iterational</w:t>
-      </w:r>
-      <w:r>
-        <w:t xml:space="preserve"> </w:t>
-      </w:r>
-      <w:r>
-        <w:t xml:space="preserve">aspect of</w:t>
-      </w:r>
-      <w:r>
-        <w:t xml:space="preserve"> </w:t>
-      </w:r>
-      <w:r>
-        <w:t xml:space="preserve">Emirbayer and Mische (1998)</w:t>
-      </w:r>
-      <w:r>
-        <w:t xml:space="preserve">’s agency upon which</w:t>
-      </w:r>
-      <w:r>
-        <w:t xml:space="preserve"> </w:t>
-      </w:r>
-      <w:r>
-        <w:t xml:space="preserve">Biesta and Tedder (2007)</w:t>
-      </w:r>
-      <w:r>
-        <w:t xml:space="preserve"> </w:t>
-      </w:r>
-      <w:r>
-        <w:t xml:space="preserve">based the</w:t>
-      </w:r>
-      <w:r>
-        <w:t xml:space="preserve"> </w:t>
-      </w:r>
-      <w:r>
-        <w:rPr>
-          <w:i/>
-          <w:iCs/>
-        </w:rPr>
-        <w:t xml:space="preserve">achieved agency</w:t>
-      </w:r>
-      <w:r>
-        <w:t xml:space="preserve"> </w:t>
-      </w:r>
-      <w:r>
-        <w:t xml:space="preserve">is exposed in structure and collective beliefs, as</w:t>
-      </w:r>
-      <w:r>
-        <w:t xml:space="preserve"> </w:t>
-      </w:r>
-      <w:r>
-        <w:rPr>
-          <w:i/>
-          <w:iCs/>
-        </w:rPr>
-        <w:t xml:space="preserve">truth</w:t>
-      </w:r>
-      <w:r>
-        <w:t xml:space="preserve"> </w:t>
-      </w:r>
-      <w:r>
-        <w:t xml:space="preserve">expressed in instruments such as policies or punitive action</w:t>
-      </w:r>
-      <w:r>
-        <w:t xml:space="preserve"> </w:t>
-      </w:r>
-      <w:r>
-        <w:t xml:space="preserve">(Foucault 1980, 131)</w:t>
-      </w:r>
-      <w:r>
-        <w:t xml:space="preserve">, or as expressed by teachers in their narratives or dispositions</w:t>
-      </w:r>
-      <w:r>
-        <w:t xml:space="preserve"> </w:t>
-      </w:r>
-      <w:r>
-        <w:t xml:space="preserve">(Nespor 1987)</w:t>
-      </w:r>
-      <w:r>
-        <w:t xml:space="preserve">. Beliefs about</w:t>
-      </w:r>
-      <w:r>
-        <w:t xml:space="preserve"> </w:t>
-      </w:r>
-      <w:r>
-        <w:t xml:space="preserve">“inevitability of technology”</w:t>
-      </w:r>
-      <w:r>
-        <w:t xml:space="preserve"> </w:t>
-      </w:r>
-      <w:r>
-        <w:t xml:space="preserve">and the cult of innovation</w:t>
-      </w:r>
-      <w:r>
-        <w:t xml:space="preserve"> </w:t>
-      </w:r>
-      <w:r>
-        <w:t xml:space="preserve">(Winner 2018)</w:t>
-      </w:r>
-      <w:r>
-        <w:t xml:space="preserve"> </w:t>
-      </w:r>
-      <w:r>
-        <w:t xml:space="preserve">pervade, while at the same time mistrust and weariness tries to keeps AI out of universities</w:t>
-      </w:r>
-      <w:r>
-        <w:t xml:space="preserve"> </w:t>
-      </w:r>
-      <w:r>
-        <w:t xml:space="preserve">(Guest et al. 2025)</w:t>
-      </w:r>
-      <w:r>
-        <w:t xml:space="preserve">. Technology is never just neutral nor is it inherently good or bad</w:t>
+        <w:t xml:space="preserve">Executive functions like cognitive flexibility, working memory, or inihibition are shown to strongly relate to study success</w:t>
+      </w:r>
+      <w:r>
+        <w:t xml:space="preserve"> </w:t>
+      </w:r>
+      <w:r>
+        <w:t xml:space="preserve">(Serpell and Esposito, n.d.)</w:t>
+      </w:r>
+      <w:r>
+        <w:t xml:space="preserve">. These tasks include goal-oriented behaviours and planning, but also reasoning and problem-solving. AAI seems to step into exactly these areas where students need to grow during there time at a higher education institute. Technology is never just neutral nor is it inherently good or bad</w:t>
       </w:r>
       <w:r>
         <w:t xml:space="preserve"> </w:t>
@@ -329,57 +352,17 @@
         <w:t xml:space="preserve">(Latour 1994, 33)</w:t>
       </w:r>
       <w:r>
-        <w:t xml:space="preserve">.</w:t>
-      </w:r>
-    </w:p>
-    <w:p>
-      <w:pPr>
-        <w:pStyle w:val="BodyText"/>
-      </w:pPr>
-      <w:r>
-        <w:t xml:space="preserve">Students navigate these punitive faculties, policies and teacher narratives as ecology in which they need to realize goals, their agency changing from situation to situation. Is Agentic AI infringing on their intentional volitions realized as</w:t>
-      </w:r>
-      <w:r>
-        <w:t xml:space="preserve"> </w:t>
-      </w:r>
-      <w:r>
-        <w:rPr>
-          <w:i/>
-          <w:iCs/>
-        </w:rPr>
-        <w:t xml:space="preserve">achieved agency</w:t>
-      </w:r>
-      <w:r>
-        <w:t xml:space="preserve"> </w:t>
-      </w:r>
-      <w:r>
-        <w:t xml:space="preserve">as the temporal-relational</w:t>
-      </w:r>
-      <w:r>
-        <w:t xml:space="preserve"> </w:t>
-      </w:r>
-      <w:r>
-        <w:rPr>
-          <w:i/>
-          <w:iCs/>
-        </w:rPr>
-        <w:t xml:space="preserve">ecology</w:t>
-      </w:r>
-      <w:r>
-        <w:t xml:space="preserve"> </w:t>
-      </w:r>
-      <w:r>
-        <w:t xml:space="preserve">changes?</w:t>
+        <w:t xml:space="preserve">. In what direction are we then changing with it, are we changing towards a society where agency increases? If the ecology for agency for students includes systems that are able to handle so many of their executive functioning what opportunities do they have to develop these?</w:t>
       </w:r>
     </w:p>
     <w:bookmarkEnd w:id="20"/>
-    <w:bookmarkStart w:id="21" w:name="knowledge-gap"/>
+    <w:bookmarkStart w:id="22" w:name="research-questions"/>
     <w:p>
       <w:pPr>
         <w:pStyle w:val="Heading2"/>
       </w:pPr>
       <w:r>
-        <w:t xml:space="preserve">Knowledge Gap</w:t>
+        <w:t xml:space="preserve">Research Questions</w:t>
       </w:r>
     </w:p>
     <w:p>
@@ -387,118 +370,10 @@
         <w:pStyle w:val="FirstParagraph"/>
       </w:pPr>
       <w:r>
-        <w:t xml:space="preserve">Literature focusing on AAI is scarce, unlike the literature for GenAI, which is closely related as precursor to AAI. This shows the need to further examine the phenomenon of AAI in relation to students. Where GenAI is used in studies results can be used as corollary for the type of results for AAI.</w:t>
-      </w:r>
-    </w:p>
-    <w:p>
-      <w:pPr>
-        <w:pStyle w:val="BodyText"/>
-      </w:pPr>
-      <w:r>
-        <w:t xml:space="preserve">The way AAI or GenAI is influencing agency in students seems not to have been studied, apart from the influence it has on critical thinking</w:t>
-      </w:r>
-      <w:r>
-        <w:t xml:space="preserve"> </w:t>
-      </w:r>
-      <w:r>
-        <w:t xml:space="preserve">(Suriano et al. 2025)</w:t>
-      </w:r>
-      <w:r>
-        <w:t xml:space="preserve">, and why and how they use it for studying</w:t>
-      </w:r>
-      <w:r>
-        <w:t xml:space="preserve"> </w:t>
-      </w:r>
-      <w:r>
-        <w:t xml:space="preserve">(Silvennoinen, Aksovaara, and Alanko-Turunen 2025)</w:t>
-      </w:r>
-      <w:r>
-        <w:t xml:space="preserve">.</w:t>
-      </w:r>
-    </w:p>
-    <w:p>
-      <w:pPr>
-        <w:pStyle w:val="BodyText"/>
-      </w:pPr>
-      <w:r>
-        <w:t xml:space="preserve">While research has been done about future projections of human agency in conjunction with AI in decision making</w:t>
-      </w:r>
-      <w:r>
-        <w:t xml:space="preserve"> </w:t>
-      </w:r>
-      <w:r>
-        <w:t xml:space="preserve">(Pew Research Center, Anderson, and Rainie 2023)</w:t>
-      </w:r>
-      <w:r>
-        <w:t xml:space="preserve"> </w:t>
-      </w:r>
-      <w:r>
-        <w:t xml:space="preserve">and in education</w:t>
-      </w:r>
-      <w:r>
-        <w:t xml:space="preserve"> </w:t>
-      </w:r>
-      <w:r>
-        <w:t xml:space="preserve">(Mouta, Pinto-Llorente, and Torrecilla-Sánchez 2025)</w:t>
-      </w:r>
-      <w:r>
-        <w:t xml:space="preserve"> </w:t>
-      </w:r>
-      <w:r>
-        <w:t xml:space="preserve">it does not deal with how achieved agency for humans now. Or how AAI is changing realized intentions.</w:t>
-      </w:r>
-    </w:p>
-    <w:p>
-      <w:pPr>
-        <w:pStyle w:val="BodyText"/>
-      </w:pPr>
-      <w:r>
-        <w:t xml:space="preserve">Theorizations of agency by</w:t>
-      </w:r>
-      <w:r>
-        <w:t xml:space="preserve"> </w:t>
-      </w:r>
-      <w:r>
-        <w:t xml:space="preserve">Biesta and Tedder (2007)</w:t>
-      </w:r>
-      <w:r>
-        <w:t xml:space="preserve"> </w:t>
-      </w:r>
-      <w:r>
-        <w:t xml:space="preserve">clarify that action flows from the values and beliefs of a person. This study will try to deepen understanding on this interplay of beliefs and agency realised in the context of Agentic AI among students. As action and belief are tied together closely</w:t>
-      </w:r>
-      <w:r>
-        <w:t xml:space="preserve"> </w:t>
-      </w:r>
-      <w:r>
-        <w:t xml:space="preserve">(McCormick 2014)</w:t>
-      </w:r>
-      <w:r>
-        <w:t xml:space="preserve"> </w:t>
-      </w:r>
-      <w:r>
-        <w:t xml:space="preserve">it is relevant to investigate these beliefs that inform action further.</w:t>
-      </w:r>
-    </w:p>
-    <w:bookmarkEnd w:id="21"/>
-    <w:bookmarkStart w:id="23" w:name="research-questions"/>
-    <w:p>
-      <w:pPr>
-        <w:pStyle w:val="Heading2"/>
-      </w:pPr>
-      <w:r>
-        <w:t xml:space="preserve">Research Questions</w:t>
-      </w:r>
-    </w:p>
-    <w:p>
-      <w:pPr>
-        <w:pStyle w:val="FirstParagraph"/>
-      </w:pPr>
-      <w:r>
-        <w:t xml:space="preserve">How is Agentic AI changing values and beliefs of students in the ecology in which agency-as-achieved can be enacted?</w:t>
-      </w:r>
-    </w:p>
-    <w:bookmarkStart w:id="22" w:name="sub-questions"/>
+        <w:t xml:space="preserve">How can students still able to develop in order to be able to act towards their volitions in a world where the ecology for goal-oriented behaviour is changing because of Agentic AI?</w:t>
+      </w:r>
+    </w:p>
+    <w:bookmarkStart w:id="21" w:name="sub-questions"/>
     <w:p>
       <w:pPr>
         <w:pStyle w:val="Heading4"/>
@@ -528,7 +403,7 @@
         </w:numPr>
       </w:pPr>
       <w:r>
-        <w:t xml:space="preserve">How are prevalent beliefs disclosed in policy and teacher narratives relevant to students because of AAI?</w:t>
+        <w:t xml:space="preserve">In what way is Agentic AI entering academic and non-academic tasks and changing the lives of students?</w:t>
       </w:r>
     </w:p>
     <w:p>
@@ -540,12 +415,12 @@
         </w:numPr>
       </w:pPr>
       <w:r>
-        <w:t xml:space="preserve">In what ways are students performing academic and non-academic tasks, by either conforming or subverting rules and restrictions?</w:t>
-      </w:r>
-    </w:p>
+        <w:t xml:space="preserve">How can students focus on the development of executive functions with Agentic AI?</w:t>
+      </w:r>
+    </w:p>
+    <w:bookmarkEnd w:id="21"/>
     <w:bookmarkEnd w:id="22"/>
-    <w:bookmarkEnd w:id="23"/>
-    <w:bookmarkStart w:id="29" w:name="methodology"/>
+    <w:bookmarkStart w:id="27" w:name="methodology"/>
     <w:p>
       <w:pPr>
         <w:pStyle w:val="Heading2"/>
@@ -687,53 +562,7 @@
               <w:pStyle w:val="Compact"/>
             </w:pPr>
             <w:r>
-              <w:t xml:space="preserve">How are prevalent beliefs disclosed in policy and teacher narratives relevant to students because of AAI?</w:t>
-            </w:r>
-          </w:p>
-        </w:tc>
-        <w:tc>
-          <w:tcPr/>
-          <w:p>
-            <w:pPr>
-              <w:pStyle w:val="Compact"/>
-            </w:pPr>
-            <w:r>
-              <w:t xml:space="preserve">Critical Discourse Analyis</w:t>
-            </w:r>
-          </w:p>
-        </w:tc>
-        <w:tc>
-          <w:tcPr/>
-          <w:p>
-            <w:pPr>
-              <w:pStyle w:val="Compact"/>
-            </w:pPr>
-            <w:r>
-              <w:t xml:space="preserve">n = 5-8</w:t>
-            </w:r>
-          </w:p>
-        </w:tc>
-      </w:tr>
-      <w:tr>
-        <w:tc>
-          <w:tcPr/>
-          <w:p>
-            <w:pPr>
-              <w:pStyle w:val="Compact"/>
-            </w:pPr>
-            <w:r>
-              <w:t xml:space="preserve">RQ3</w:t>
-            </w:r>
-          </w:p>
-        </w:tc>
-        <w:tc>
-          <w:tcPr/>
-          <w:p>
-            <w:pPr>
-              <w:pStyle w:val="Compact"/>
-            </w:pPr>
-            <w:r>
-              <w:t xml:space="preserve">In what ways are students performing academic and non-academic tasks, by either conforming or subverting rules and restrictions?</w:t>
+              <w:t xml:space="preserve">In what way is Agentic AI entering academic and non-academic tasks and changing the lives of students?</w:t>
             </w:r>
           </w:p>
         </w:tc>
@@ -760,8 +589,88 @@
           </w:p>
         </w:tc>
       </w:tr>
+      <w:tr>
+        <w:tc>
+          <w:tcPr/>
+          <w:p>
+            <w:pPr>
+              <w:pStyle w:val="Compact"/>
+            </w:pPr>
+            <w:r>
+              <w:t xml:space="preserve">RQ3</w:t>
+            </w:r>
+          </w:p>
+        </w:tc>
+        <w:tc>
+          <w:tcPr/>
+          <w:p>
+            <w:pPr>
+              <w:pStyle w:val="Compact"/>
+            </w:pPr>
+            <w:r>
+              <w:t xml:space="preserve">How can students focus on the development of executive functions with Agentic AI?</w:t>
+            </w:r>
+          </w:p>
+        </w:tc>
+        <w:tc>
+          <w:tcPr/>
+          <w:p>
+            <w:pPr>
+              <w:pStyle w:val="Compact"/>
+            </w:pPr>
+          </w:p>
+        </w:tc>
+        <w:tc>
+          <w:tcPr/>
+          <w:p>
+            <w:pPr>
+              <w:pStyle w:val="Compact"/>
+            </w:pPr>
+          </w:p>
+        </w:tc>
+      </w:tr>
+      <w:tr>
+        <w:tc>
+          <w:tcPr/>
+          <w:p>
+            <w:pPr>
+              <w:pStyle w:val="Compact"/>
+            </w:pPr>
+            <w:r>
+              <w:t xml:space="preserve">Scenario Development and focus groups</w:t>
+            </w:r>
+          </w:p>
+        </w:tc>
+        <w:tc>
+          <w:tcPr/>
+          <w:p>
+            <w:pPr>
+              <w:pStyle w:val="Compact"/>
+            </w:pPr>
+            <w:r>
+              <w:t xml:space="preserve">n = 20-40</w:t>
+            </w:r>
+          </w:p>
+        </w:tc>
+        <w:tc>
+          <w:tcPr/>
+          <w:p>
+            <w:pPr>
+              <w:pStyle w:val="Compact"/>
+            </w:pPr>
+          </w:p>
+        </w:tc>
+        <w:tc>
+          <w:tcPr/>
+          <w:p>
+            <w:pPr>
+              <w:pStyle w:val="Compact"/>
+            </w:pPr>
+          </w:p>
+        </w:tc>
+      </w:tr>
     </w:tbl>
-    <w:bookmarkStart w:id="24" w:name="rq1-thematic-analysis-and-umt"/>
+    <w:bookmarkStart w:id="23" w:name="rq1-thematic-analysis-and-umt"/>
     <w:p>
       <w:pPr>
         <w:pStyle w:val="Heading3"/>
@@ -770,14 +679,229 @@
         <w:t xml:space="preserve">RQ1: Thematic Analysis and UMT</w:t>
       </w:r>
     </w:p>
+    <w:p>
+      <w:pPr>
+        <w:pStyle w:val="FirstParagraph"/>
+      </w:pPr>
+      <w:r>
+        <w:t xml:space="preserve">As clarified in the Knowledge Gap, there is a close relation between action and belief, however in the context of Agentic AI the values and beliefs among students. In</w:t>
+      </w:r>
+      <w:r>
+        <w:t xml:space="preserve"> </w:t>
+      </w:r>
+      <w:r>
+        <w:t xml:space="preserve">Kramer and Engeström (2019)</w:t>
+      </w:r>
+      <w:r>
+        <w:t xml:space="preserve"> </w:t>
+      </w:r>
+      <w:r>
+        <w:t xml:space="preserve">the word</w:t>
+      </w:r>
+      <w:r>
+        <w:t xml:space="preserve"> </w:t>
+      </w:r>
+      <w:r>
+        <w:rPr>
+          <w:i/>
+          <w:iCs/>
+        </w:rPr>
+        <w:t xml:space="preserve">worldview</w:t>
+      </w:r>
+      <w:r>
+        <w:t xml:space="preserve"> </w:t>
+      </w:r>
+      <w:r>
+        <w:t xml:space="preserve">is used to describe this belief, which in</w:t>
+      </w:r>
+      <w:r>
+        <w:t xml:space="preserve"> </w:t>
+      </w:r>
+      <w:r>
+        <w:t xml:space="preserve">Biesta and Tedder (2006)</w:t>
+      </w:r>
+      <w:r>
+        <w:t xml:space="preserve">’s definition would contribute to the</w:t>
+      </w:r>
+      <w:r>
+        <w:t xml:space="preserve"> </w:t>
+      </w:r>
+      <w:r>
+        <w:rPr>
+          <w:i/>
+          <w:iCs/>
+        </w:rPr>
+        <w:t xml:space="preserve">ecology</w:t>
+      </w:r>
+      <w:r>
+        <w:t xml:space="preserve">. The way this is investigated in</w:t>
+      </w:r>
+      <w:r>
+        <w:t xml:space="preserve"> </w:t>
+      </w:r>
+      <w:r>
+        <w:t xml:space="preserve">Kramer and Engeström (2019)</w:t>
+      </w:r>
+      <w:r>
+        <w:t xml:space="preserve"> </w:t>
+      </w:r>
+      <w:r>
+        <w:t xml:space="preserve">is through the use of</w:t>
+      </w:r>
+      <w:r>
+        <w:t xml:space="preserve"> </w:t>
+      </w:r>
+      <w:r>
+        <w:t xml:space="preserve">Leontiev (2007)</w:t>
+      </w:r>
+      <w:r>
+        <w:t xml:space="preserve">’s Ultimate Meanings Technique (UMT).</w:t>
+      </w:r>
+    </w:p>
+    <w:p>
+      <w:pPr>
+        <w:pStyle w:val="BodyText"/>
+      </w:pPr>
+      <w:r>
+        <w:t xml:space="preserve">Where</w:t>
+      </w:r>
+      <w:r>
+        <w:t xml:space="preserve"> </w:t>
+      </w:r>
+      <w:r>
+        <w:t xml:space="preserve">Kramer and Engeström (2019)</w:t>
+      </w:r>
+      <w:r>
+        <w:t xml:space="preserve"> </w:t>
+      </w:r>
+      <w:r>
+        <w:t xml:space="preserve">used UMT to discover worldview among teachers I will investigate among a small group of students.</w:t>
+      </w:r>
+    </w:p>
+    <w:p>
+      <w:pPr>
+        <w:pStyle w:val="BodyText"/>
+      </w:pPr>
+      <w:r>
+        <w:rPr>
+          <w:i/>
+          <w:iCs/>
+        </w:rPr>
+        <w:t xml:space="preserve">Thematic analysis</w:t>
+      </w:r>
+      <w:r>
+        <w:t xml:space="preserve"> </w:t>
+      </w:r>
+      <w:r>
+        <w:t xml:space="preserve">will be used as</w:t>
+      </w:r>
+      <w:r>
+        <w:t xml:space="preserve"> </w:t>
+      </w:r>
+      <w:r>
+        <w:t xml:space="preserve">Naeem et al. (2023)</w:t>
+      </w:r>
+      <w:r>
+        <w:t xml:space="preserve"> </w:t>
+      </w:r>
+      <w:r>
+        <w:t xml:space="preserve">and</w:t>
+      </w:r>
+      <w:r>
+        <w:t xml:space="preserve"> </w:t>
+      </w:r>
+      <w:r>
+        <w:t xml:space="preserve">Braun and Clarke (2021)</w:t>
+      </w:r>
+      <w:r>
+        <w:t xml:space="preserve"> </w:t>
+      </w:r>
+      <w:r>
+        <w:t xml:space="preserve">describe it to find common themes and topics in personal qualitative interview with students concerning these worldviews.</w:t>
+      </w:r>
+    </w:p>
+    <w:p>
+      <w:pPr>
+        <w:pStyle w:val="BodyText"/>
+      </w:pPr>
+      <w:r>
+        <w:t xml:space="preserve">After the initial analysis and recognized larger themes questions will be formulated to be able to use a more quantitative approach in the form of a survey.</w:t>
+      </w:r>
+    </w:p>
+    <w:bookmarkEnd w:id="23"/>
+    <w:bookmarkStart w:id="24" w:name="rq2-mixed-method"/>
+    <w:p>
+      <w:pPr>
+        <w:pStyle w:val="Heading3"/>
+      </w:pPr>
+      <w:r>
+        <w:t xml:space="preserve">RQ2: Mixed-method</w:t>
+      </w:r>
+    </w:p>
+    <w:p>
+      <w:pPr>
+        <w:pStyle w:val="FirstParagraph"/>
+      </w:pPr>
+      <w:r>
+        <w:t xml:space="preserve">To find out where and how this impacts students lives I want to follow the academic and non-academic tasks of a small number of students to find out where AAI / GenAI is confronting students with its actions. Similar to what</w:t>
+      </w:r>
+      <w:r>
+        <w:t xml:space="preserve"> </w:t>
+      </w:r>
+      <w:r>
+        <w:t xml:space="preserve">Ferrari and Scher (2000)</w:t>
+      </w:r>
+      <w:r>
+        <w:t xml:space="preserve"> </w:t>
+      </w:r>
+      <w:r>
+        <w:t xml:space="preserve">did concerning tasks and procrastination only focusing not on task completion but on whether tasks are affected by AAI / GenAI and how students feel about this.</w:t>
+      </w:r>
+    </w:p>
+    <w:p>
+      <w:pPr>
+        <w:pStyle w:val="BodyText"/>
+      </w:pPr>
+      <w:r>
+        <w:t xml:space="preserve">Students in project education will be asked to write down three tasks that they intend to complete for five consecutive days and will be asked to score along different dimensions how AAI / GenAI is affecting their completion of the task and how students deal with restrictions laid upon by school policy or assignment rules.</w:t>
+      </w:r>
+    </w:p>
+    <w:p>
+      <w:pPr>
+        <w:pStyle w:val="BodyText"/>
+      </w:pPr>
+      <w:r>
+        <w:t xml:space="preserve">The analysis would then consist of comparing tasks among these dimensions, to categorize the type of tasks, their importance to the subject and to compare tasks and scoring between subjects in which way they subvert or conform to the rules.</w:t>
+      </w:r>
+    </w:p>
+    <w:p>
+      <w:pPr>
+        <w:pStyle w:val="BodyText"/>
+      </w:pPr>
+      <w:r>
+        <w:t xml:space="preserve">Before doing this I would like to interview a small group of students to determine which kind of tasks and dimensions would make the most sense and what kind of AAI or GenAI tools are relevant to ask about. For the questions and categories questions from Sense of Agency-scale (SoAS) developed by</w:t>
+      </w:r>
+      <w:r>
+        <w:t xml:space="preserve"> </w:t>
+      </w:r>
+      <w:r>
+        <w:t xml:space="preserve">Tapal, Oren, and Eitam (2017)</w:t>
+      </w:r>
+      <w:r>
+        <w:t xml:space="preserve"> </w:t>
+      </w:r>
+      <w:r>
+        <w:t xml:space="preserve">will be adapted.</w:t>
+      </w:r>
+    </w:p>
     <w:bookmarkEnd w:id="24"/>
-    <w:bookmarkStart w:id="25" w:name="analysis"/>
+    <w:bookmarkStart w:id="25" w:name="rq3-scenario-development"/>
     <w:p>
       <w:pPr>
         <w:pStyle w:val="Heading3"/>
       </w:pPr>
       <w:r>
-        <w:t xml:space="preserve">Analysis</w:t>
+        <w:t xml:space="preserve">RQ3: Scenario development</w:t>
       </w:r>
     </w:p>
     <w:p>
@@ -785,78 +909,19 @@
         <w:pStyle w:val="FirstParagraph"/>
       </w:pPr>
       <w:r>
-        <w:t xml:space="preserve">As clarified in the Knowledge Gap, there is a close relation between action and belief, however in the context of Agentic AI the values and beliefs among students. In</w:t>
-      </w:r>
-      <w:r>
-        <w:t xml:space="preserve"> </w:t>
-      </w:r>
-      <w:r>
-        <w:t xml:space="preserve">Kramer and Engeström (2019)</w:t>
-      </w:r>
-      <w:r>
-        <w:t xml:space="preserve"> </w:t>
-      </w:r>
-      <w:r>
-        <w:t xml:space="preserve">the word</w:t>
-      </w:r>
-      <w:r>
-        <w:t xml:space="preserve"> </w:t>
-      </w:r>
-      <w:r>
-        <w:rPr>
-          <w:i/>
-          <w:iCs/>
-        </w:rPr>
-        <w:t xml:space="preserve">worldview</w:t>
-      </w:r>
-      <w:r>
-        <w:t xml:space="preserve"> </w:t>
-      </w:r>
-      <w:r>
-        <w:t xml:space="preserve">is used to describe this belief, which in</w:t>
-      </w:r>
-      <w:r>
-        <w:t xml:space="preserve"> </w:t>
-      </w:r>
-      <w:r>
-        <w:t xml:space="preserve">Biesta and Tedder (2006)</w:t>
-      </w:r>
-      <w:r>
-        <w:t xml:space="preserve">’s definition would contribute to the</w:t>
-      </w:r>
-      <w:r>
-        <w:t xml:space="preserve"> </w:t>
-      </w:r>
-      <w:r>
-        <w:rPr>
-          <w:i/>
-          <w:iCs/>
-        </w:rPr>
-        <w:t xml:space="preserve">ecology</w:t>
-      </w:r>
-      <w:r>
-        <w:t xml:space="preserve">. The way this is investigated in</w:t>
-      </w:r>
-      <w:r>
-        <w:t xml:space="preserve"> </w:t>
-      </w:r>
-      <w:r>
-        <w:t xml:space="preserve">Kramer and Engeström (2019)</w:t>
-      </w:r>
-      <w:r>
-        <w:t xml:space="preserve"> </w:t>
-      </w:r>
-      <w:r>
-        <w:t xml:space="preserve">is through the use of</w:t>
-      </w:r>
-      <w:r>
-        <w:t xml:space="preserve"> </w:t>
-      </w:r>
-      <w:r>
-        <w:t xml:space="preserve">Leontiev (2007)</w:t>
-      </w:r>
-      <w:r>
-        <w:t xml:space="preserve">’s Ultimate Meanings Technique (UMT).</w:t>
+        <w:t xml:space="preserve">We can not predict the future, nor can we extrapolate from current events with certainty. The Manoa Technique by</w:t>
+      </w:r>
+      <w:r>
+        <w:t xml:space="preserve"> </w:t>
+      </w:r>
+      <w:r>
+        <w:t xml:space="preserve">Schultz (2015)</w:t>
+      </w:r>
+      <w:r>
+        <w:t xml:space="preserve"> </w:t>
+      </w:r>
+      <w:r>
+        <w:t xml:space="preserve">is a scenario development technique that exists to help us explore possible futures. For this study it seems suited as you it allows you to inquire after a number of dimensions and create a cross-impact matrix where the changes that intersect can be identified.</w:t>
       </w:r>
     </w:p>
     <w:p>
@@ -864,19 +929,73 @@
         <w:pStyle w:val="BodyText"/>
       </w:pPr>
       <w:r>
-        <w:t xml:space="preserve">Where</w:t>
-      </w:r>
-      <w:r>
-        <w:t xml:space="preserve"> </w:t>
-      </w:r>
-      <w:r>
-        <w:t xml:space="preserve">Kramer and Engeström (2019)</w:t>
-      </w:r>
-      <w:r>
-        <w:t xml:space="preserve"> </w:t>
-      </w:r>
-      <w:r>
-        <w:t xml:space="preserve">used UMT to discover worldview among teachers I will investigate among a small group of students.</w:t>
+        <w:t xml:space="preserve">For this to work I will work through almost all of the steps as</w:t>
+      </w:r>
+      <w:r>
+        <w:t xml:space="preserve"> </w:t>
+      </w:r>
+      <w:r>
+        <w:t xml:space="preserve">Schultz (2015)</w:t>
+      </w:r>
+      <w:r>
+        <w:t xml:space="preserve"> </w:t>
+      </w:r>
+      <w:r>
+        <w:t xml:space="preserve">puts them forward:</w:t>
+      </w:r>
+      <w:r>
+        <w:t xml:space="preserve"> </w:t>
+      </w:r>
+      <w:r>
+        <w:t xml:space="preserve">1. sketch out a future wheel that poses the emerging issue of Agentic AI in different ways:</w:t>
+      </w:r>
+      <w:r>
+        <w:t xml:space="preserve"> </w:t>
+      </w:r>
+      <w:r>
+        <w:t xml:space="preserve">1. as one that infringes upon student goal-orientation</w:t>
+      </w:r>
+      <w:r>
+        <w:t xml:space="preserve"> </w:t>
+      </w:r>
+      <w:r>
+        <w:t xml:space="preserve">2. as one that is compatible with student goal-orientation</w:t>
+      </w:r>
+      <w:r>
+        <w:t xml:space="preserve"> </w:t>
+      </w:r>
+      <w:r>
+        <w:t xml:space="preserve">3. as one where student goal-orientation are largely dependent on the use of AAI</w:t>
+      </w:r>
+      <w:r>
+        <w:t xml:space="preserve"> </w:t>
+      </w:r>
+      <w:r>
+        <w:t xml:space="preserve">2. With a group I will create a setting where we can map influences and interconnections</w:t>
+      </w:r>
+      <w:r>
+        <w:t xml:space="preserve"> </w:t>
+      </w:r>
+      <w:r>
+        <w:t xml:space="preserve">3. Probe more deeply to cover different aspects of student reality (e.g. how student life connects with family life, behaviour as consumer, social relations, as a citizen etc.)</w:t>
+      </w:r>
+      <w:r>
+        <w:t xml:space="preserve"> </w:t>
+      </w:r>
+      <w:r>
+        <w:t xml:space="preserve">4. characterize my scenario</w:t>
+      </w:r>
+      <w:r>
+        <w:t xml:space="preserve"> </w:t>
+      </w:r>
+      <w:r>
+        <w:t xml:space="preserve">5. build an emerging narrative</w:t>
+      </w:r>
+      <w:r>
+        <w:t xml:space="preserve"> </w:t>
+      </w:r>
+      <w:r>
+        <w:t xml:space="preserve">6. stretch the narrative</w:t>
       </w:r>
     </w:p>
     <w:p>
@@ -884,41 +1003,7 @@
         <w:pStyle w:val="BodyText"/>
       </w:pPr>
       <w:r>
-        <w:rPr>
-          <w:i/>
-          <w:iCs/>
-        </w:rPr>
-        <w:t xml:space="preserve">Thematic analysis</w:t>
-      </w:r>
-      <w:r>
-        <w:t xml:space="preserve"> </w:t>
-      </w:r>
-      <w:r>
-        <w:t xml:space="preserve">will be used as</w:t>
-      </w:r>
-      <w:r>
-        <w:t xml:space="preserve"> </w:t>
-      </w:r>
-      <w:r>
-        <w:t xml:space="preserve">Naeem et al. (2023)</w:t>
-      </w:r>
-      <w:r>
-        <w:t xml:space="preserve"> </w:t>
-      </w:r>
-      <w:r>
-        <w:t xml:space="preserve">and</w:t>
-      </w:r>
-      <w:r>
-        <w:t xml:space="preserve"> </w:t>
-      </w:r>
-      <w:r>
-        <w:t xml:space="preserve">Braun and Clarke (2021)</w:t>
-      </w:r>
-      <w:r>
-        <w:t xml:space="preserve"> </w:t>
-      </w:r>
-      <w:r>
-        <w:t xml:space="preserve">describe it to find common themes and topics in personal qualitative interview with students concerning these worldviews.</w:t>
+        <w:t xml:space="preserve">The main goal is to creatively diverge and find a lot of different outcomes.</w:t>
       </w:r>
     </w:p>
     <w:p>
@@ -926,17 +1011,17 @@
         <w:pStyle w:val="BodyText"/>
       </w:pPr>
       <w:r>
-        <w:t xml:space="preserve">After the initial analysis and recognized larger themes questions will be formulated to be able to use a more quantitative approach in the form of a survey.</w:t>
+        <w:t xml:space="preserve">In another focus group I will evaluate what the most probable outcomes will be and what solutions might be offered to help inform school policy.</w:t>
       </w:r>
     </w:p>
     <w:bookmarkEnd w:id="25"/>
-    <w:bookmarkStart w:id="26" w:name="rq2-critical-discourse-analyis"/>
+    <w:bookmarkStart w:id="26" w:name="sampling-and-data-collection"/>
     <w:p>
       <w:pPr>
         <w:pStyle w:val="Heading3"/>
       </w:pPr>
       <w:r>
-        <w:t xml:space="preserve">RQ2: Critical Discourse Analyis</w:t>
+        <w:t xml:space="preserve">Sampling and data collection</w:t>
       </w:r>
     </w:p>
     <w:p>
@@ -944,93 +1029,43 @@
         <w:pStyle w:val="FirstParagraph"/>
       </w:pPr>
       <w:r>
-        <w:t xml:space="preserve">Through</w:t>
-      </w:r>
-      <w:r>
-        <w:t xml:space="preserve"> </w:t>
-      </w:r>
-      <w:r>
-        <w:rPr>
-          <w:i/>
-          <w:iCs/>
-        </w:rPr>
-        <w:t xml:space="preserve">critical discourse analyis</w:t>
-      </w:r>
-      <w:r>
-        <w:t xml:space="preserve"> </w:t>
-      </w:r>
-      <w:r>
-        <w:t xml:space="preserve">(CDA) I will look at what kind of language is constructing narratives, describes relations of power and how it creates or reinforces beliefs</w:t>
-      </w:r>
-      <w:r>
-        <w:t xml:space="preserve"> </w:t>
-      </w:r>
-      <w:r>
-        <w:t xml:space="preserve">(Blommaert and Bulcaen 2000)</w:t>
-      </w:r>
-      <w:r>
-        <w:t xml:space="preserve">. With CDA I can take a look at school policy and try to find patterns in power dynamics and social effects in discourse. In further analysis I will analyze context and intertextuality to challenge social inequalities. I will focus mainly on step two:</w:t>
-      </w:r>
-      <w:r>
-        <w:t xml:space="preserve"> </w:t>
-      </w:r>
-      <w:r>
-        <w:rPr>
-          <w:i/>
-          <w:iCs/>
-        </w:rPr>
-        <w:t xml:space="preserve">Identify obstacles to addressing the social wrong</w:t>
-      </w:r>
-      <w:r>
-        <w:t xml:space="preserve"> </w:t>
-      </w:r>
-      <w:r>
-        <w:t xml:space="preserve">of the CDA process as described by</w:t>
-      </w:r>
-      <w:r>
-        <w:t xml:space="preserve"> </w:t>
-      </w:r>
-      <w:r>
-        <w:t xml:space="preserve">Fairclough (2013)</w:t>
+        <w:t xml:space="preserve">As mentioned above the initial interviews will be conducted among a group of students. To come with a representative view of students I will seek out students in different areas of expertise. Within our institute of the HAN there are students that follow programs for law, economics, teaching, medical professions, building engineering, informatics amongst others. And in different years. For the first interviews it will be difficult to distritube this evenly.</w:t>
+      </w:r>
+    </w:p>
+    <w:p>
+      <w:pPr>
+        <w:pStyle w:val="BodyText"/>
+      </w:pPr>
+      <w:r>
+        <w:t xml:space="preserve">For the surveys I will go through student organizations for the different fields of expertise, which have closer relationships with students, to be able to distribute widely as well as to acquire a large number of respondents. Within the insitute there are about 30.000 students that are working on a bachelor-diploma, so it would seem feasible to come with enough respondents even if only 1% of active students respond.</w:t>
+      </w:r>
+    </w:p>
+    <w:p>
+      <w:pPr>
+        <w:pStyle w:val="BodyText"/>
+      </w:pPr>
+      <w:r>
+        <w:t xml:space="preserve">For the mixed-method analysis a reward system would make sense as students would be spending quite some time on their task cards similar to the research performed by</w:t>
+      </w:r>
+      <w:r>
+        <w:t xml:space="preserve"> </w:t>
+      </w:r>
+      <w:r>
+        <w:t xml:space="preserve">Ferrari and Scher (2000)</w:t>
       </w:r>
       <w:r>
         <w:t xml:space="preserve">.</w:t>
       </w:r>
     </w:p>
-    <w:p>
-      <w:pPr>
-        <w:pStyle w:val="Compact"/>
-        <w:numPr>
-          <w:ilvl w:val="0"/>
-          <w:numId w:val="1002"/>
-        </w:numPr>
-      </w:pPr>
-      <w:r>
-        <w:t xml:space="preserve">Analyse dialectical relations</w:t>
-      </w:r>
-    </w:p>
-    <w:p>
-      <w:pPr>
-        <w:pStyle w:val="Compact"/>
-        <w:numPr>
-          <w:ilvl w:val="0"/>
-          <w:numId w:val="1002"/>
-        </w:numPr>
-      </w:pPr>
-      <w:r>
-        <w:t xml:space="preserve">Select texts</w:t>
-      </w:r>
-    </w:p>
-    <w:p>
-      <w:pPr>
-        <w:pStyle w:val="Compact"/>
-        <w:numPr>
-          <w:ilvl w:val="0"/>
-          <w:numId w:val="1002"/>
-        </w:numPr>
-      </w:pPr>
-      <w:r>
-        <w:t xml:space="preserve">Analyse texts interdiscursively and linguistically</w:t>
+    <w:bookmarkEnd w:id="26"/>
+    <w:bookmarkEnd w:id="27"/>
+    <w:bookmarkStart w:id="28" w:name="knowledge-gap-scientific-contribution"/>
+    <w:p>
+      <w:pPr>
+        <w:pStyle w:val="Heading2"/>
+      </w:pPr>
+      <w:r>
+        <w:t xml:space="preserve">Knowledge Gap / Scientific Contribution</w:t>
       </w:r>
     </w:p>
     <w:p>
@@ -1038,19 +1073,7 @@
         <w:pStyle w:val="FirstParagraph"/>
       </w:pPr>
       <w:r>
-        <w:t xml:space="preserve">To assist in the Critical Discourse analysis I will use the</w:t>
-      </w:r>
-      <w:r>
-        <w:t xml:space="preserve"> </w:t>
-      </w:r>
-      <w:r>
-        <w:t xml:space="preserve">Cui et al. (2023)</w:t>
-      </w:r>
-      <w:r>
-        <w:t xml:space="preserve"> </w:t>
-      </w:r>
-      <w:r>
-        <w:t xml:space="preserve">package for R to help quantify some aspects of it.</w:t>
+        <w:t xml:space="preserve">Literature focusing on AAI is scarce, unlike the literature for GenAI, which is closely related as precursor to AAI. This shows the need to further examine the phenomenon of AAI in relation to students. Where GenAI is used in studies results can be used as corollary for the type of results for AAI.</w:t>
       </w:r>
     </w:p>
     <w:p>
@@ -1058,7 +1081,25 @@
         <w:pStyle w:val="BodyText"/>
       </w:pPr>
       <w:r>
-        <w:t xml:space="preserve">Besides investigating school policy, I will collect in-class field notes, transcripts of audio-recorded lectures and classroom talk, i.e. when students and teachers interact with each other in the classroom, and interviews with teachers.</w:t>
+        <w:t xml:space="preserve">The way AAI or GenAI is influencing agency in students seems not to have been studied, apart from the influence it has on critical thinking</w:t>
+      </w:r>
+      <w:r>
+        <w:t xml:space="preserve"> </w:t>
+      </w:r>
+      <w:r>
+        <w:t xml:space="preserve">(Suriano et al. 2025)</w:t>
+      </w:r>
+      <w:r>
+        <w:t xml:space="preserve">, and why and how they use it for studying</w:t>
+      </w:r>
+      <w:r>
+        <w:t xml:space="preserve"> </w:t>
+      </w:r>
+      <w:r>
+        <w:t xml:space="preserve">(Silvennoinen, Aksovaara, and Alanko-Turunen 2025)</w:t>
+      </w:r>
+      <w:r>
+        <w:t xml:space="preserve">.</w:t>
       </w:r>
     </w:p>
     <w:p>
@@ -1066,46 +1107,31 @@
         <w:pStyle w:val="BodyText"/>
       </w:pPr>
       <w:r>
-        <w:t xml:space="preserve">To analyze this data I will codify the texts, look for synonyms and highlight recurring normative statements on the use of or the prevalence of AI technologies. Rereading the text can illicit patterns beyond just the words being said</w:t>
-      </w:r>
-      <w:r>
-        <w:t xml:space="preserve"> </w:t>
-      </w:r>
-      <w:r>
-        <w:t xml:space="preserve">(Brooks 2016)</w:t>
-      </w:r>
-      <w:r>
-        <w:t xml:space="preserve">.</w:t>
-      </w:r>
-    </w:p>
-    <w:bookmarkEnd w:id="26"/>
-    <w:bookmarkStart w:id="27" w:name="rq3-mixed-method"/>
-    <w:p>
-      <w:pPr>
-        <w:pStyle w:val="Heading3"/>
-      </w:pPr>
-      <w:r>
-        <w:t xml:space="preserve">RQ3: Mixed-method</w:t>
-      </w:r>
-    </w:p>
-    <w:p>
-      <w:pPr>
-        <w:pStyle w:val="FirstParagraph"/>
-      </w:pPr>
-      <w:r>
-        <w:t xml:space="preserve">To find out where and how this impacts students lives I want to follow the academic and non-academic tasks of a small number of students to find out where AAI / GenAI is confronting students with its actions. Similar to what</w:t>
-      </w:r>
-      <w:r>
-        <w:t xml:space="preserve"> </w:t>
-      </w:r>
-      <w:r>
-        <w:t xml:space="preserve">Ferrari and Scher (2000)</w:t>
-      </w:r>
-      <w:r>
-        <w:t xml:space="preserve"> </w:t>
-      </w:r>
-      <w:r>
-        <w:t xml:space="preserve">did concerning tasks and procrastination only focusing not on task completion but on whether tasks are affected by AAI / GenAI and how students feel about this.</w:t>
+        <w:t xml:space="preserve">While research has been done about future projections of human agency in conjunction with AI in decision making</w:t>
+      </w:r>
+      <w:r>
+        <w:t xml:space="preserve"> </w:t>
+      </w:r>
+      <w:r>
+        <w:t xml:space="preserve">(Pew Research Center, Anderson, and Rainie 2023)</w:t>
+      </w:r>
+      <w:r>
+        <w:t xml:space="preserve"> </w:t>
+      </w:r>
+      <w:r>
+        <w:t xml:space="preserve">and in education</w:t>
+      </w:r>
+      <w:r>
+        <w:t xml:space="preserve"> </w:t>
+      </w:r>
+      <w:r>
+        <w:t xml:space="preserve">(Mouta, Pinto-Llorente, and Torrecilla-Sánchez 2025)</w:t>
+      </w:r>
+      <w:r>
+        <w:t xml:space="preserve"> </w:t>
+      </w:r>
+      <w:r>
+        <w:t xml:space="preserve">it does not deal with how achieved agency for humans now. Or how AAI is changing realized intentions.</w:t>
       </w:r>
     </w:p>
     <w:p>
@@ -1113,7 +1139,31 @@
         <w:pStyle w:val="BodyText"/>
       </w:pPr>
       <w:r>
-        <w:t xml:space="preserve">Students in project education will be asked to write down three tasks that they intend to complete for five consecutive days and will be asked to score along different dimensions how AAI / GenAI is affecting their completion of the task and how students deal with restrictions laid upon by school policy or assignment rules.</w:t>
+        <w:t xml:space="preserve">Theorizations of agency by</w:t>
+      </w:r>
+      <w:r>
+        <w:t xml:space="preserve"> </w:t>
+      </w:r>
+      <w:r>
+        <w:t xml:space="preserve">Biesta and Tedder (2007)</w:t>
+      </w:r>
+      <w:r>
+        <w:t xml:space="preserve"> </w:t>
+      </w:r>
+      <w:r>
+        <w:t xml:space="preserve">clarify that action flows from the values and beliefs of a person. This study will try to deepen understanding on this interplay of beliefs and agency realised in the context of Agentic AI among students. As action and belief are tied together closely</w:t>
+      </w:r>
+      <w:r>
+        <w:t xml:space="preserve"> </w:t>
+      </w:r>
+      <w:r>
+        <w:t xml:space="preserve">(McCormick 2014)</w:t>
+      </w:r>
+      <w:r>
+        <w:t xml:space="preserve"> </w:t>
+      </w:r>
+      <w:r>
+        <w:t xml:space="preserve">it is relevant to investigate these beliefs that inform action further.</w:t>
       </w:r>
     </w:p>
     <w:p>
@@ -1121,7 +1171,7 @@
         <w:pStyle w:val="BodyText"/>
       </w:pPr>
       <w:r>
-        <w:t xml:space="preserve">The analysis would then consist of comparing tasks among these dimensions, to categorize the type of tasks, their importance to the subject and to compare tasks and scoring between subjects in which way they subvert or conform to the rules.</w:t>
+        <w:t xml:space="preserve">It does not seem like a logical stretch to be able to come up with multiple applications where this would either enhance or infringe human agency. For example it might help to come up with ideas or to automate task distribution, but it might also take away freedom to interfere with an automated planning, to look beyond the ideas that the platform comes up with, or only delve into information sources widely available instead more local or native knowledge.</w:t>
       </w:r>
     </w:p>
     <w:p>
@@ -1129,37 +1179,7 @@
         <w:pStyle w:val="BodyText"/>
       </w:pPr>
       <w:r>
-        <w:t xml:space="preserve">Before doing this I would like to interview a small group of students to determine which kind of tasks and dimensions would make the most sense and what kind of AAI or GenAI tools are relevant to ask about. For the questions and categories questions from Sense of Agency-scale (SoAS) developed by</w:t>
-      </w:r>
-      <w:r>
-        <w:t xml:space="preserve"> </w:t>
-      </w:r>
-      <w:r>
-        <w:t xml:space="preserve">Tapal, Oren, and Eitam (2017)</w:t>
-      </w:r>
-      <w:r>
-        <w:t xml:space="preserve"> </w:t>
-      </w:r>
-      <w:r>
-        <w:t xml:space="preserve">will be adapted.</w:t>
-      </w:r>
-    </w:p>
-    <w:bookmarkEnd w:id="27"/>
-    <w:bookmarkStart w:id="28" w:name="sampling-and-data-collection"/>
-    <w:p>
-      <w:pPr>
-        <w:pStyle w:val="Heading3"/>
-      </w:pPr>
-      <w:r>
-        <w:t xml:space="preserve">Sampling and data collection</w:t>
-      </w:r>
-    </w:p>
-    <w:p>
-      <w:pPr>
-        <w:pStyle w:val="FirstParagraph"/>
-      </w:pPr>
-      <w:r>
-        <w:t xml:space="preserve">As mentioned above the initial interviews will be conducted among a group of students. To come with a representative view of students I will seek out students in different areas of expertise. Within our institute of the HAN there are students that follow programs for law, economics, teaching, medical professions, building engineering, informatics amongst others. And in different years. For the first interviews it will be difficult to distritube this evenly.</w:t>
+        <w:t xml:space="preserve">The way students already interact with these systems and their outcomes would suggest it worthwhile to investigate to assess the impact is having.</w:t>
       </w:r>
     </w:p>
     <w:p>
@@ -1167,7 +1187,7 @@
         <w:pStyle w:val="BodyText"/>
       </w:pPr>
       <w:r>
-        <w:t xml:space="preserve">For the surveys I will go through student organizations for the different fields of expertise, which have closer relationships with students, to be able to distribute widely as well as to acquire a large number of respondents. Within the insitute there are about 30.000 students that are working on a bachelor-diploma, so it would seem feasible to come with enough respondents even if only 1% of active students respond.</w:t>
+        <w:t xml:space="preserve">This both pushes the body of scientific knowledge, but also helps to adjust or assert our opinions as a public towards these systems and the role they are already having in our workplace and society at large. As the research will be performed at the HAN UAS the findings will also be discussed in panels that deal with AI and Ethics to advise the board of directors for future decisions.</w:t>
       </w:r>
     </w:p>
     <w:p>
@@ -1175,21 +1195,27 @@
         <w:pStyle w:val="BodyText"/>
       </w:pPr>
       <w:r>
-        <w:t xml:space="preserve">For the mixed-method analysis a reward system would make sense as students would be spending quite some time on their task cards similar to the research performed by</w:t>
-      </w:r>
-      <w:r>
-        <w:t xml:space="preserve"> </w:t>
-      </w:r>
-      <w:r>
-        <w:t xml:space="preserve">Ferrari and Scher (2000)</w:t>
-      </w:r>
-      <w:r>
-        <w:t xml:space="preserve">.</w:t>
+        <w:t xml:space="preserve">The Inclusive AI Lab in Utrecht which is part of the Utrecht University seeks to incorporate research findings in real world AI applications that are sustainable and inclusive. This opens the societal impact to a much wider audience.</w:t>
+      </w:r>
+    </w:p>
+    <w:p>
+      <w:pPr>
+        <w:pStyle w:val="BodyText"/>
+      </w:pPr>
+      <w:r>
+        <w:t xml:space="preserve">Within the group of Interaction Technology of which promotor Prof dr. ir. Masthoff is a part of there is a great need for exploring future implications of Agentic AI.</w:t>
+      </w:r>
+    </w:p>
+    <w:p>
+      <w:pPr>
+        <w:pStyle w:val="BodyText"/>
+      </w:pPr>
+      <w:r>
+        <w:t xml:space="preserve">The impact for science will be increased by publishing the findings as separate papers and not a complete booklet at the end of the PhD-program. So findings can be used quickly.</w:t>
       </w:r>
     </w:p>
     <w:bookmarkEnd w:id="28"/>
-    <w:bookmarkEnd w:id="29"/>
-    <w:bookmarkStart w:id="83" w:name="references"/>
+    <w:bookmarkStart w:id="77" w:name="references"/>
     <w:p>
       <w:pPr>
         <w:pStyle w:val="Heading2"/>
@@ -1198,8 +1224,8 @@
         <w:t xml:space="preserve">References</w:t>
       </w:r>
     </w:p>
-    <w:bookmarkStart w:id="82" w:name="refs"/>
-    <w:bookmarkStart w:id="31" w:name="ref-acharyaAgentic2025"/>
+    <w:bookmarkStart w:id="76" w:name="refs"/>
+    <w:bookmarkStart w:id="30" w:name="ref-acharyaAgentic2025"/>
     <w:p>
       <w:pPr>
         <w:pStyle w:val="Bibliography"/>
@@ -1253,7 +1279,7 @@
       <w:r>
         <w:t xml:space="preserve"> </w:t>
       </w:r>
-      <w:hyperlink r:id="rId30">
+      <w:hyperlink r:id="rId29">
         <w:r>
           <w:rPr>
             <w:rStyle w:val="Hyperlink"/>
@@ -1265,99 +1291,133 @@
         <w:t xml:space="preserve">.</w:t>
       </w:r>
     </w:p>
+    <w:bookmarkEnd w:id="30"/>
+    <w:bookmarkStart w:id="31" w:name="ref-arora2024pessimism"/>
+    <w:p>
+      <w:pPr>
+        <w:pStyle w:val="Bibliography"/>
+      </w:pPr>
+      <w:r>
+        <w:t xml:space="preserve">Arora, Payal. 2024.</w:t>
+      </w:r>
+      <w:r>
+        <w:t xml:space="preserve"> </w:t>
+      </w:r>
+      <w:r>
+        <w:rPr>
+          <w:i/>
+          <w:iCs/>
+        </w:rPr>
+        <w:t xml:space="preserve">From Pessimism to Promise:</w:t>
+      </w:r>
+      <w:r>
+        <w:rPr>
+          <w:i/>
+          <w:iCs/>
+        </w:rPr>
+        <w:t xml:space="preserve"> </w:t>
+      </w:r>
+      <w:r>
+        <w:rPr>
+          <w:i/>
+          <w:iCs/>
+        </w:rPr>
+        <w:t xml:space="preserve">Lessons</w:t>
+      </w:r>
+      <w:r>
+        <w:rPr>
+          <w:i/>
+          <w:iCs/>
+        </w:rPr>
+        <w:t xml:space="preserve"> </w:t>
+      </w:r>
+      <w:r>
+        <w:rPr>
+          <w:i/>
+          <w:iCs/>
+        </w:rPr>
+        <w:t xml:space="preserve">from the</w:t>
+      </w:r>
+      <w:r>
+        <w:rPr>
+          <w:i/>
+          <w:iCs/>
+        </w:rPr>
+        <w:t xml:space="preserve"> </w:t>
+      </w:r>
+      <w:r>
+        <w:rPr>
+          <w:i/>
+          <w:iCs/>
+        </w:rPr>
+        <w:t xml:space="preserve">Global South</w:t>
+      </w:r>
+      <w:r>
+        <w:rPr>
+          <w:i/>
+          <w:iCs/>
+        </w:rPr>
+        <w:t xml:space="preserve"> </w:t>
+      </w:r>
+      <w:r>
+        <w:rPr>
+          <w:i/>
+          <w:iCs/>
+        </w:rPr>
+        <w:t xml:space="preserve">on Designing Inclusive Tech</w:t>
+      </w:r>
+      <w:r>
+        <w:t xml:space="preserve">. MIT Press.</w:t>
+      </w:r>
+    </w:p>
     <w:bookmarkEnd w:id="31"/>
-    <w:bookmarkStart w:id="32" w:name="ref-arora2024pessimism"/>
+    <w:bookmarkStart w:id="32" w:name="ref-biestaHowAgencyPossible"/>
     <w:p>
       <w:pPr>
         <w:pStyle w:val="Bibliography"/>
       </w:pPr>
       <w:r>
-        <w:t xml:space="preserve">Arora, Payal. 2024.</w:t>
-      </w:r>
-      <w:r>
-        <w:t xml:space="preserve"> </w:t>
-      </w:r>
-      <w:r>
-        <w:rPr>
-          <w:i/>
-          <w:iCs/>
-        </w:rPr>
-        <w:t xml:space="preserve">From Pessimism to Promise:</w:t>
-      </w:r>
-      <w:r>
-        <w:rPr>
-          <w:i/>
-          <w:iCs/>
-        </w:rPr>
-        <w:t xml:space="preserve"> </w:t>
-      </w:r>
-      <w:r>
-        <w:rPr>
-          <w:i/>
-          <w:iCs/>
-        </w:rPr>
-        <w:t xml:space="preserve">Lessons</w:t>
-      </w:r>
-      <w:r>
-        <w:rPr>
-          <w:i/>
-          <w:iCs/>
-        </w:rPr>
-        <w:t xml:space="preserve"> </w:t>
-      </w:r>
-      <w:r>
-        <w:rPr>
-          <w:i/>
-          <w:iCs/>
-        </w:rPr>
-        <w:t xml:space="preserve">from the</w:t>
-      </w:r>
-      <w:r>
-        <w:rPr>
-          <w:i/>
-          <w:iCs/>
-        </w:rPr>
-        <w:t xml:space="preserve"> </w:t>
-      </w:r>
-      <w:r>
-        <w:rPr>
-          <w:i/>
-          <w:iCs/>
-        </w:rPr>
-        <w:t xml:space="preserve">Global South</w:t>
-      </w:r>
-      <w:r>
-        <w:rPr>
-          <w:i/>
-          <w:iCs/>
-        </w:rPr>
-        <w:t xml:space="preserve"> </w:t>
-      </w:r>
-      <w:r>
-        <w:rPr>
-          <w:i/>
-          <w:iCs/>
-        </w:rPr>
-        <w:t xml:space="preserve">on Designing Inclusive Tech</w:t>
-      </w:r>
-      <w:r>
-        <w:t xml:space="preserve">. MIT Press.</w:t>
+        <w:t xml:space="preserve">Biesta, Gert, and M. Tedder. 2006.</w:t>
+      </w:r>
+      <w:r>
+        <w:t xml:space="preserve"> </w:t>
+      </w:r>
+      <w:r>
+        <w:t xml:space="preserve">“How Is Agency Possible?</w:t>
+      </w:r>
+      <w:r>
+        <w:t xml:space="preserve"> </w:t>
+      </w:r>
+      <w:r>
+        <w:t xml:space="preserve">Towards</w:t>
+      </w:r>
+      <w:r>
+        <w:t xml:space="preserve"> </w:t>
+      </w:r>
+      <w:r>
+        <w:t xml:space="preserve">an Ecological Understanding of Agency-as-Achievement.”</w:t>
+      </w:r>
+      <w:r>
+        <w:t xml:space="preserve"> </w:t>
+      </w:r>
+      <w:r>
+        <w:t xml:space="preserve">Working paper 5. The Learning Lives project.</w:t>
       </w:r>
     </w:p>
     <w:bookmarkEnd w:id="32"/>
-    <w:bookmarkStart w:id="33" w:name="ref-biestaHowAgencyPossible"/>
+    <w:bookmarkStart w:id="34" w:name="ref-biestaAgencyLearningLifecourse2007"/>
     <w:p>
       <w:pPr>
         <w:pStyle w:val="Bibliography"/>
       </w:pPr>
       <w:r>
-        <w:t xml:space="preserve">Biesta, Gert, and M. Tedder. 2006.</w:t>
-      </w:r>
-      <w:r>
-        <w:t xml:space="preserve"> </w:t>
-      </w:r>
-      <w:r>
-        <w:t xml:space="preserve">“How Is Agency Possible?</w:t>
+        <w:t xml:space="preserve">Biesta, Gert, and Michael Tedder. 2007.</w:t>
+      </w:r>
+      <w:r>
+        <w:t xml:space="preserve"> </w:t>
+      </w:r>
+      <w:r>
+        <w:t xml:space="preserve">“Agency and Learning in the Lifecourse:</w:t>
       </w:r>
       <w:r>
         <w:t xml:space="preserve"> </w:t>
@@ -1369,40 +1429,6 @@
         <w:t xml:space="preserve"> </w:t>
       </w:r>
       <w:r>
-        <w:t xml:space="preserve">an Ecological Understanding of Agency-as-Achievement.”</w:t>
-      </w:r>
-      <w:r>
-        <w:t xml:space="preserve"> </w:t>
-      </w:r>
-      <w:r>
-        <w:t xml:space="preserve">Working paper 5. The Learning Lives project.</w:t>
-      </w:r>
-    </w:p>
-    <w:bookmarkEnd w:id="33"/>
-    <w:bookmarkStart w:id="35" w:name="ref-biestaAgencyLearningLifecourse2007"/>
-    <w:p>
-      <w:pPr>
-        <w:pStyle w:val="Bibliography"/>
-      </w:pPr>
-      <w:r>
-        <w:t xml:space="preserve">Biesta, Gert, and Michael Tedder. 2007.</w:t>
-      </w:r>
-      <w:r>
-        <w:t xml:space="preserve"> </w:t>
-      </w:r>
-      <w:r>
-        <w:t xml:space="preserve">“Agency and Learning in the Lifecourse:</w:t>
-      </w:r>
-      <w:r>
-        <w:t xml:space="preserve"> </w:t>
-      </w:r>
-      <w:r>
-        <w:t xml:space="preserve">Towards</w:t>
-      </w:r>
-      <w:r>
-        <w:t xml:space="preserve"> </w:t>
-      </w:r>
-      <w:r>
         <w:t xml:space="preserve">an Ecological Perspective.”</w:t>
       </w:r>
       <w:r>
@@ -1424,7 +1450,7 @@
       <w:r>
         <w:t xml:space="preserve"> </w:t>
       </w:r>
-      <w:hyperlink r:id="rId34">
+      <w:hyperlink r:id="rId33">
         <w:r>
           <w:rPr>
             <w:rStyle w:val="Hyperlink"/>
@@ -1436,26 +1462,79 @@
         <w:t xml:space="preserve">.</w:t>
       </w:r>
     </w:p>
+    <w:bookmarkEnd w:id="34"/>
+    <w:bookmarkStart w:id="35" w:name="ref-braun2021thematic"/>
+    <w:p>
+      <w:pPr>
+        <w:pStyle w:val="Bibliography"/>
+      </w:pPr>
+      <w:r>
+        <w:t xml:space="preserve">Braun, Virginia, and Victoria Clarke. 2021.</w:t>
+      </w:r>
+      <w:r>
+        <w:t xml:space="preserve"> </w:t>
+      </w:r>
+      <w:r>
+        <w:t xml:space="preserve">“Thematic Analysis: A Practical Guide to Understanding and Doing.”</w:t>
+      </w:r>
+      <w:r>
+        <w:t xml:space="preserve"> </w:t>
+      </w:r>
+      <w:r>
+        <w:rPr>
+          <w:i/>
+          <w:iCs/>
+        </w:rPr>
+        <w:t xml:space="preserve">Thousand Oaks</w:t>
+      </w:r>
+      <w:r>
+        <w:t xml:space="preserve">.</w:t>
+      </w:r>
+    </w:p>
     <w:bookmarkEnd w:id="35"/>
-    <w:bookmarkStart w:id="37" w:name="Xe6339352c057cc1e12730427ce743f216b81d1b"/>
+    <w:bookmarkStart w:id="37" w:name="ref-dengExaminingAddressingBarriers2026"/>
     <w:p>
       <w:pPr>
         <w:pStyle w:val="Bibliography"/>
       </w:pPr>
       <w:r>
-        <w:t xml:space="preserve">Blommaert, Jan, and Chris Bulcaen. 2000.</w:t>
-      </w:r>
-      <w:r>
-        <w:t xml:space="preserve"> </w:t>
-      </w:r>
-      <w:r>
-        <w:t xml:space="preserve">“Critical</w:t>
-      </w:r>
-      <w:r>
-        <w:t xml:space="preserve"> </w:t>
-      </w:r>
-      <w:r>
-        <w:t xml:space="preserve">Discourse Analysis</w:t>
+        <w:t xml:space="preserve">Deng, Yuting, Melanie Brucks, and Olivier Toubia. 2026.</w:t>
+      </w:r>
+      <w:r>
+        <w:t xml:space="preserve"> </w:t>
+      </w:r>
+      <w:r>
+        <w:t xml:space="preserve">“Examining and</w:t>
+      </w:r>
+      <w:r>
+        <w:t xml:space="preserve"> </w:t>
+      </w:r>
+      <w:r>
+        <w:t xml:space="preserve">Addressing Barriers</w:t>
+      </w:r>
+      <w:r>
+        <w:t xml:space="preserve"> </w:t>
+      </w:r>
+      <w:r>
+        <w:t xml:space="preserve">to</w:t>
+      </w:r>
+      <w:r>
+        <w:t xml:space="preserve"> </w:t>
+      </w:r>
+      <w:r>
+        <w:t xml:space="preserve">Diversity</w:t>
+      </w:r>
+      <w:r>
+        <w:t xml:space="preserve"> </w:t>
+      </w:r>
+      <w:r>
+        <w:t xml:space="preserve">in</w:t>
+      </w:r>
+      <w:r>
+        <w:t xml:space="preserve"> </w:t>
+      </w:r>
+      <w:r>
+        <w:t xml:space="preserve">LLM-Generated Ideas</w:t>
       </w:r>
       <w:r>
         <w:t xml:space="preserve">.”</w:t>
@@ -1464,17 +1543,7 @@
         <w:t xml:space="preserve"> </w:t>
       </w:r>
       <w:r>
-        <w:rPr>
-          <w:i/>
-          <w:iCs/>
-        </w:rPr>
-        <w:t xml:space="preserve">Annual Review of Anthropology</w:t>
-      </w:r>
-      <w:r>
-        <w:t xml:space="preserve"> </w:t>
-      </w:r>
-      <w:r>
-        <w:t xml:space="preserve">29: 447–66.</w:t>
+        <w:t xml:space="preserve">arXiv.</w:t>
       </w:r>
       <w:r>
         <w:t xml:space="preserve"> </w:t>
@@ -1484,7 +1553,7 @@
           <w:rPr>
             <w:rStyle w:val="Hyperlink"/>
           </w:rPr>
-          <w:t xml:space="preserve">https://www.jstor.org/stable/223428</w:t>
+          <w:t xml:space="preserve">https://doi.org/10.48550/arXiv.2602.20408</w:t>
         </w:r>
       </w:hyperlink>
       <w:r>
@@ -1492,320 +1561,27 @@
       </w:r>
     </w:p>
     <w:bookmarkEnd w:id="37"/>
-    <w:bookmarkStart w:id="38" w:name="ref-braun2021thematic"/>
+    <w:bookmarkStart w:id="39" w:name="Xda379dee5a89e1beac07a0fbad105be620f8655"/>
     <w:p>
       <w:pPr>
         <w:pStyle w:val="Bibliography"/>
       </w:pPr>
       <w:r>
-        <w:t xml:space="preserve">Braun, Virginia, and Victoria Clarke. 2021.</w:t>
-      </w:r>
-      <w:r>
-        <w:t xml:space="preserve"> </w:t>
-      </w:r>
-      <w:r>
-        <w:t xml:space="preserve">“Thematic Analysis: A Practical Guide to Understanding and Doing.”</w:t>
-      </w:r>
-      <w:r>
-        <w:t xml:space="preserve"> </w:t>
-      </w:r>
-      <w:r>
-        <w:rPr>
-          <w:i/>
-          <w:iCs/>
-        </w:rPr>
-        <w:t xml:space="preserve">Thousand Oaks</w:t>
-      </w:r>
-      <w:r>
-        <w:t xml:space="preserve">.</w:t>
-      </w:r>
-    </w:p>
-    <w:bookmarkEnd w:id="38"/>
-    <w:bookmarkStart w:id="40" w:name="ref-brooksRolePowerRitual2016"/>
-    <w:p>
-      <w:pPr>
-        <w:pStyle w:val="Bibliography"/>
-      </w:pPr>
-      <w:r>
-        <w:t xml:space="preserve">Brooks, Catherine F. 2016.</w:t>
-      </w:r>
-      <w:r>
-        <w:t xml:space="preserve"> </w:t>
-      </w:r>
-      <w:r>
-        <w:t xml:space="preserve">“Role,</w:t>
-      </w:r>
-      <w:r>
-        <w:t xml:space="preserve"> </w:t>
-      </w:r>
-      <w:r>
-        <w:t xml:space="preserve">Power</w:t>
-      </w:r>
-      <w:r>
-        <w:t xml:space="preserve">,</w:t>
-      </w:r>
-      <w:r>
-        <w:t xml:space="preserve"> </w:t>
-      </w:r>
-      <w:r>
-        <w:t xml:space="preserve">Ritual</w:t>
-      </w:r>
-      <w:r>
-        <w:t xml:space="preserve">, and</w:t>
-      </w:r>
-      <w:r>
-        <w:t xml:space="preserve"> </w:t>
-      </w:r>
-      <w:r>
-        <w:t xml:space="preserve">Resistance</w:t>
-      </w:r>
-      <w:r>
-        <w:t xml:space="preserve">:</w:t>
-      </w:r>
-      <w:r>
-        <w:t xml:space="preserve"> </w:t>
-      </w:r>
-      <w:r>
-        <w:t xml:space="preserve">A Critical Discourse Analysis</w:t>
-      </w:r>
-      <w:r>
-        <w:t xml:space="preserve"> </w:t>
-      </w:r>
-      <w:r>
-        <w:t xml:space="preserve">of</w:t>
-      </w:r>
-      <w:r>
-        <w:t xml:space="preserve"> </w:t>
-      </w:r>
-      <w:r>
-        <w:t xml:space="preserve">College Classroom Talk</w:t>
-      </w:r>
-      <w:r>
-        <w:t xml:space="preserve">.”</w:t>
-      </w:r>
-      <w:r>
-        <w:t xml:space="preserve"> </w:t>
-      </w:r>
-      <w:r>
-        <w:rPr>
-          <w:i/>
-          <w:iCs/>
-        </w:rPr>
-        <w:t xml:space="preserve">Western Journal of Communication</w:t>
-      </w:r>
-      <w:r>
-        <w:t xml:space="preserve"> </w:t>
-      </w:r>
-      <w:r>
-        <w:t xml:space="preserve">80 (3): 348–69.</w:t>
-      </w:r>
-      <w:r>
-        <w:t xml:space="preserve"> </w:t>
-      </w:r>
-      <w:hyperlink r:id="rId39">
-        <w:r>
-          <w:rPr>
-            <w:rStyle w:val="Hyperlink"/>
-          </w:rPr>
-          <w:t xml:space="preserve">https://doi.org/10.1080/10570314.2015.1098723</w:t>
-        </w:r>
-      </w:hyperlink>
-      <w:r>
-        <w:t xml:space="preserve">.</w:t>
-      </w:r>
-    </w:p>
-    <w:bookmarkEnd w:id="40"/>
-    <w:bookmarkStart w:id="42" w:name="ref-Cui2023"/>
-    <w:p>
-      <w:pPr>
-        <w:pStyle w:val="Bibliography"/>
-      </w:pPr>
-      <w:r>
-        <w:t xml:space="preserve">Cui, Qi, Joshua P. Le, Albert Chai, Andrew S. Lee Without Orcid, Jitarth Sheth Without Orcid, Kevin Banh Without Orcid, Priya Pahal Without Orcid, Katherine Ly Without Orcid, and Stanley M. Lo. 2023.</w:t>
-      </w:r>
-      <w:r>
-        <w:t xml:space="preserve"> </w:t>
-      </w:r>
-      <w:r>
-        <w:t xml:space="preserve">“</w:t>
-      </w:r>
-      <w:r>
-        <w:t xml:space="preserve">discourseGT</w:t>
-      </w:r>
-      <w:r>
-        <w:t xml:space="preserve">:</w:t>
-      </w:r>
-      <w:r>
-        <w:t xml:space="preserve"> </w:t>
-      </w:r>
-      <w:r>
-        <w:t xml:space="preserve">An R</w:t>
-      </w:r>
-      <w:r>
-        <w:t xml:space="preserve"> </w:t>
-      </w:r>
-      <w:r>
-        <w:t xml:space="preserve">Package to Analyze Discourse Networks in Educational Contexts.”</w:t>
-      </w:r>
-      <w:r>
-        <w:t xml:space="preserve"> </w:t>
-      </w:r>
-      <w:r>
-        <w:rPr>
-          <w:i/>
-          <w:iCs/>
-        </w:rPr>
-        <w:t xml:space="preserve">Journal of Open Source Software</w:t>
-      </w:r>
-      <w:r>
-        <w:t xml:space="preserve"> </w:t>
-      </w:r>
-      <w:r>
-        <w:t xml:space="preserve">8 (88): 5143.</w:t>
-      </w:r>
-      <w:r>
-        <w:t xml:space="preserve"> </w:t>
-      </w:r>
-      <w:hyperlink r:id="rId41">
-        <w:r>
-          <w:rPr>
-            <w:rStyle w:val="Hyperlink"/>
-          </w:rPr>
-          <w:t xml:space="preserve">https://doi.org/10.21105/joss.05143</w:t>
-        </w:r>
-      </w:hyperlink>
-      <w:r>
-        <w:t xml:space="preserve">.</w:t>
-      </w:r>
-    </w:p>
-    <w:bookmarkEnd w:id="42"/>
-    <w:bookmarkStart w:id="44" w:name="ref-emirbayerWhatAgency1998"/>
-    <w:p>
-      <w:pPr>
-        <w:pStyle w:val="Bibliography"/>
-      </w:pPr>
-      <w:r>
-        <w:t xml:space="preserve">Emirbayer, Mustafa, and Ann Mische. 1998.</w:t>
-      </w:r>
-      <w:r>
-        <w:t xml:space="preserve"> </w:t>
-      </w:r>
-      <w:r>
-        <w:t xml:space="preserve">“What</w:t>
-      </w:r>
-      <w:r>
-        <w:t xml:space="preserve"> </w:t>
-      </w:r>
-      <w:r>
-        <w:t xml:space="preserve">Is Agency</w:t>
-      </w:r>
-      <w:r>
-        <w:t xml:space="preserve">?”</w:t>
-      </w:r>
-      <w:r>
-        <w:t xml:space="preserve"> </w:t>
-      </w:r>
-      <w:r>
-        <w:rPr>
-          <w:i/>
-          <w:iCs/>
-        </w:rPr>
-        <w:t xml:space="preserve">American Journal of Sociology</w:t>
-      </w:r>
-      <w:r>
-        <w:t xml:space="preserve"> </w:t>
-      </w:r>
-      <w:r>
-        <w:t xml:space="preserve">103 (4): 962–1023.</w:t>
-      </w:r>
-      <w:r>
-        <w:t xml:space="preserve"> </w:t>
-      </w:r>
-      <w:hyperlink r:id="rId43">
-        <w:r>
-          <w:rPr>
-            <w:rStyle w:val="Hyperlink"/>
-          </w:rPr>
-          <w:t xml:space="preserve">https://doi.org/10.1086/231294</w:t>
-        </w:r>
-      </w:hyperlink>
-      <w:r>
-        <w:t xml:space="preserve">.</w:t>
-      </w:r>
-    </w:p>
-    <w:bookmarkEnd w:id="44"/>
-    <w:bookmarkStart w:id="45" w:name="ref-fairclough2013critical"/>
-    <w:p>
-      <w:pPr>
-        <w:pStyle w:val="Bibliography"/>
-      </w:pPr>
-      <w:r>
-        <w:t xml:space="preserve">Fairclough, Norman. 2013.</w:t>
-      </w:r>
-      <w:r>
-        <w:t xml:space="preserve"> </w:t>
-      </w:r>
-      <w:r>
-        <w:rPr>
-          <w:i/>
-          <w:iCs/>
-        </w:rPr>
-        <w:t xml:space="preserve">Critical Discourse Analysis:</w:t>
-      </w:r>
-      <w:r>
-        <w:rPr>
-          <w:i/>
-          <w:iCs/>
-        </w:rPr>
-        <w:t xml:space="preserve"> </w:t>
-      </w:r>
-      <w:r>
-        <w:rPr>
-          <w:i/>
-          <w:iCs/>
-        </w:rPr>
+        <w:t xml:space="preserve">Ferrari, Joseph R., and Steven J. Scher. 2000.</w:t>
+      </w:r>
+      <w:r>
+        <w:t xml:space="preserve"> </w:t>
+      </w:r>
+      <w:r>
+        <w:t xml:space="preserve">“Toward an Understanding of Academic and Nonacademic Tasks Procrastinated by Students:</w:t>
+      </w:r>
+      <w:r>
+        <w:t xml:space="preserve"> </w:t>
+      </w:r>
+      <w:r>
         <w:t xml:space="preserve">The</w:t>
       </w:r>
       <w:r>
-        <w:rPr>
-          <w:i/>
-          <w:iCs/>
-        </w:rPr>
-        <w:t xml:space="preserve"> </w:t>
-      </w:r>
-      <w:r>
-        <w:rPr>
-          <w:i/>
-          <w:iCs/>
-        </w:rPr>
-        <w:t xml:space="preserve">Critical Study of Language</w:t>
-      </w:r>
-      <w:r>
-        <w:t xml:space="preserve">. Routledge.</w:t>
-      </w:r>
-    </w:p>
-    <w:bookmarkEnd w:id="45"/>
-    <w:bookmarkStart w:id="47" w:name="Xda379dee5a89e1beac07a0fbad105be620f8655"/>
-    <w:p>
-      <w:pPr>
-        <w:pStyle w:val="Bibliography"/>
-      </w:pPr>
-      <w:r>
-        <w:t xml:space="preserve">Ferrari, Joseph R., and Steven J. Scher. 2000.</w:t>
-      </w:r>
-      <w:r>
-        <w:t xml:space="preserve"> </w:t>
-      </w:r>
-      <w:r>
-        <w:t xml:space="preserve">“Toward an Understanding of Academic and Nonacademic Tasks Procrastinated by Students:</w:t>
-      </w:r>
-      <w:r>
-        <w:t xml:space="preserve"> </w:t>
-      </w:r>
-      <w:r>
-        <w:t xml:space="preserve">The</w:t>
-      </w:r>
-      <w:r>
         <w:t xml:space="preserve"> </w:t>
       </w:r>
       <w:r>
@@ -1830,7 +1606,7 @@
       <w:r>
         <w:t xml:space="preserve"> </w:t>
       </w:r>
-      <w:hyperlink r:id="rId46">
+      <w:hyperlink r:id="rId38">
         <w:r>
           <w:rPr>
             <w:rStyle w:val="Hyperlink"/>
@@ -1842,8 +1618,8 @@
         <w:t xml:space="preserve">.</w:t>
       </w:r>
     </w:p>
-    <w:bookmarkEnd w:id="47"/>
-    <w:bookmarkStart w:id="48" w:name="ref-Foucault1980TruthPower"/>
+    <w:bookmarkEnd w:id="39"/>
+    <w:bookmarkStart w:id="40" w:name="ref-Foucault1980TruthPower"/>
     <w:p>
       <w:pPr>
         <w:pStyle w:val="Bibliography"/>
@@ -1905,56 +1681,26 @@
         <w:t xml:space="preserve">, edited by Colin Gordon, 109–33. New York: Pantheon Books.</w:t>
       </w:r>
     </w:p>
-    <w:bookmarkEnd w:id="48"/>
-    <w:bookmarkStart w:id="50" w:name="ref-guestUncriticalAdoptionAI2025"/>
+    <w:bookmarkEnd w:id="40"/>
+    <w:bookmarkStart w:id="42" w:name="ref-heyndelsTechnologyNeutrality2023"/>
     <w:p>
       <w:pPr>
         <w:pStyle w:val="Bibliography"/>
       </w:pPr>
       <w:r>
-        <w:t xml:space="preserve">Guest, Olivia, Marcela Suarez, Barbara Müller, Edwin van Meerkerk, Arnoud Oude Groote Beverborg, Ronald de Haan, Andrea Reyes Elizondo, et al. 2025.</w:t>
-      </w:r>
-      <w:r>
-        <w:t xml:space="preserve"> </w:t>
-      </w:r>
-      <w:r>
-        <w:t xml:space="preserve">“Against the</w:t>
-      </w:r>
-      <w:r>
-        <w:t xml:space="preserve"> </w:t>
-      </w:r>
-      <w:r>
-        <w:t xml:space="preserve">Uncritical Adoption</w:t>
-      </w:r>
-      <w:r>
-        <w:t xml:space="preserve"> </w:t>
-      </w:r>
-      <w:r>
-        <w:t xml:space="preserve">of ’</w:t>
-      </w:r>
-      <w:r>
-        <w:t xml:space="preserve">AI</w:t>
-      </w:r>
-      <w:r>
-        <w:t xml:space="preserve">’</w:t>
-      </w:r>
-      <w:r>
-        <w:t xml:space="preserve"> </w:t>
-      </w:r>
-      <w:r>
-        <w:t xml:space="preserve">Technologies</w:t>
-      </w:r>
-      <w:r>
-        <w:t xml:space="preserve"> </w:t>
-      </w:r>
-      <w:r>
-        <w:t xml:space="preserve">in</w:t>
-      </w:r>
-      <w:r>
-        <w:t xml:space="preserve"> </w:t>
-      </w:r>
-      <w:r>
-        <w:t xml:space="preserve">Academia</w:t>
+        <w:t xml:space="preserve">Heyndels, Sybren. 2023.</w:t>
+      </w:r>
+      <w:r>
+        <w:t xml:space="preserve"> </w:t>
+      </w:r>
+      <w:r>
+        <w:t xml:space="preserve">“Technology and</w:t>
+      </w:r>
+      <w:r>
+        <w:t xml:space="preserve"> </w:t>
+      </w:r>
+      <w:r>
+        <w:t xml:space="preserve">Neutrality</w:t>
       </w:r>
       <w:r>
         <w:t xml:space="preserve">.”</w:t>
@@ -1963,51 +1709,6 @@
         <w:t xml:space="preserve"> </w:t>
       </w:r>
       <w:r>
-        <w:t xml:space="preserve">Zenodo.</w:t>
-      </w:r>
-      <w:r>
-        <w:t xml:space="preserve"> </w:t>
-      </w:r>
-      <w:hyperlink r:id="rId49">
-        <w:r>
-          <w:rPr>
-            <w:rStyle w:val="Hyperlink"/>
-          </w:rPr>
-          <w:t xml:space="preserve">https://doi.org/10.5281/ZENODO.17065099</w:t>
-        </w:r>
-      </w:hyperlink>
-      <w:r>
-        <w:t xml:space="preserve">.</w:t>
-      </w:r>
-    </w:p>
-    <w:bookmarkEnd w:id="50"/>
-    <w:bookmarkStart w:id="52" w:name="ref-heyndelsTechnologyNeutrality2023"/>
-    <w:p>
-      <w:pPr>
-        <w:pStyle w:val="Bibliography"/>
-      </w:pPr>
-      <w:r>
-        <w:t xml:space="preserve">Heyndels, Sybren. 2023.</w:t>
-      </w:r>
-      <w:r>
-        <w:t xml:space="preserve"> </w:t>
-      </w:r>
-      <w:r>
-        <w:t xml:space="preserve">“Technology and</w:t>
-      </w:r>
-      <w:r>
-        <w:t xml:space="preserve"> </w:t>
-      </w:r>
-      <w:r>
-        <w:t xml:space="preserve">Neutrality</w:t>
-      </w:r>
-      <w:r>
-        <w:t xml:space="preserve">.”</w:t>
-      </w:r>
-      <w:r>
-        <w:t xml:space="preserve"> </w:t>
-      </w:r>
-      <w:r>
         <w:rPr>
           <w:i/>
           <w:iCs/>
@@ -2023,7 +1724,7 @@
       <w:r>
         <w:t xml:space="preserve"> </w:t>
       </w:r>
-      <w:hyperlink r:id="rId51">
+      <w:hyperlink r:id="rId41">
         <w:r>
           <w:rPr>
             <w:rStyle w:val="Hyperlink"/>
@@ -2035,8 +1736,8 @@
         <w:t xml:space="preserve">.</w:t>
       </w:r>
     </w:p>
-    <w:bookmarkEnd w:id="52"/>
-    <w:bookmarkStart w:id="54" w:name="ref-kramerTeachersBeliefsComponent2019"/>
+    <w:bookmarkEnd w:id="42"/>
+    <w:bookmarkStart w:id="44" w:name="ref-kramerTeachersBeliefsComponent2019"/>
     <w:p>
       <w:pPr>
         <w:pStyle w:val="Bibliography"/>
@@ -2069,7 +1770,7 @@
       <w:r>
         <w:t xml:space="preserve"> </w:t>
       </w:r>
-      <w:hyperlink r:id="rId53">
+      <w:hyperlink r:id="rId43">
         <w:r>
           <w:rPr>
             <w:rStyle w:val="Hyperlink"/>
@@ -2081,8 +1782,8 @@
         <w:t xml:space="preserve">.</w:t>
       </w:r>
     </w:p>
-    <w:bookmarkEnd w:id="54"/>
-    <w:bookmarkStart w:id="56" w:name="ref-kumarGuidingStudentsUsing2024"/>
+    <w:bookmarkEnd w:id="44"/>
+    <w:bookmarkStart w:id="46" w:name="ref-kumarGuidingStudentsUsing2024"/>
     <w:p>
       <w:pPr>
         <w:pStyle w:val="Bibliography"/>
@@ -2196,7 +1897,7 @@
       <w:r>
         <w:t xml:space="preserve"> </w:t>
       </w:r>
-      <w:hyperlink r:id="rId55">
+      <w:hyperlink r:id="rId45">
         <w:r>
           <w:rPr>
             <w:rStyle w:val="Hyperlink"/>
@@ -2208,8 +1909,8 @@
         <w:t xml:space="preserve">.</w:t>
       </w:r>
     </w:p>
-    <w:bookmarkEnd w:id="56"/>
-    <w:bookmarkStart w:id="57" w:name="ref-bruno1994technical"/>
+    <w:bookmarkEnd w:id="46"/>
+    <w:bookmarkStart w:id="47" w:name="ref-bruno1994technical"/>
     <w:p>
       <w:pPr>
         <w:pStyle w:val="Bibliography"/>
@@ -2249,8 +1950,8 @@
         <w:t xml:space="preserve">3: 29–64.</w:t>
       </w:r>
     </w:p>
-    <w:bookmarkEnd w:id="57"/>
-    <w:bookmarkStart w:id="59" w:name="ref-leonardiHomoAgenticusAge2025"/>
+    <w:bookmarkEnd w:id="47"/>
+    <w:bookmarkStart w:id="49" w:name="ref-leonardiHomoAgenticusAge2025"/>
     <w:p>
       <w:pPr>
         <w:pStyle w:val="Bibliography"/>
@@ -2317,7 +2018,7 @@
       <w:r>
         <w:t xml:space="preserve"> </w:t>
       </w:r>
-      <w:hyperlink r:id="rId58">
+      <w:hyperlink r:id="rId48">
         <w:r>
           <w:rPr>
             <w:rStyle w:val="Hyperlink"/>
@@ -2329,8 +2030,8 @@
         <w:t xml:space="preserve">.</w:t>
       </w:r>
     </w:p>
-    <w:bookmarkEnd w:id="59"/>
-    <w:bookmarkStart w:id="61" w:name="Xd2e1d264de3dae2e319855926524655b4f73755"/>
+    <w:bookmarkEnd w:id="49"/>
+    <w:bookmarkStart w:id="51" w:name="Xd2e1d264de3dae2e319855926524655b4f73755"/>
     <w:p>
       <w:pPr>
         <w:pStyle w:val="Bibliography"/>
@@ -2384,7 +2085,7 @@
       <w:r>
         <w:t xml:space="preserve"> </w:t>
       </w:r>
-      <w:hyperlink r:id="rId60">
+      <w:hyperlink r:id="rId50">
         <w:r>
           <w:rPr>
             <w:rStyle w:val="Hyperlink"/>
@@ -2396,8 +2097,8 @@
         <w:t xml:space="preserve">.</w:t>
       </w:r>
     </w:p>
-    <w:bookmarkEnd w:id="61"/>
-    <w:bookmarkStart w:id="63" w:name="ref-mccormickBelievingEvidence2014"/>
+    <w:bookmarkEnd w:id="51"/>
+    <w:bookmarkStart w:id="53" w:name="ref-mccormickBelievingEvidence2014"/>
     <w:p>
       <w:pPr>
         <w:pStyle w:val="Bibliography"/>
@@ -2463,7 +2164,7 @@
       <w:r>
         <w:t xml:space="preserve"> </w:t>
       </w:r>
-      <w:hyperlink r:id="rId62">
+      <w:hyperlink r:id="rId52">
         <w:r>
           <w:rPr>
             <w:rStyle w:val="Hyperlink"/>
@@ -2475,13 +2176,115 @@
         <w:t xml:space="preserve">.</w:t>
       </w:r>
     </w:p>
-    <w:bookmarkEnd w:id="63"/>
-    <w:bookmarkStart w:id="65" w:name="ref-morrowWhenTechnologiesMakes2014"/>
+    <w:bookmarkEnd w:id="53"/>
+    <w:bookmarkStart w:id="55" w:name="X60a85a67de3eb9216356ef78d6046b41ae71f31"/>
     <w:p>
       <w:pPr>
         <w:pStyle w:val="Bibliography"/>
       </w:pPr>
       <w:r>
+        <w:t xml:space="preserve">McDonald, Nora, Aditya Johri, Areej Ali, and Aayushi Hingle. 2024.</w:t>
+      </w:r>
+      <w:r>
+        <w:t xml:space="preserve"> </w:t>
+      </w:r>
+      <w:r>
+        <w:t xml:space="preserve">“Generative</w:t>
+      </w:r>
+      <w:r>
+        <w:t xml:space="preserve"> </w:t>
+      </w:r>
+      <w:r>
+        <w:t xml:space="preserve">Artificial Intelligence</w:t>
+      </w:r>
+      <w:r>
+        <w:t xml:space="preserve"> </w:t>
+      </w:r>
+      <w:r>
+        <w:t xml:space="preserve">in</w:t>
+      </w:r>
+      <w:r>
+        <w:t xml:space="preserve"> </w:t>
+      </w:r>
+      <w:r>
+        <w:t xml:space="preserve">Higher Education</w:t>
+      </w:r>
+      <w:r>
+        <w:t xml:space="preserve">:</w:t>
+      </w:r>
+      <w:r>
+        <w:t xml:space="preserve"> </w:t>
+      </w:r>
+      <w:r>
+        <w:t xml:space="preserve">Evidence</w:t>
+      </w:r>
+      <w:r>
+        <w:t xml:space="preserve"> </w:t>
+      </w:r>
+      <w:r>
+        <w:t xml:space="preserve">from an</w:t>
+      </w:r>
+      <w:r>
+        <w:t xml:space="preserve"> </w:t>
+      </w:r>
+      <w:r>
+        <w:t xml:space="preserve">Analysis</w:t>
+      </w:r>
+      <w:r>
+        <w:t xml:space="preserve"> </w:t>
+      </w:r>
+      <w:r>
+        <w:t xml:space="preserve">of</w:t>
+      </w:r>
+      <w:r>
+        <w:t xml:space="preserve"> </w:t>
+      </w:r>
+      <w:r>
+        <w:t xml:space="preserve">Institutional Policies</w:t>
+      </w:r>
+      <w:r>
+        <w:t xml:space="preserve"> </w:t>
+      </w:r>
+      <w:r>
+        <w:t xml:space="preserve">and</w:t>
+      </w:r>
+      <w:r>
+        <w:t xml:space="preserve"> </w:t>
+      </w:r>
+      <w:r>
+        <w:t xml:space="preserve">Guidelines</w:t>
+      </w:r>
+      <w:r>
+        <w:t xml:space="preserve">.”</w:t>
+      </w:r>
+      <w:r>
+        <w:t xml:space="preserve"> </w:t>
+      </w:r>
+      <w:r>
+        <w:t xml:space="preserve">arXiv.</w:t>
+      </w:r>
+      <w:r>
+        <w:t xml:space="preserve"> </w:t>
+      </w:r>
+      <w:hyperlink r:id="rId54">
+        <w:r>
+          <w:rPr>
+            <w:rStyle w:val="Hyperlink"/>
+          </w:rPr>
+          <w:t xml:space="preserve">https://doi.org/10.48550/arXiv.2402.01659</w:t>
+        </w:r>
+      </w:hyperlink>
+      <w:r>
+        <w:t xml:space="preserve">.</w:t>
+      </w:r>
+    </w:p>
+    <w:bookmarkEnd w:id="55"/>
+    <w:bookmarkStart w:id="57" w:name="ref-morrowWhenTechnologiesMakes2014"/>
+    <w:p>
+      <w:pPr>
+        <w:pStyle w:val="Bibliography"/>
+      </w:pPr>
+      <w:r>
         <w:t xml:space="preserve">Morrow, David R. 2014.</w:t>
       </w:r>
       <w:r>
@@ -2551,7 +2354,7 @@
       <w:r>
         <w:t xml:space="preserve"> </w:t>
       </w:r>
-      <w:hyperlink r:id="rId64">
+      <w:hyperlink r:id="rId56">
         <w:r>
           <w:rPr>
             <w:rStyle w:val="Hyperlink"/>
@@ -2563,8 +2366,8 @@
         <w:t xml:space="preserve">.</w:t>
       </w:r>
     </w:p>
-    <w:bookmarkEnd w:id="65"/>
-    <w:bookmarkStart w:id="67" w:name="ref-moutaWhereAgencyMoving2025"/>
+    <w:bookmarkEnd w:id="57"/>
+    <w:bookmarkStart w:id="59" w:name="ref-moutaWhereAgencyMoving2025"/>
     <w:p>
       <w:pPr>
         <w:pStyle w:val="Bibliography"/>
@@ -2681,7 +2484,7 @@
       <w:r>
         <w:t xml:space="preserve"> </w:t>
       </w:r>
-      <w:hyperlink r:id="rId66">
+      <w:hyperlink r:id="rId58">
         <w:r>
           <w:rPr>
             <w:rStyle w:val="Hyperlink"/>
@@ -2693,8 +2496,8 @@
         <w:t xml:space="preserve">.</w:t>
       </w:r>
     </w:p>
-    <w:bookmarkEnd w:id="67"/>
-    <w:bookmarkStart w:id="69" w:name="ref-naeemStepbyStepProcessThematic2023"/>
+    <w:bookmarkEnd w:id="59"/>
+    <w:bookmarkStart w:id="61" w:name="ref-naeemStepbyStepProcessThematic2023"/>
     <w:p>
       <w:pPr>
         <w:pStyle w:val="Bibliography"/>
@@ -2784,7 +2587,7 @@
       <w:r>
         <w:t xml:space="preserve"> </w:t>
       </w:r>
-      <w:hyperlink r:id="rId68">
+      <w:hyperlink r:id="rId60">
         <w:r>
           <w:rPr>
             <w:rStyle w:val="Hyperlink"/>
@@ -2796,8 +2599,8 @@
         <w:t xml:space="preserve">.</w:t>
       </w:r>
     </w:p>
-    <w:bookmarkEnd w:id="69"/>
-    <w:bookmarkStart w:id="71" w:name="ref-nesporRoleBeliefsPractice1987"/>
+    <w:bookmarkEnd w:id="61"/>
+    <w:bookmarkStart w:id="63" w:name="ref-nesporRoleBeliefsPractice1987"/>
     <w:p>
       <w:pPr>
         <w:pStyle w:val="Bibliography"/>
@@ -2830,7 +2633,7 @@
       <w:r>
         <w:t xml:space="preserve"> </w:t>
       </w:r>
-      <w:hyperlink r:id="rId70">
+      <w:hyperlink r:id="rId62">
         <w:r>
           <w:rPr>
             <w:rStyle w:val="Hyperlink"/>
@@ -2842,8 +2645,8 @@
         <w:t xml:space="preserve">.</w:t>
       </w:r>
     </w:p>
-    <w:bookmarkEnd w:id="71"/>
-    <w:bookmarkStart w:id="72" w:name="ref-pewFutureHuman2023"/>
+    <w:bookmarkEnd w:id="63"/>
+    <w:bookmarkStart w:id="64" w:name="ref-pewFutureHuman2023"/>
     <w:p>
       <w:pPr>
         <w:pStyle w:val="Bibliography"/>
@@ -2885,13 +2688,144 @@
         <w:t xml:space="preserve">February.</w:t>
       </w:r>
     </w:p>
-    <w:bookmarkEnd w:id="72"/>
-    <w:bookmarkStart w:id="74" w:name="ref-silvennoinenStudentsUsageGenAI2025"/>
+    <w:bookmarkEnd w:id="64"/>
+    <w:bookmarkStart w:id="65" w:name="ref-schultzManoaFutureNot2015"/>
     <w:p>
       <w:pPr>
         <w:pStyle w:val="Bibliography"/>
       </w:pPr>
       <w:r>
+        <w:t xml:space="preserve">Schultz, Wendy. 2015.</w:t>
+      </w:r>
+      <w:r>
+        <w:t xml:space="preserve"> </w:t>
+      </w:r>
+      <w:r>
+        <w:t xml:space="preserve">“Manoa:</w:t>
+      </w:r>
+      <w:r>
+        <w:t xml:space="preserve"> </w:t>
+      </w:r>
+      <w:r>
+        <w:t xml:space="preserve">The</w:t>
+      </w:r>
+      <w:r>
+        <w:t xml:space="preserve"> </w:t>
+      </w:r>
+      <w:r>
+        <w:t xml:space="preserve">Future Is Not Binary.”</w:t>
+      </w:r>
+      <w:r>
+        <w:t xml:space="preserve"> </w:t>
+      </w:r>
+      <w:r>
+        <w:rPr>
+          <w:i/>
+          <w:iCs/>
+        </w:rPr>
+        <w:t xml:space="preserve">APF Compass</w:t>
+      </w:r>
+      <w:r>
+        <w:t xml:space="preserve">, April.</w:t>
+      </w:r>
+    </w:p>
+    <w:bookmarkEnd w:id="65"/>
+    <w:bookmarkStart w:id="66" w:name="ref-sen1990development"/>
+    <w:p>
+      <w:pPr>
+        <w:pStyle w:val="Bibliography"/>
+      </w:pPr>
+      <w:r>
+        <w:t xml:space="preserve">Sen, Amartya. 1990.</w:t>
+      </w:r>
+      <w:r>
+        <w:t xml:space="preserve"> </w:t>
+      </w:r>
+      <w:r>
+        <w:t xml:space="preserve">“Development as Capability Expansion.”</w:t>
+      </w:r>
+      <w:r>
+        <w:t xml:space="preserve"> </w:t>
+      </w:r>
+      <w:r>
+        <w:rPr>
+          <w:i/>
+          <w:iCs/>
+        </w:rPr>
+        <w:t xml:space="preserve">The Community Development Reader</w:t>
+      </w:r>
+      <w:r>
+        <w:t xml:space="preserve"> </w:t>
+      </w:r>
+      <w:r>
+        <w:t xml:space="preserve">41 (58): 31–44.</w:t>
+      </w:r>
+    </w:p>
+    <w:bookmarkEnd w:id="66"/>
+    <w:bookmarkStart w:id="67" w:name="ref-serpellDevelopmentExecutiveFunctions"/>
+    <w:p>
+      <w:pPr>
+        <w:pStyle w:val="Bibliography"/>
+      </w:pPr>
+      <w:r>
+        <w:t xml:space="preserve">Serpell, Zewelanji N, and Alena G Esposito. n.d.</w:t>
+      </w:r>
+      <w:r>
+        <w:t xml:space="preserve"> </w:t>
+      </w:r>
+      <w:r>
+        <w:t xml:space="preserve">“Development of</w:t>
+      </w:r>
+      <w:r>
+        <w:t xml:space="preserve"> </w:t>
+      </w:r>
+      <w:r>
+        <w:t xml:space="preserve">Executive Functions</w:t>
+      </w:r>
+      <w:r>
+        <w:t xml:space="preserve">:</w:t>
+      </w:r>
+      <w:r>
+        <w:t xml:space="preserve"> </w:t>
+      </w:r>
+      <w:r>
+        <w:t xml:space="preserve">Implications</w:t>
+      </w:r>
+      <w:r>
+        <w:t xml:space="preserve"> </w:t>
+      </w:r>
+      <w:r>
+        <w:t xml:space="preserve">for</w:t>
+      </w:r>
+      <w:r>
+        <w:t xml:space="preserve"> </w:t>
+      </w:r>
+      <w:r>
+        <w:t xml:space="preserve">Educational Policy</w:t>
+      </w:r>
+      <w:r>
+        <w:t xml:space="preserve"> </w:t>
+      </w:r>
+      <w:r>
+        <w:t xml:space="preserve">and</w:t>
+      </w:r>
+      <w:r>
+        <w:t xml:space="preserve"> </w:t>
+      </w:r>
+      <w:r>
+        <w:t xml:space="preserve">Practice</w:t>
+      </w:r>
+      <w:r>
+        <w:t xml:space="preserve">.”</w:t>
+      </w:r>
+    </w:p>
+    <w:bookmarkEnd w:id="67"/>
+    <w:bookmarkStart w:id="69" w:name="ref-silvennoinenStudentsUsageGenAI2025"/>
+    <w:p>
+      <w:pPr>
+        <w:pStyle w:val="Bibliography"/>
+      </w:pPr>
+      <w:r>
         <w:t xml:space="preserve">Silvennoinen, Minna, Satu Aksovaara, and Merja Alanko-Turunen. 2025.</w:t>
       </w:r>
       <w:r>
@@ -3117,7 +3051,7 @@
       <w:r>
         <w:t xml:space="preserve"> </w:t>
       </w:r>
-      <w:hyperlink r:id="rId73">
+      <w:hyperlink r:id="rId68">
         <w:r>
           <w:rPr>
             <w:rStyle w:val="Hyperlink"/>
@@ -3129,8 +3063,8 @@
         <w:t xml:space="preserve">.</w:t>
       </w:r>
     </w:p>
-    <w:bookmarkEnd w:id="74"/>
-    <w:bookmarkStart w:id="75" w:name="ref-skinnerGuideConstructsControl"/>
+    <w:bookmarkEnd w:id="69"/>
+    <w:bookmarkStart w:id="70" w:name="ref-skinnerGuideConstructsControl"/>
     <w:p>
       <w:pPr>
         <w:pStyle w:val="Bibliography"/>
@@ -3178,13 +3112,53 @@
         <w:t xml:space="preserve">.”</w:t>
       </w:r>
     </w:p>
-    <w:bookmarkEnd w:id="75"/>
-    <w:bookmarkStart w:id="77" w:name="ref-surianoStudentInteractionChatGPT2025"/>
+    <w:bookmarkEnd w:id="70"/>
+    <w:bookmarkStart w:id="71" w:name="ref-OpenClawPersonalAI"/>
     <w:p>
       <w:pPr>
         <w:pStyle w:val="Bibliography"/>
       </w:pPr>
       <w:r>
+        <w:t xml:space="preserve">Steinberger. n.d.</w:t>
+      </w:r>
+      <w:r>
+        <w:t xml:space="preserve"> </w:t>
+      </w:r>
+      <w:r>
+        <w:t xml:space="preserve">“</w:t>
+      </w:r>
+      <w:r>
+        <w:t xml:space="preserve">OpenClaw</w:t>
+      </w:r>
+      <w:r>
+        <w:t xml:space="preserve"> </w:t>
+      </w:r>
+      <w:r>
+        <w:t xml:space="preserve">—</w:t>
+      </w:r>
+      <w:r>
+        <w:t xml:space="preserve"> </w:t>
+      </w:r>
+      <w:r>
+        <w:t xml:space="preserve">Personal AI Assistant</w:t>
+      </w:r>
+      <w:r>
+        <w:t xml:space="preserve">.”</w:t>
+      </w:r>
+      <w:r>
+        <w:t xml:space="preserve"> </w:t>
+      </w:r>
+      <w:r>
+        <w:t xml:space="preserve">https://openclaw.ai/. Accessed June 5, 2026.</w:t>
+      </w:r>
+    </w:p>
+    <w:bookmarkEnd w:id="71"/>
+    <w:bookmarkStart w:id="73" w:name="ref-surianoStudentInteractionChatGPT2025"/>
+    <w:p>
+      <w:pPr>
+        <w:pStyle w:val="Bibliography"/>
+      </w:pPr>
+      <w:r>
         <w:t xml:space="preserve">Suriano, Rossella, Alessio Plebe, Alessandro Acciai, and Rosa Angela Fabio. 2025.</w:t>
       </w:r>
       <w:r>
@@ -3224,7 +3198,7 @@
       <w:r>
         <w:t xml:space="preserve"> </w:t>
       </w:r>
-      <w:hyperlink r:id="rId76">
+      <w:hyperlink r:id="rId72">
         <w:r>
           <w:rPr>
             <w:rStyle w:val="Hyperlink"/>
@@ -3236,8 +3210,8 @@
         <w:t xml:space="preserve">.</w:t>
       </w:r>
     </w:p>
-    <w:bookmarkEnd w:id="77"/>
-    <w:bookmarkStart w:id="79" w:name="ref-tapalsenseofagencyscale2017"/>
+    <w:bookmarkEnd w:id="73"/>
+    <w:bookmarkStart w:id="75" w:name="ref-tapalsenseofagencyscale2017"/>
     <w:p>
       <w:pPr>
         <w:pStyle w:val="Bibliography"/>
@@ -3270,7 +3244,7 @@
       <w:r>
         <w:t xml:space="preserve"> </w:t>
       </w:r>
-      <w:hyperlink r:id="rId78">
+      <w:hyperlink r:id="rId74">
         <w:r>
           <w:rPr>
             <w:rStyle w:val="Hyperlink"/>
@@ -3282,205 +3256,9 @@
         <w:t xml:space="preserve">.</w:t>
       </w:r>
     </w:p>
-    <w:bookmarkEnd w:id="79"/>
-    <w:bookmarkStart w:id="81" w:name="ref-winnerCultInnovationIts2018"/>
-    <w:p>
-      <w:pPr>
-        <w:pStyle w:val="Bibliography"/>
-      </w:pPr>
-      <w:r>
-        <w:t xml:space="preserve">Winner, Langdon. 2018.</w:t>
-      </w:r>
-      <w:r>
-        <w:t xml:space="preserve"> </w:t>
-      </w:r>
-      <w:r>
-        <w:t xml:space="preserve">“The</w:t>
-      </w:r>
-      <w:r>
-        <w:t xml:space="preserve"> </w:t>
-      </w:r>
-      <w:r>
-        <w:t xml:space="preserve">Cult</w:t>
-      </w:r>
-      <w:r>
-        <w:t xml:space="preserve"> </w:t>
-      </w:r>
-      <w:r>
-        <w:t xml:space="preserve">of</w:t>
-      </w:r>
-      <w:r>
-        <w:t xml:space="preserve"> </w:t>
-      </w:r>
-      <w:r>
-        <w:t xml:space="preserve">Innovation</w:t>
-      </w:r>
-      <w:r>
-        <w:t xml:space="preserve">:</w:t>
-      </w:r>
-      <w:r>
-        <w:t xml:space="preserve"> </w:t>
-      </w:r>
-      <w:r>
-        <w:t xml:space="preserve">Its Myths</w:t>
-      </w:r>
-      <w:r>
-        <w:t xml:space="preserve"> </w:t>
-      </w:r>
-      <w:r>
-        <w:t xml:space="preserve">and</w:t>
-      </w:r>
-      <w:r>
-        <w:t xml:space="preserve"> </w:t>
-      </w:r>
-      <w:r>
-        <w:t xml:space="preserve">Rituals</w:t>
-      </w:r>
-      <w:r>
-        <w:t xml:space="preserve">.”</w:t>
-      </w:r>
-      <w:r>
-        <w:t xml:space="preserve"> </w:t>
-      </w:r>
-      <w:r>
-        <w:t xml:space="preserve">In</w:t>
-      </w:r>
-      <w:r>
-        <w:t xml:space="preserve"> </w:t>
-      </w:r>
-      <w:r>
-        <w:rPr>
-          <w:i/>
-          <w:iCs/>
-        </w:rPr>
-        <w:t xml:space="preserve">Engineering a</w:t>
-      </w:r>
-      <w:r>
-        <w:rPr>
-          <w:i/>
-          <w:iCs/>
-        </w:rPr>
-        <w:t xml:space="preserve"> </w:t>
-      </w:r>
-      <w:r>
-        <w:rPr>
-          <w:i/>
-          <w:iCs/>
-        </w:rPr>
-        <w:t xml:space="preserve">Better Future</w:t>
-      </w:r>
-      <w:r>
-        <w:rPr>
-          <w:i/>
-          <w:iCs/>
-        </w:rPr>
-        <w:t xml:space="preserve">:</w:t>
-      </w:r>
-      <w:r>
-        <w:rPr>
-          <w:i/>
-          <w:iCs/>
-        </w:rPr>
-        <w:t xml:space="preserve"> </w:t>
-      </w:r>
-      <w:r>
-        <w:rPr>
-          <w:i/>
-          <w:iCs/>
-        </w:rPr>
-        <w:t xml:space="preserve">Interplay</w:t>
-      </w:r>
-      <w:r>
-        <w:rPr>
-          <w:i/>
-          <w:iCs/>
-        </w:rPr>
-        <w:t xml:space="preserve"> </w:t>
-      </w:r>
-      <w:r>
-        <w:rPr>
-          <w:i/>
-          <w:iCs/>
-        </w:rPr>
-        <w:t xml:space="preserve">Between</w:t>
-      </w:r>
-      <w:r>
-        <w:rPr>
-          <w:i/>
-          <w:iCs/>
-        </w:rPr>
-        <w:t xml:space="preserve"> </w:t>
-      </w:r>
-      <w:r>
-        <w:rPr>
-          <w:i/>
-          <w:iCs/>
-        </w:rPr>
-        <w:t xml:space="preserve">Engineering</w:t>
-      </w:r>
-      <w:r>
-        <w:rPr>
-          <w:i/>
-          <w:iCs/>
-        </w:rPr>
-        <w:t xml:space="preserve">,</w:t>
-      </w:r>
-      <w:r>
-        <w:rPr>
-          <w:i/>
-          <w:iCs/>
-        </w:rPr>
-        <w:t xml:space="preserve"> </w:t>
-      </w:r>
-      <w:r>
-        <w:rPr>
-          <w:i/>
-          <w:iCs/>
-        </w:rPr>
-        <w:t xml:space="preserve">Social Sciences</w:t>
-      </w:r>
-      <w:r>
-        <w:rPr>
-          <w:i/>
-          <w:iCs/>
-        </w:rPr>
-        <w:t xml:space="preserve">, and</w:t>
-      </w:r>
-      <w:r>
-        <w:rPr>
-          <w:i/>
-          <w:iCs/>
-        </w:rPr>
-        <w:t xml:space="preserve"> </w:t>
-      </w:r>
-      <w:r>
-        <w:rPr>
-          <w:i/>
-          <w:iCs/>
-        </w:rPr>
-        <w:t xml:space="preserve">Innovation</w:t>
-      </w:r>
-      <w:r>
-        <w:t xml:space="preserve">, edited by Eswaran Subrahmanian, Toluwalogo Odumosu, and Jeffrey Y. Tsao, 61–73. Cham: Springer International Publishing.</w:t>
-      </w:r>
-      <w:r>
-        <w:t xml:space="preserve"> </w:t>
-      </w:r>
-      <w:hyperlink r:id="rId80">
-        <w:r>
-          <w:rPr>
-            <w:rStyle w:val="Hyperlink"/>
-          </w:rPr>
-          <w:t xml:space="preserve">https://doi.org/10.1007/978-3-319-91134-2_8</w:t>
-        </w:r>
-      </w:hyperlink>
-      <w:r>
-        <w:t xml:space="preserve">.</w:t>
-      </w:r>
-    </w:p>
-    <w:bookmarkEnd w:id="81"/>
-    <w:bookmarkEnd w:id="82"/>
-    <w:bookmarkEnd w:id="83"/>
+    <w:bookmarkEnd w:id="75"/>
+    <w:bookmarkEnd w:id="76"/>
+    <w:bookmarkEnd w:id="77"/>
     <w:sectPr>
       <w:footnotePr>
         <w:numRestart w:val="eachSect"/>
@@ -3680,36 +3458,6 @@
     <w:abstractNumId w:val="990"/>
   </w:num>
   <w:num w:numId="1001">
-    <w:abstractNumId w:val="99411"/>
-    <w:lvlOverride w:ilvl="0">
-      <w:startOverride w:val="1"/>
-    </w:lvlOverride>
-    <w:lvlOverride w:ilvl="1">
-      <w:startOverride w:val="1"/>
-    </w:lvlOverride>
-    <w:lvlOverride w:ilvl="2">
-      <w:startOverride w:val="1"/>
-    </w:lvlOverride>
-    <w:lvlOverride w:ilvl="3">
-      <w:startOverride w:val="1"/>
-    </w:lvlOverride>
-    <w:lvlOverride w:ilvl="4">
-      <w:startOverride w:val="1"/>
-    </w:lvlOverride>
-    <w:lvlOverride w:ilvl="5">
-      <w:startOverride w:val="1"/>
-    </w:lvlOverride>
-    <w:lvlOverride w:ilvl="6">
-      <w:startOverride w:val="1"/>
-    </w:lvlOverride>
-    <w:lvlOverride w:ilvl="7">
-      <w:startOverride w:val="1"/>
-    </w:lvlOverride>
-    <w:lvlOverride w:ilvl="8">
-      <w:startOverride w:val="1"/>
-    </w:lvlOverride>
-  </w:num>
-  <w:num w:numId="1002">
     <w:abstractNumId w:val="99411"/>
     <w:lvlOverride w:ilvl="0">
       <w:startOverride w:val="1"/>

--- a/_manuscript/proposal-2026-05-14.docx
+++ b/_manuscript/proposal-2026-05-14.docx
@@ -370,7 +370,7 @@
         <w:pStyle w:val="FirstParagraph"/>
       </w:pPr>
       <w:r>
-        <w:t xml:space="preserve">How can students still able to develop in order to be able to act towards their volitions in a world where the ecology for goal-oriented behaviour is changing because of Agentic AI?</w:t>
+        <w:t xml:space="preserve">How can students still develop in order to be able to act towards their volitions in a world where the ecology for goal-oriented behaviour is changing because of Agentic AI?</w:t>
       </w:r>
     </w:p>
     <w:bookmarkStart w:id="21" w:name="sub-questions"/>
@@ -391,7 +391,7 @@
         </w:numPr>
       </w:pPr>
       <w:r>
-        <w:t xml:space="preserve">What values and beliefs are prevalent among students concerning Agentic AI?</w:t>
+        <w:t xml:space="preserve">How do values and beliefs shape attitudes and adoption of Agentic AI among students?</w:t>
       </w:r>
     </w:p>
     <w:p>
@@ -516,7 +516,7 @@
               <w:pStyle w:val="Compact"/>
             </w:pPr>
             <w:r>
-              <w:t xml:space="preserve">What values and beliefs are prevalent among students concerning Agentic AI?</w:t>
+              <w:t xml:space="preserve">How do values and beliefs shape adoption of Agentic AI among students?</w:t>
             </w:r>
           </w:p>
         </w:tc>
@@ -618,24 +618,6 @@
             <w:pPr>
               <w:pStyle w:val="Compact"/>
             </w:pPr>
-          </w:p>
-        </w:tc>
-        <w:tc>
-          <w:tcPr/>
-          <w:p>
-            <w:pPr>
-              <w:pStyle w:val="Compact"/>
-            </w:pPr>
-          </w:p>
-        </w:tc>
-      </w:tr>
-      <w:tr>
-        <w:tc>
-          <w:tcPr/>
-          <w:p>
-            <w:pPr>
-              <w:pStyle w:val="Compact"/>
-            </w:pPr>
             <w:r>
               <w:t xml:space="preserve">Scenario Development and focus groups</w:t>
             </w:r>
@@ -652,22 +634,6 @@
             </w:r>
           </w:p>
         </w:tc>
-        <w:tc>
-          <w:tcPr/>
-          <w:p>
-            <w:pPr>
-              <w:pStyle w:val="Compact"/>
-            </w:pPr>
-          </w:p>
-        </w:tc>
-        <w:tc>
-          <w:tcPr/>
-          <w:p>
-            <w:pPr>
-              <w:pStyle w:val="Compact"/>
-            </w:pPr>
-          </w:p>
-        </w:tc>
       </w:tr>
     </w:tbl>
     <w:bookmarkStart w:id="23" w:name="rq1-thematic-analysis-and-umt"/>
@@ -775,7 +741,50 @@
         <w:t xml:space="preserve"> </w:t>
       </w:r>
       <w:r>
-        <w:t xml:space="preserve">used UMT to discover worldview among teachers I will investigate among a small group of students.</w:t>
+        <w:t xml:space="preserve">used UMT to discover worldview among teachers I will investigate among a small group of students. The Ultimate Meanings Technique is a form of structured interview, that allows for easily being recorded on paper while conducting it. By starting out with a general</w:t>
+      </w:r>
+      <w:r>
+        <w:t xml:space="preserve"> </w:t>
+      </w:r>
+      <w:r>
+        <w:t xml:space="preserve">“why”</w:t>
+      </w:r>
+      <w:r>
+        <w:t xml:space="preserve">-question, the interviewer notes the answer(s) and continues of questioning line until an</w:t>
+      </w:r>
+      <w:r>
+        <w:t xml:space="preserve"> </w:t>
+      </w:r>
+      <w:r>
+        <w:t xml:space="preserve">‘ultimate explainable meaning’</w:t>
+      </w:r>
+      <w:r>
+        <w:t xml:space="preserve"> </w:t>
+      </w:r>
+      <w:r>
+        <w:t xml:space="preserve">is reached. The answers to the questions can be structured hierarchically in a nodal structure, like a</w:t>
+      </w:r>
+      <w:r>
+        <w:t xml:space="preserve"> </w:t>
+      </w:r>
+      <w:r>
+        <w:t xml:space="preserve">“mind map”</w:t>
+      </w:r>
+      <w:r>
+        <w:t xml:space="preserve">, which in UMT terms is called the</w:t>
+      </w:r>
+      <w:r>
+        <w:t xml:space="preserve"> </w:t>
+      </w:r>
+      <w:r>
+        <w:rPr>
+          <w:i/>
+          <w:iCs/>
+        </w:rPr>
+        <w:t xml:space="preserve">meaning tree</w:t>
+      </w:r>
+      <w:r>
+        <w:t xml:space="preserve">.</w:t>
       </w:r>
     </w:p>
     <w:p>
@@ -783,6 +792,84 @@
         <w:pStyle w:val="BodyText"/>
       </w:pPr>
       <w:r>
+        <w:t xml:space="preserve">To analyse this the interviews will be analysed:</w:t>
+      </w:r>
+      <w:r>
+        <w:t xml:space="preserve"> </w:t>
+      </w:r>
+      <w:r>
+        <w:t xml:space="preserve">1. Structurally by looking at the structure of a meaning tree. In the structural analysis repetition, negative statements and categories are identified.</w:t>
+      </w:r>
+      <w:r>
+        <w:t xml:space="preserve"> </w:t>
+      </w:r>
+      <w:r>
+        <w:t xml:space="preserve">2. With content analysis that focuses on the way a subject is using both negative and positive language to display connectedness with people in the direct environment and society at large, concerning one with oneself at the cost of goal-directed activity, and self-restriction and what one does not allow oneself to do. To give an example to the question:</w:t>
+      </w:r>
+      <w:r>
+        <w:t xml:space="preserve"> </w:t>
+      </w:r>
+      <w:r>
+        <w:t xml:space="preserve">“Why do people go to school?”</w:t>
+      </w:r>
+      <w:r>
+        <w:t xml:space="preserve"> </w:t>
+      </w:r>
+      <w:r>
+        <w:t xml:space="preserve">-&gt;</w:t>
+      </w:r>
+      <w:r>
+        <w:t xml:space="preserve"> </w:t>
+      </w:r>
+      <w:r>
+        <w:t xml:space="preserve">“To</w:t>
+      </w:r>
+      <w:r>
+        <w:t xml:space="preserve"> </w:t>
+      </w:r>
+      <w:r>
+        <w:rPr>
+          <w:i/>
+          <w:iCs/>
+        </w:rPr>
+        <w:t xml:space="preserve">not</w:t>
+      </w:r>
+      <w:r>
+        <w:t xml:space="preserve"> </w:t>
+      </w:r>
+      <w:r>
+        <w:t xml:space="preserve">fall behind”</w:t>
+      </w:r>
+      <w:r>
+        <w:t xml:space="preserve">,</w:t>
+      </w:r>
+      <w:r>
+        <w:t xml:space="preserve"> </w:t>
+      </w:r>
+      <w:r>
+        <w:t xml:space="preserve">“To be able to find a job”</w:t>
+      </w:r>
+      <w:r>
+        <w:t xml:space="preserve">. Etc.</w:t>
+      </w:r>
+      <w:r>
+        <w:t xml:space="preserve"> </w:t>
+      </w:r>
+      <w:r>
+        <w:t xml:space="preserve">3. Phenomenologically to describe how the person projects worldview on things in the word to be, rather than how they are. By doing this finding more subjective meanings.</w:t>
+      </w:r>
+    </w:p>
+    <w:p>
+      <w:pPr>
+        <w:pStyle w:val="BodyText"/>
+      </w:pPr>
+      <w:r>
+        <w:t xml:space="preserve">The results of a UMT can then be used to discuss with students to further investigate if what they believe to give meaning and is important to them also corresponds to how they interact and adopt Agentic AI.</w:t>
+      </w:r>
+      <w:r>
+        <w:t xml:space="preserve"> </w:t>
+      </w:r>
+      <w:r>
         <w:rPr>
           <w:i/>
           <w:iCs/>
@@ -793,7 +880,7 @@
         <w:t xml:space="preserve"> </w:t>
       </w:r>
       <w:r>
-        <w:t xml:space="preserve">will be used as</w:t>
+        <w:t xml:space="preserve">can be used as</w:t>
       </w:r>
       <w:r>
         <w:t xml:space="preserve"> </w:t>
@@ -817,7 +904,7 @@
         <w:t xml:space="preserve"> </w:t>
       </w:r>
       <w:r>
-        <w:t xml:space="preserve">describe it to find common themes and topics in personal qualitative interview with students concerning these worldviews.</w:t>
+        <w:t xml:space="preserve">describe it to find common themes and topics in personal qualitative interview with students to concerning these worldviews and beliefs.</w:t>
       </w:r>
     </w:p>
     <w:p>
@@ -825,7 +912,7 @@
         <w:pStyle w:val="BodyText"/>
       </w:pPr>
       <w:r>
-        <w:t xml:space="preserve">After the initial analysis and recognized larger themes questions will be formulated to be able to use a more quantitative approach in the form of a survey.</w:t>
+        <w:t xml:space="preserve">After the initial analysis, when larger themes are recognized questions will be formulated to be able to use a more quantitative approach in the form of a survey.</w:t>
       </w:r>
     </w:p>
     <w:bookmarkEnd w:id="23"/>

--- a/_manuscript/proposal-2026-05-14.docx
+++ b/_manuscript/proposal-2026-05-14.docx
@@ -322,7 +322,16 @@
         <w:t xml:space="preserve">(Serpell and Esposito, n.d.)</w:t>
       </w:r>
       <w:r>
-        <w:t xml:space="preserve">. These tasks include goal-oriented behaviours and planning, but also reasoning and problem-solving. AAI seems to step into exactly these areas where students need to grow during there time at a higher education institute. Technology is never just neutral nor is it inherently good or bad</w:t>
+        <w:t xml:space="preserve">. These tasks include goal-oriented behaviours and planning, but also reasoning and problem-solving</w:t>
+      </w:r>
+      <w:r>
+        <w:t xml:space="preserve"> </w:t>
+      </w:r>
+      <w:r>
+        <w:t xml:space="preserve">(Diamond 2013)</w:t>
+      </w:r>
+      <w:r>
+        <w:t xml:space="preserve">. AAI seems to step into exactly these areas where students need to grow during there time at a higher education institute. Technology is never just neutral nor is it inherently good or bad</w:t>
       </w:r>
       <w:r>
         <w:t xml:space="preserve"> </w:t>
@@ -794,17 +803,29 @@
       <w:r>
         <w:t xml:space="preserve">To analyse this the interviews will be analysed:</w:t>
       </w:r>
-      <w:r>
-        <w:t xml:space="preserve"> </w:t>
-      </w:r>
-      <w:r>
-        <w:t xml:space="preserve">1. Structurally by looking at the structure of a meaning tree. In the structural analysis repetition, negative statements and categories are identified.</w:t>
-      </w:r>
-      <w:r>
-        <w:t xml:space="preserve"> </w:t>
-      </w:r>
-      <w:r>
-        <w:t xml:space="preserve">2. With content analysis that focuses on the way a subject is using both negative and positive language to display connectedness with people in the direct environment and society at large, concerning one with oneself at the cost of goal-directed activity, and self-restriction and what one does not allow oneself to do. To give an example to the question:</w:t>
+    </w:p>
+    <w:p>
+      <w:pPr>
+        <w:pStyle w:val="Compact"/>
+        <w:numPr>
+          <w:ilvl w:val="0"/>
+          <w:numId w:val="1002"/>
+        </w:numPr>
+      </w:pPr>
+      <w:r>
+        <w:t xml:space="preserve">Structurally by looking at the structure of a meaning tree. In the structural analysis repetition, negative statements and categories are identified.</w:t>
+      </w:r>
+    </w:p>
+    <w:p>
+      <w:pPr>
+        <w:pStyle w:val="Compact"/>
+        <w:numPr>
+          <w:ilvl w:val="0"/>
+          <w:numId w:val="1002"/>
+        </w:numPr>
+      </w:pPr>
+      <w:r>
+        <w:t xml:space="preserve">With content analysis that focuses on the way a subject is using both negative and positive language to display connectedness with people in the direct environment and society at large, concerning one with oneself at the cost of goal-directed activity, and self-restriction and what one does not allow oneself to do. To give an example to the question:</w:t>
       </w:r>
       <w:r>
         <w:t xml:space="preserve"> </w:t>
@@ -852,16 +873,22 @@
       <w:r>
         <w:t xml:space="preserve">. Etc.</w:t>
       </w:r>
-      <w:r>
-        <w:t xml:space="preserve"> </w:t>
-      </w:r>
-      <w:r>
-        <w:t xml:space="preserve">3. Phenomenologically to describe how the person projects worldview on things in the word to be, rather than how they are. By doing this finding more subjective meanings.</w:t>
-      </w:r>
-    </w:p>
-    <w:p>
-      <w:pPr>
-        <w:pStyle w:val="BodyText"/>
+    </w:p>
+    <w:p>
+      <w:pPr>
+        <w:pStyle w:val="Compact"/>
+        <w:numPr>
+          <w:ilvl w:val="0"/>
+          <w:numId w:val="1002"/>
+        </w:numPr>
+      </w:pPr>
+      <w:r>
+        <w:t xml:space="preserve">Phenomenologically to describe how the person projects worldview on things in the word to be, rather than how they are. By doing this finding more subjective meanings.</w:t>
+      </w:r>
+    </w:p>
+    <w:p>
+      <w:pPr>
+        <w:pStyle w:val="FirstParagraph"/>
       </w:pPr>
       <w:r>
         <w:t xml:space="preserve">The results of a UMT can then be used to discuss with students to further investigate if what they believe to give meaning and is important to them also corresponds to how they interact and adopt Agentic AI.</w:t>
@@ -1030,64 +1057,118 @@
       <w:r>
         <w:t xml:space="preserve">puts them forward:</w:t>
       </w:r>
-      <w:r>
-        <w:t xml:space="preserve"> </w:t>
-      </w:r>
-      <w:r>
-        <w:t xml:space="preserve">1. sketch out a future wheel that poses the emerging issue of Agentic AI in different ways:</w:t>
-      </w:r>
-      <w:r>
-        <w:t xml:space="preserve"> </w:t>
-      </w:r>
-      <w:r>
-        <w:t xml:space="preserve">1. as one that infringes upon student goal-orientation</w:t>
-      </w:r>
-      <w:r>
-        <w:t xml:space="preserve"> </w:t>
-      </w:r>
-      <w:r>
-        <w:t xml:space="preserve">2. as one that is compatible with student goal-orientation</w:t>
-      </w:r>
-      <w:r>
-        <w:t xml:space="preserve"> </w:t>
-      </w:r>
-      <w:r>
-        <w:t xml:space="preserve">3. as one where student goal-orientation are largely dependent on the use of AAI</w:t>
-      </w:r>
-      <w:r>
-        <w:t xml:space="preserve"> </w:t>
-      </w:r>
-      <w:r>
-        <w:t xml:space="preserve">2. With a group I will create a setting where we can map influences and interconnections</w:t>
-      </w:r>
-      <w:r>
-        <w:t xml:space="preserve"> </w:t>
-      </w:r>
-      <w:r>
-        <w:t xml:space="preserve">3. Probe more deeply to cover different aspects of student reality (e.g. how student life connects with family life, behaviour as consumer, social relations, as a citizen etc.)</w:t>
-      </w:r>
-      <w:r>
-        <w:t xml:space="preserve"> </w:t>
-      </w:r>
-      <w:r>
-        <w:t xml:space="preserve">4. characterize my scenario</w:t>
-      </w:r>
-      <w:r>
-        <w:t xml:space="preserve"> </w:t>
-      </w:r>
-      <w:r>
-        <w:t xml:space="preserve">5. build an emerging narrative</w:t>
-      </w:r>
-      <w:r>
-        <w:t xml:space="preserve"> </w:t>
-      </w:r>
-      <w:r>
-        <w:t xml:space="preserve">6. stretch the narrative</w:t>
-      </w:r>
-    </w:p>
-    <w:p>
-      <w:pPr>
-        <w:pStyle w:val="BodyText"/>
+    </w:p>
+    <w:p>
+      <w:pPr>
+        <w:pStyle w:val="Compact"/>
+        <w:numPr>
+          <w:ilvl w:val="0"/>
+          <w:numId w:val="1003"/>
+        </w:numPr>
+      </w:pPr>
+      <w:r>
+        <w:t xml:space="preserve">Sketch out a future wheel that poses the emerging issue of Agentic AI in different ways:</w:t>
+      </w:r>
+    </w:p>
+    <w:p>
+      <w:pPr>
+        <w:pStyle w:val="Compact"/>
+        <w:numPr>
+          <w:ilvl w:val="1"/>
+          <w:numId w:val="1004"/>
+        </w:numPr>
+      </w:pPr>
+      <w:r>
+        <w:t xml:space="preserve">as one that infringes upon student goal-orientation</w:t>
+      </w:r>
+    </w:p>
+    <w:p>
+      <w:pPr>
+        <w:pStyle w:val="Compact"/>
+        <w:numPr>
+          <w:ilvl w:val="1"/>
+          <w:numId w:val="1004"/>
+        </w:numPr>
+      </w:pPr>
+      <w:r>
+        <w:t xml:space="preserve">as one that is compatible with student goal-orientation</w:t>
+      </w:r>
+    </w:p>
+    <w:p>
+      <w:pPr>
+        <w:pStyle w:val="Compact"/>
+        <w:numPr>
+          <w:ilvl w:val="1"/>
+          <w:numId w:val="1004"/>
+        </w:numPr>
+      </w:pPr>
+      <w:r>
+        <w:t xml:space="preserve">as one where student goal-orientation are largely dependent on the use of AAI</w:t>
+      </w:r>
+    </w:p>
+    <w:p>
+      <w:pPr>
+        <w:pStyle w:val="Compact"/>
+        <w:numPr>
+          <w:ilvl w:val="0"/>
+          <w:numId w:val="1003"/>
+        </w:numPr>
+      </w:pPr>
+      <w:r>
+        <w:t xml:space="preserve">With a group I will create a setting where we can map influences and interconnections</w:t>
+      </w:r>
+    </w:p>
+    <w:p>
+      <w:pPr>
+        <w:pStyle w:val="Compact"/>
+        <w:numPr>
+          <w:ilvl w:val="0"/>
+          <w:numId w:val="1003"/>
+        </w:numPr>
+      </w:pPr>
+      <w:r>
+        <w:t xml:space="preserve">Probe more deeply to cover different aspects of student reality (e.g. how student life connects with family life, behaviour as consumer, social relations, as a citizen etc.)</w:t>
+      </w:r>
+    </w:p>
+    <w:p>
+      <w:pPr>
+        <w:pStyle w:val="Compact"/>
+        <w:numPr>
+          <w:ilvl w:val="0"/>
+          <w:numId w:val="1003"/>
+        </w:numPr>
+      </w:pPr>
+      <w:r>
+        <w:t xml:space="preserve">Characterize the scenario</w:t>
+      </w:r>
+    </w:p>
+    <w:p>
+      <w:pPr>
+        <w:pStyle w:val="Compact"/>
+        <w:numPr>
+          <w:ilvl w:val="0"/>
+          <w:numId w:val="1003"/>
+        </w:numPr>
+      </w:pPr>
+      <w:r>
+        <w:t xml:space="preserve">Build an emerging narrative</w:t>
+      </w:r>
+    </w:p>
+    <w:p>
+      <w:pPr>
+        <w:pStyle w:val="Compact"/>
+        <w:numPr>
+          <w:ilvl w:val="0"/>
+          <w:numId w:val="1003"/>
+        </w:numPr>
+      </w:pPr>
+      <w:r>
+        <w:t xml:space="preserve">Stretch the narrative</w:t>
+      </w:r>
+    </w:p>
+    <w:p>
+      <w:pPr>
+        <w:pStyle w:val="FirstParagraph"/>
       </w:pPr>
       <w:r>
         <w:t xml:space="preserve">The main goal is to creatively diverge and find a lot of different outcomes.</w:t>
@@ -1298,11 +1379,19 @@
         <w:pStyle w:val="BodyText"/>
       </w:pPr>
       <w:r>
+        <w:t xml:space="preserve">Second supervisor Dr. Herder is part of the ACM Technology Policy Council, so the findings of this research could dictate on a larger scale how policy can be shaped.</w:t>
+      </w:r>
+    </w:p>
+    <w:p>
+      <w:pPr>
+        <w:pStyle w:val="BodyText"/>
+      </w:pPr>
+      <w:r>
         <w:t xml:space="preserve">The impact for science will be increased by publishing the findings as separate papers and not a complete booklet at the end of the PhD-program. So findings can be used quickly.</w:t>
       </w:r>
     </w:p>
     <w:bookmarkEnd w:id="28"/>
-    <w:bookmarkStart w:id="77" w:name="references"/>
+    <w:bookmarkStart w:id="79" w:name="references"/>
     <w:p>
       <w:pPr>
         <w:pStyle w:val="Heading2"/>
@@ -1311,7 +1400,7 @@
         <w:t xml:space="preserve">References</w:t>
       </w:r>
     </w:p>
-    <w:bookmarkStart w:id="76" w:name="refs"/>
+    <w:bookmarkStart w:id="78" w:name="refs"/>
     <w:bookmarkStart w:id="30" w:name="ref-acharyaAgentic2025"/>
     <w:p>
       <w:pPr>
@@ -1648,12 +1737,67 @@
       </w:r>
     </w:p>
     <w:bookmarkEnd w:id="37"/>
-    <w:bookmarkStart w:id="39" w:name="Xda379dee5a89e1beac07a0fbad105be620f8655"/>
+    <w:bookmarkStart w:id="39" w:name="ref-diamondExecutiveFunctions2013"/>
     <w:p>
       <w:pPr>
         <w:pStyle w:val="Bibliography"/>
       </w:pPr>
       <w:r>
+        <w:t xml:space="preserve">Diamond, Adele. 2013.</w:t>
+      </w:r>
+      <w:r>
+        <w:t xml:space="preserve"> </w:t>
+      </w:r>
+      <w:r>
+        <w:t xml:space="preserve">“Executive</w:t>
+      </w:r>
+      <w:r>
+        <w:t xml:space="preserve"> </w:t>
+      </w:r>
+      <w:r>
+        <w:t xml:space="preserve">Functions</w:t>
+      </w:r>
+      <w:r>
+        <w:t xml:space="preserve">.”</w:t>
+      </w:r>
+      <w:r>
+        <w:t xml:space="preserve"> </w:t>
+      </w:r>
+      <w:r>
+        <w:rPr>
+          <w:i/>
+          <w:iCs/>
+        </w:rPr>
+        <w:t xml:space="preserve">Annual Review of Psychology</w:t>
+      </w:r>
+      <w:r>
+        <w:t xml:space="preserve"> </w:t>
+      </w:r>
+      <w:r>
+        <w:t xml:space="preserve">64 (1): 135–68.</w:t>
+      </w:r>
+      <w:r>
+        <w:t xml:space="preserve"> </w:t>
+      </w:r>
+      <w:hyperlink r:id="rId38">
+        <w:r>
+          <w:rPr>
+            <w:rStyle w:val="Hyperlink"/>
+          </w:rPr>
+          <w:t xml:space="preserve">https://doi.org/10.1146/annurev-psych-113011-143750</w:t>
+        </w:r>
+      </w:hyperlink>
+      <w:r>
+        <w:t xml:space="preserve">.</w:t>
+      </w:r>
+    </w:p>
+    <w:bookmarkEnd w:id="39"/>
+    <w:bookmarkStart w:id="41" w:name="Xda379dee5a89e1beac07a0fbad105be620f8655"/>
+    <w:p>
+      <w:pPr>
+        <w:pStyle w:val="Bibliography"/>
+      </w:pPr>
+      <w:r>
         <w:t xml:space="preserve">Ferrari, Joseph R., and Steven J. Scher. 2000.</w:t>
       </w:r>
       <w:r>
@@ -1693,7 +1837,7 @@
       <w:r>
         <w:t xml:space="preserve"> </w:t>
       </w:r>
-      <w:hyperlink r:id="rId38">
+      <w:hyperlink r:id="rId40">
         <w:r>
           <w:rPr>
             <w:rStyle w:val="Hyperlink"/>
@@ -1705,8 +1849,8 @@
         <w:t xml:space="preserve">.</w:t>
       </w:r>
     </w:p>
-    <w:bookmarkEnd w:id="39"/>
-    <w:bookmarkStart w:id="40" w:name="ref-Foucault1980TruthPower"/>
+    <w:bookmarkEnd w:id="41"/>
+    <w:bookmarkStart w:id="42" w:name="ref-Foucault1980TruthPower"/>
     <w:p>
       <w:pPr>
         <w:pStyle w:val="Bibliography"/>
@@ -1768,8 +1912,8 @@
         <w:t xml:space="preserve">, edited by Colin Gordon, 109–33. New York: Pantheon Books.</w:t>
       </w:r>
     </w:p>
-    <w:bookmarkEnd w:id="40"/>
-    <w:bookmarkStart w:id="42" w:name="ref-heyndelsTechnologyNeutrality2023"/>
+    <w:bookmarkEnd w:id="42"/>
+    <w:bookmarkStart w:id="44" w:name="ref-heyndelsTechnologyNeutrality2023"/>
     <w:p>
       <w:pPr>
         <w:pStyle w:val="Bibliography"/>
@@ -1811,7 +1955,7 @@
       <w:r>
         <w:t xml:space="preserve"> </w:t>
       </w:r>
-      <w:hyperlink r:id="rId41">
+      <w:hyperlink r:id="rId43">
         <w:r>
           <w:rPr>
             <w:rStyle w:val="Hyperlink"/>
@@ -1823,8 +1967,8 @@
         <w:t xml:space="preserve">.</w:t>
       </w:r>
     </w:p>
-    <w:bookmarkEnd w:id="42"/>
-    <w:bookmarkStart w:id="44" w:name="ref-kramerTeachersBeliefsComponent2019"/>
+    <w:bookmarkEnd w:id="44"/>
+    <w:bookmarkStart w:id="46" w:name="ref-kramerTeachersBeliefsComponent2019"/>
     <w:p>
       <w:pPr>
         <w:pStyle w:val="Bibliography"/>
@@ -1857,7 +2001,7 @@
       <w:r>
         <w:t xml:space="preserve"> </w:t>
       </w:r>
-      <w:hyperlink r:id="rId43">
+      <w:hyperlink r:id="rId45">
         <w:r>
           <w:rPr>
             <w:rStyle w:val="Hyperlink"/>
@@ -1869,8 +2013,8 @@
         <w:t xml:space="preserve">.</w:t>
       </w:r>
     </w:p>
-    <w:bookmarkEnd w:id="44"/>
-    <w:bookmarkStart w:id="46" w:name="ref-kumarGuidingStudentsUsing2024"/>
+    <w:bookmarkEnd w:id="46"/>
+    <w:bookmarkStart w:id="48" w:name="ref-kumarGuidingStudentsUsing2024"/>
     <w:p>
       <w:pPr>
         <w:pStyle w:val="Bibliography"/>
@@ -1984,7 +2128,7 @@
       <w:r>
         <w:t xml:space="preserve"> </w:t>
       </w:r>
-      <w:hyperlink r:id="rId45">
+      <w:hyperlink r:id="rId47">
         <w:r>
           <w:rPr>
             <w:rStyle w:val="Hyperlink"/>
@@ -1996,8 +2140,8 @@
         <w:t xml:space="preserve">.</w:t>
       </w:r>
     </w:p>
-    <w:bookmarkEnd w:id="46"/>
-    <w:bookmarkStart w:id="47" w:name="ref-bruno1994technical"/>
+    <w:bookmarkEnd w:id="48"/>
+    <w:bookmarkStart w:id="49" w:name="ref-bruno1994technical"/>
     <w:p>
       <w:pPr>
         <w:pStyle w:val="Bibliography"/>
@@ -2037,8 +2181,8 @@
         <w:t xml:space="preserve">3: 29–64.</w:t>
       </w:r>
     </w:p>
-    <w:bookmarkEnd w:id="47"/>
-    <w:bookmarkStart w:id="49" w:name="ref-leonardiHomoAgenticusAge2025"/>
+    <w:bookmarkEnd w:id="49"/>
+    <w:bookmarkStart w:id="51" w:name="ref-leonardiHomoAgenticusAge2025"/>
     <w:p>
       <w:pPr>
         <w:pStyle w:val="Bibliography"/>
@@ -2105,7 +2249,7 @@
       <w:r>
         <w:t xml:space="preserve"> </w:t>
       </w:r>
-      <w:hyperlink r:id="rId48">
+      <w:hyperlink r:id="rId50">
         <w:r>
           <w:rPr>
             <w:rStyle w:val="Hyperlink"/>
@@ -2117,8 +2261,8 @@
         <w:t xml:space="preserve">.</w:t>
       </w:r>
     </w:p>
-    <w:bookmarkEnd w:id="49"/>
-    <w:bookmarkStart w:id="51" w:name="Xd2e1d264de3dae2e319855926524655b4f73755"/>
+    <w:bookmarkEnd w:id="51"/>
+    <w:bookmarkStart w:id="53" w:name="Xd2e1d264de3dae2e319855926524655b4f73755"/>
     <w:p>
       <w:pPr>
         <w:pStyle w:val="Bibliography"/>
@@ -2172,7 +2316,7 @@
       <w:r>
         <w:t xml:space="preserve"> </w:t>
       </w:r>
-      <w:hyperlink r:id="rId50">
+      <w:hyperlink r:id="rId52">
         <w:r>
           <w:rPr>
             <w:rStyle w:val="Hyperlink"/>
@@ -2184,8 +2328,8 @@
         <w:t xml:space="preserve">.</w:t>
       </w:r>
     </w:p>
-    <w:bookmarkEnd w:id="51"/>
-    <w:bookmarkStart w:id="53" w:name="ref-mccormickBelievingEvidence2014"/>
+    <w:bookmarkEnd w:id="53"/>
+    <w:bookmarkStart w:id="55" w:name="ref-mccormickBelievingEvidence2014"/>
     <w:p>
       <w:pPr>
         <w:pStyle w:val="Bibliography"/>
@@ -2251,7 +2395,7 @@
       <w:r>
         <w:t xml:space="preserve"> </w:t>
       </w:r>
-      <w:hyperlink r:id="rId52">
+      <w:hyperlink r:id="rId54">
         <w:r>
           <w:rPr>
             <w:rStyle w:val="Hyperlink"/>
@@ -2263,8 +2407,8 @@
         <w:t xml:space="preserve">.</w:t>
       </w:r>
     </w:p>
-    <w:bookmarkEnd w:id="53"/>
-    <w:bookmarkStart w:id="55" w:name="X60a85a67de3eb9216356ef78d6046b41ae71f31"/>
+    <w:bookmarkEnd w:id="55"/>
+    <w:bookmarkStart w:id="57" w:name="X60a85a67de3eb9216356ef78d6046b41ae71f31"/>
     <w:p>
       <w:pPr>
         <w:pStyle w:val="Bibliography"/>
@@ -2353,7 +2497,7 @@
       <w:r>
         <w:t xml:space="preserve"> </w:t>
       </w:r>
-      <w:hyperlink r:id="rId54">
+      <w:hyperlink r:id="rId56">
         <w:r>
           <w:rPr>
             <w:rStyle w:val="Hyperlink"/>
@@ -2365,8 +2509,8 @@
         <w:t xml:space="preserve">.</w:t>
       </w:r>
     </w:p>
-    <w:bookmarkEnd w:id="55"/>
-    <w:bookmarkStart w:id="57" w:name="ref-morrowWhenTechnologiesMakes2014"/>
+    <w:bookmarkEnd w:id="57"/>
+    <w:bookmarkStart w:id="59" w:name="ref-morrowWhenTechnologiesMakes2014"/>
     <w:p>
       <w:pPr>
         <w:pStyle w:val="Bibliography"/>
@@ -2441,7 +2585,7 @@
       <w:r>
         <w:t xml:space="preserve"> </w:t>
       </w:r>
-      <w:hyperlink r:id="rId56">
+      <w:hyperlink r:id="rId58">
         <w:r>
           <w:rPr>
             <w:rStyle w:val="Hyperlink"/>
@@ -2453,8 +2597,8 @@
         <w:t xml:space="preserve">.</w:t>
       </w:r>
     </w:p>
-    <w:bookmarkEnd w:id="57"/>
-    <w:bookmarkStart w:id="59" w:name="ref-moutaWhereAgencyMoving2025"/>
+    <w:bookmarkEnd w:id="59"/>
+    <w:bookmarkStart w:id="61" w:name="ref-moutaWhereAgencyMoving2025"/>
     <w:p>
       <w:pPr>
         <w:pStyle w:val="Bibliography"/>
@@ -2571,7 +2715,7 @@
       <w:r>
         <w:t xml:space="preserve"> </w:t>
       </w:r>
-      <w:hyperlink r:id="rId58">
+      <w:hyperlink r:id="rId60">
         <w:r>
           <w:rPr>
             <w:rStyle w:val="Hyperlink"/>
@@ -2583,8 +2727,8 @@
         <w:t xml:space="preserve">.</w:t>
       </w:r>
     </w:p>
-    <w:bookmarkEnd w:id="59"/>
-    <w:bookmarkStart w:id="61" w:name="ref-naeemStepbyStepProcessThematic2023"/>
+    <w:bookmarkEnd w:id="61"/>
+    <w:bookmarkStart w:id="63" w:name="ref-naeemStepbyStepProcessThematic2023"/>
     <w:p>
       <w:pPr>
         <w:pStyle w:val="Bibliography"/>
@@ -2674,7 +2818,7 @@
       <w:r>
         <w:t xml:space="preserve"> </w:t>
       </w:r>
-      <w:hyperlink r:id="rId60">
+      <w:hyperlink r:id="rId62">
         <w:r>
           <w:rPr>
             <w:rStyle w:val="Hyperlink"/>
@@ -2686,8 +2830,8 @@
         <w:t xml:space="preserve">.</w:t>
       </w:r>
     </w:p>
-    <w:bookmarkEnd w:id="61"/>
-    <w:bookmarkStart w:id="63" w:name="ref-nesporRoleBeliefsPractice1987"/>
+    <w:bookmarkEnd w:id="63"/>
+    <w:bookmarkStart w:id="65" w:name="ref-nesporRoleBeliefsPractice1987"/>
     <w:p>
       <w:pPr>
         <w:pStyle w:val="Bibliography"/>
@@ -2720,7 +2864,7 @@
       <w:r>
         <w:t xml:space="preserve"> </w:t>
       </w:r>
-      <w:hyperlink r:id="rId62">
+      <w:hyperlink r:id="rId64">
         <w:r>
           <w:rPr>
             <w:rStyle w:val="Hyperlink"/>
@@ -2732,8 +2876,8 @@
         <w:t xml:space="preserve">.</w:t>
       </w:r>
     </w:p>
-    <w:bookmarkEnd w:id="63"/>
-    <w:bookmarkStart w:id="64" w:name="ref-pewFutureHuman2023"/>
+    <w:bookmarkEnd w:id="65"/>
+    <w:bookmarkStart w:id="66" w:name="ref-pewFutureHuman2023"/>
     <w:p>
       <w:pPr>
         <w:pStyle w:val="Bibliography"/>
@@ -2775,8 +2919,8 @@
         <w:t xml:space="preserve">February.</w:t>
       </w:r>
     </w:p>
-    <w:bookmarkEnd w:id="64"/>
-    <w:bookmarkStart w:id="65" w:name="ref-schultzManoaFutureNot2015"/>
+    <w:bookmarkEnd w:id="66"/>
+    <w:bookmarkStart w:id="67" w:name="ref-schultzManoaFutureNot2015"/>
     <w:p>
       <w:pPr>
         <w:pStyle w:val="Bibliography"/>
@@ -2816,8 +2960,8 @@
         <w:t xml:space="preserve">, April.</w:t>
       </w:r>
     </w:p>
-    <w:bookmarkEnd w:id="65"/>
-    <w:bookmarkStart w:id="66" w:name="ref-sen1990development"/>
+    <w:bookmarkEnd w:id="67"/>
+    <w:bookmarkStart w:id="68" w:name="ref-sen1990development"/>
     <w:p>
       <w:pPr>
         <w:pStyle w:val="Bibliography"/>
@@ -2848,8 +2992,8 @@
         <w:t xml:space="preserve">41 (58): 31–44.</w:t>
       </w:r>
     </w:p>
-    <w:bookmarkEnd w:id="66"/>
-    <w:bookmarkStart w:id="67" w:name="ref-serpellDevelopmentExecutiveFunctions"/>
+    <w:bookmarkEnd w:id="68"/>
+    <w:bookmarkStart w:id="69" w:name="ref-serpellDevelopmentExecutiveFunctions"/>
     <w:p>
       <w:pPr>
         <w:pStyle w:val="Bibliography"/>
@@ -2906,8 +3050,8 @@
         <w:t xml:space="preserve">.”</w:t>
       </w:r>
     </w:p>
-    <w:bookmarkEnd w:id="67"/>
-    <w:bookmarkStart w:id="69" w:name="ref-silvennoinenStudentsUsageGenAI2025"/>
+    <w:bookmarkEnd w:id="69"/>
+    <w:bookmarkStart w:id="71" w:name="ref-silvennoinenStudentsUsageGenAI2025"/>
     <w:p>
       <w:pPr>
         <w:pStyle w:val="Bibliography"/>
@@ -3138,7 +3282,7 @@
       <w:r>
         <w:t xml:space="preserve"> </w:t>
       </w:r>
-      <w:hyperlink r:id="rId68">
+      <w:hyperlink r:id="rId70">
         <w:r>
           <w:rPr>
             <w:rStyle w:val="Hyperlink"/>
@@ -3150,8 +3294,8 @@
         <w:t xml:space="preserve">.</w:t>
       </w:r>
     </w:p>
-    <w:bookmarkEnd w:id="69"/>
-    <w:bookmarkStart w:id="70" w:name="ref-skinnerGuideConstructsControl"/>
+    <w:bookmarkEnd w:id="71"/>
+    <w:bookmarkStart w:id="72" w:name="ref-skinnerGuideConstructsControl"/>
     <w:p>
       <w:pPr>
         <w:pStyle w:val="Bibliography"/>
@@ -3199,8 +3343,8 @@
         <w:t xml:space="preserve">.”</w:t>
       </w:r>
     </w:p>
-    <w:bookmarkEnd w:id="70"/>
-    <w:bookmarkStart w:id="71" w:name="ref-OpenClawPersonalAI"/>
+    <w:bookmarkEnd w:id="72"/>
+    <w:bookmarkStart w:id="73" w:name="ref-OpenClawPersonalAI"/>
     <w:p>
       <w:pPr>
         <w:pStyle w:val="Bibliography"/>
@@ -3239,8 +3383,8 @@
         <w:t xml:space="preserve">https://openclaw.ai/. Accessed June 5, 2026.</w:t>
       </w:r>
     </w:p>
-    <w:bookmarkEnd w:id="71"/>
-    <w:bookmarkStart w:id="73" w:name="ref-surianoStudentInteractionChatGPT2025"/>
+    <w:bookmarkEnd w:id="73"/>
+    <w:bookmarkStart w:id="75" w:name="ref-surianoStudentInteractionChatGPT2025"/>
     <w:p>
       <w:pPr>
         <w:pStyle w:val="Bibliography"/>
@@ -3285,7 +3429,7 @@
       <w:r>
         <w:t xml:space="preserve"> </w:t>
       </w:r>
-      <w:hyperlink r:id="rId72">
+      <w:hyperlink r:id="rId74">
         <w:r>
           <w:rPr>
             <w:rStyle w:val="Hyperlink"/>
@@ -3297,8 +3441,8 @@
         <w:t xml:space="preserve">.</w:t>
       </w:r>
     </w:p>
-    <w:bookmarkEnd w:id="73"/>
-    <w:bookmarkStart w:id="75" w:name="ref-tapalsenseofagencyscale2017"/>
+    <w:bookmarkEnd w:id="75"/>
+    <w:bookmarkStart w:id="77" w:name="ref-tapalsenseofagencyscale2017"/>
     <w:p>
       <w:pPr>
         <w:pStyle w:val="Bibliography"/>
@@ -3331,7 +3475,7 @@
       <w:r>
         <w:t xml:space="preserve"> </w:t>
       </w:r>
-      <w:hyperlink r:id="rId74">
+      <w:hyperlink r:id="rId76">
         <w:r>
           <w:rPr>
             <w:rStyle w:val="Hyperlink"/>
@@ -3343,9 +3487,9 @@
         <w:t xml:space="preserve">.</w:t>
       </w:r>
     </w:p>
-    <w:bookmarkEnd w:id="75"/>
-    <w:bookmarkEnd w:id="76"/>
     <w:bookmarkEnd w:id="77"/>
+    <w:bookmarkEnd w:id="78"/>
+    <w:bookmarkEnd w:id="79"/>
     <w:sectPr>
       <w:footnotePr>
         <w:numRestart w:val="eachSect"/>
@@ -3545,6 +3689,96 @@
     <w:abstractNumId w:val="990"/>
   </w:num>
   <w:num w:numId="1001">
+    <w:abstractNumId w:val="99411"/>
+    <w:lvlOverride w:ilvl="0">
+      <w:startOverride w:val="1"/>
+    </w:lvlOverride>
+    <w:lvlOverride w:ilvl="1">
+      <w:startOverride w:val="1"/>
+    </w:lvlOverride>
+    <w:lvlOverride w:ilvl="2">
+      <w:startOverride w:val="1"/>
+    </w:lvlOverride>
+    <w:lvlOverride w:ilvl="3">
+      <w:startOverride w:val="1"/>
+    </w:lvlOverride>
+    <w:lvlOverride w:ilvl="4">
+      <w:startOverride w:val="1"/>
+    </w:lvlOverride>
+    <w:lvlOverride w:ilvl="5">
+      <w:startOverride w:val="1"/>
+    </w:lvlOverride>
+    <w:lvlOverride w:ilvl="6">
+      <w:startOverride w:val="1"/>
+    </w:lvlOverride>
+    <w:lvlOverride w:ilvl="7">
+      <w:startOverride w:val="1"/>
+    </w:lvlOverride>
+    <w:lvlOverride w:ilvl="8">
+      <w:startOverride w:val="1"/>
+    </w:lvlOverride>
+  </w:num>
+  <w:num w:numId="1002">
+    <w:abstractNumId w:val="99411"/>
+    <w:lvlOverride w:ilvl="0">
+      <w:startOverride w:val="1"/>
+    </w:lvlOverride>
+    <w:lvlOverride w:ilvl="1">
+      <w:startOverride w:val="1"/>
+    </w:lvlOverride>
+    <w:lvlOverride w:ilvl="2">
+      <w:startOverride w:val="1"/>
+    </w:lvlOverride>
+    <w:lvlOverride w:ilvl="3">
+      <w:startOverride w:val="1"/>
+    </w:lvlOverride>
+    <w:lvlOverride w:ilvl="4">
+      <w:startOverride w:val="1"/>
+    </w:lvlOverride>
+    <w:lvlOverride w:ilvl="5">
+      <w:startOverride w:val="1"/>
+    </w:lvlOverride>
+    <w:lvlOverride w:ilvl="6">
+      <w:startOverride w:val="1"/>
+    </w:lvlOverride>
+    <w:lvlOverride w:ilvl="7">
+      <w:startOverride w:val="1"/>
+    </w:lvlOverride>
+    <w:lvlOverride w:ilvl="8">
+      <w:startOverride w:val="1"/>
+    </w:lvlOverride>
+  </w:num>
+  <w:num w:numId="1003">
+    <w:abstractNumId w:val="99411"/>
+    <w:lvlOverride w:ilvl="0">
+      <w:startOverride w:val="1"/>
+    </w:lvlOverride>
+    <w:lvlOverride w:ilvl="1">
+      <w:startOverride w:val="1"/>
+    </w:lvlOverride>
+    <w:lvlOverride w:ilvl="2">
+      <w:startOverride w:val="1"/>
+    </w:lvlOverride>
+    <w:lvlOverride w:ilvl="3">
+      <w:startOverride w:val="1"/>
+    </w:lvlOverride>
+    <w:lvlOverride w:ilvl="4">
+      <w:startOverride w:val="1"/>
+    </w:lvlOverride>
+    <w:lvlOverride w:ilvl="5">
+      <w:startOverride w:val="1"/>
+    </w:lvlOverride>
+    <w:lvlOverride w:ilvl="6">
+      <w:startOverride w:val="1"/>
+    </w:lvlOverride>
+    <w:lvlOverride w:ilvl="7">
+      <w:startOverride w:val="1"/>
+    </w:lvlOverride>
+    <w:lvlOverride w:ilvl="8">
+      <w:startOverride w:val="1"/>
+    </w:lvlOverride>
+  </w:num>
+  <w:num w:numId="1004">
     <w:abstractNumId w:val="99411"/>
     <w:lvlOverride w:ilvl="0">
       <w:startOverride w:val="1"/>

--- a/_manuscript/proposal-2026-05-14.docx
+++ b/_manuscript/proposal-2026-05-14.docx
@@ -8,6 +8,22 @@
       </w:pPr>
       <w:r>
         <w:t xml:space="preserve">Putting human agency at the forefront with Agentic AI</w:t>
+      </w:r>
+    </w:p>
+    <w:p>
+      <w:pPr>
+        <w:pStyle w:val="AbstractTitle"/>
+      </w:pPr>
+      <w:r>
+        <w:t xml:space="preserve">Abstract</w:t>
+      </w:r>
+    </w:p>
+    <w:p>
+      <w:pPr>
+        <w:pStyle w:val="Abstract"/>
+      </w:pPr>
+      <w:r>
+        <w:t xml:space="preserve">Agentic AI is a new form of AI which can seemingly act and think semi-autonomously, being able to perform tasks linked to executive functions such as planning, problem-solving and reasoning. These are also areas where we expect students to grow during their studies. This research seeks to uncover how values and beliefs of both students and their environment are changing and the way students encounter Agentic AI, by using the Ultimate Meanings Technique, and mixed-method techniques. To explore what this means for the future the Manoa Scenario technique will be used in focus groups.</w:t>
       </w:r>
     </w:p>
     <w:bookmarkStart w:id="20" w:name="introduction"/>
